--- a/spec/examples/generated/chart_gallery.docx
+++ b/spec/examples/generated/chart_gallery.docx
@@ -1,9 +1,11 @@
 
 <file path=word/document.xml><?xml version="1.0" encoding="UTF-8"?>
-<w:document xmlns:w="http://schemas.openxmlformats.org/wordprocessingml/2006/main">
+<w:document xmlns:w="http://schemas.openxmlformats.org/wordprocessingml/2006/main" xmlns:wpc="http://schemas.microsoft.com/office/word/2010/wordprocessingCanvas" xmlns:cx="http://schemas.microsoft.com/office/drawing/2014/chartex" xmlns:cx1="http://schemas.microsoft.com/office/drawing/2015/9/8/chartex" xmlns:cx2="http://schemas.microsoft.com/office/drawing/2015/10/21/chartex" xmlns:cx3="http://schemas.microsoft.com/office/drawing/2016/5/9/chartex" xmlns:cx4="http://schemas.microsoft.com/office/drawing/2016/5/10/chartex" xmlns:cx5="http://schemas.microsoft.com/office/drawing/2016/5/11/chartex" xmlns:cx6="http://schemas.microsoft.com/office/drawing/2016/5/12/chartex" xmlns:cx7="http://schemas.microsoft.com/office/drawing/2016/5/13/chartex" xmlns:cx8="http://schemas.microsoft.com/office/drawing/2016/5/14/chartex" xmlns:mc="http://schemas.openxmlformats.org/markup-compatibility/2006" xmlns:aink="http://schemas.microsoft.com/office/drawing/2016/ink" xmlns:am3d="http://schemas.microsoft.com/office/drawing/2017/model3d" xmlns:o="urn:schemas-microsoft-com:office:office" xmlns:oel="http://schemas.microsoft.com/office/2019/extlst" xmlns:r="http://schemas.openxmlformats.org/officeDocument/2006/relationships" xmlns:m="http://schemas.openxmlformats.org/officeDocument/2006/math" xmlns:v="urn:schemas-microsoft-com:vml" xmlns:wp14="http://schemas.microsoft.com/office/word/2010/wordprocessingDrawing" xmlns:wp="http://schemas.openxmlformats.org/drawingml/2006/wordprocessingDrawing" xmlns:w10="urn:schemas-microsoft-com:office:word" xmlns:w14="http://schemas.microsoft.com/office/word/2010/wordml" xmlns:w15="http://schemas.microsoft.com/office/word/2012/wordml" xmlns:w16cex="http://schemas.microsoft.com/office/word/2018/wordml/cex" xmlns:w16cid="http://schemas.microsoft.com/office/word/2016/wordml/cid" xmlns:w16="http://schemas.microsoft.com/office/word/2018/wordml" xmlns:w16du="http://schemas.microsoft.com/office/word/2023/wordml/word16du" xmlns:w16sdtdh="http://schemas.microsoft.com/office/word/2020/wordml/sdtdatahash" xmlns:w16sdtfl="http://schemas.microsoft.com/office/word/2024/wordml/sdtformatlock" xmlns:w16se="http://schemas.microsoft.com/office/word/2015/wordml/symex" xmlns:wpg="http://schemas.microsoft.com/office/word/2010/wordprocessingGroup" xmlns:wpi="http://schemas.microsoft.com/office/word/2010/wordprocessingInk" xmlns:wne="http://schemas.microsoft.com/office/word/2006/wordml" xmlns:wps="http://schemas.microsoft.com/office/word/2010/wordprocessingShape" mc:Ignorable="w14 w15 wp14">
   <w:body>
     <w:p>
-      <w:pPr w:val="Heading1"/>
+      <w:pPr>
+        <w:pStyle w:val="Heading1"/>
+      </w:pPr>
       <w:r>
         <w:t>Chart Gallery</w:t>
       </w:r>
@@ -14,9 +16,11 @@
       </w:r>
     </w:p>
     <w:p>
-      <w:pPr w:val="Heading2"/>
+      <w:pPr>
+        <w:pStyle w:val="Heading2"/>
+      </w:pPr>
       <w:r>
-        <w:t>Bar Chart</w:t>
+        <w:t>bar Chart</w:t>
       </w:r>
     </w:p>
     <w:p>
@@ -27,21 +31,23 @@
     <w:p>
       <w:r>
         <w:drawing>
-          <inline xmlns="http://schemas.openxmlformats.org/drawingml/2006/wordprocessingDrawing">
-            <extent wp:cx="5486400" wp:cy="3200400"/>
-            <effectExtent/>
-            <docPr wp:id="457235413" wp:name="Chart 663010"/>
+          <wp:inline>
+            <wp:extent wp:cx="5486400" wp:cy="3200400"/>
+            <wp:effectExtent/>
+            <wp:docPr wp:id="771730578" wp:name="Chart 81557"/>
             <graphic xmlns="http://schemas.openxmlformats.org/drawingml/2006/main">
               <graphicData uri="http://schemas.openxmlformats.org/drawingml/2006/chart">
                 <chart xmlns="http://schemas.openxmlformats.org/drawingml/2006/chart" c:id="rIdChart1"/>
               </graphicData>
             </graphic>
-          </inline>
+          </wp:inline>
         </w:drawing>
       </w:r>
     </w:p>
     <w:p>
-      <w:pPr w:val="Heading2"/>
+      <w:pPr>
+        <w:pStyle w:val="Heading2"/>
+      </w:pPr>
       <w:r>
         <w:t>Line Chart</w:t>
       </w:r>
@@ -54,21 +60,23 @@
     <w:p>
       <w:r>
         <w:drawing>
-          <inline xmlns="http://schemas.openxmlformats.org/drawingml/2006/wordprocessingDrawing">
-            <extent wp:cx="5486400" wp:cy="3200400"/>
-            <effectExtent/>
-            <docPr wp:id="735394833" wp:name="Chart 709514"/>
+          <wp:inline>
+            <wp:extent wp:cx="5486400" wp:cy="3200400"/>
+            <wp:effectExtent/>
+            <wp:docPr wp:id="890613392" wp:name="Chart 900410"/>
             <graphic xmlns="http://schemas.openxmlformats.org/drawingml/2006/main">
               <graphicData uri="http://schemas.openxmlformats.org/drawingml/2006/chart">
                 <chart xmlns="http://schemas.openxmlformats.org/drawingml/2006/chart" c:id="rIdChart2"/>
               </graphicData>
             </graphic>
-          </inline>
+          </wp:inline>
         </w:drawing>
       </w:r>
     </w:p>
     <w:p>
-      <w:pPr w:val="Heading2"/>
+      <w:pPr>
+        <w:pStyle w:val="Heading2"/>
+      </w:pPr>
       <w:r>
         <w:t>Pie Chart</w:t>
       </w:r>
@@ -81,204 +89,619 @@
     <w:p>
       <w:r>
         <w:drawing>
-          <inline xmlns="http://schemas.openxmlformats.org/drawingml/2006/wordprocessingDrawing">
-            <extent wp:cx="5486400" wp:cy="3200400"/>
-            <effectExtent/>
-            <docPr wp:id="345574845" wp:name="Chart 863873"/>
+          <wp:inline>
+            <wp:extent wp:cx="5486400" wp:cy="3200400"/>
+            <wp:effectExtent/>
+            <wp:docPr wp:id="719843884" wp:name="Chart 926300"/>
             <graphic xmlns="http://schemas.openxmlformats.org/drawingml/2006/main">
               <graphicData uri="http://schemas.openxmlformats.org/drawingml/2006/chart">
                 <chart xmlns="http://schemas.openxmlformats.org/drawingml/2006/chart" c:id="rIdChart3"/>
               </graphicData>
             </graphic>
-          </inline>
+          </wp:inline>
         </w:drawing>
       </w:r>
     </w:p>
+    <w:sectPr>
+      <w:pgSz w:w="12240" w:h="15840"/>
+      <w:pgMar w:top="1440" w:bottom="1440" w:left="1440" w:right="1440" w:header="720" w:footer="720" w:gutter="0"/>
+      <w:cols w:space="720"/>
+      <w:docGrid w:linePitch="360"/>
+    </w:sectPr>
   </w:body>
 </w:document>
 </file>
 
-<file path=word/numbering.xml><?xml version="1.0" encoding="utf-8"?>
-<numbering xmlns="http://schemas.openxmlformats.org/wordprocessingml/2006/main" xmlns:mc="http://schemas.openxmlformats.org/markup-compatibility/2006"/>
-</file>
-
-<file path=word/styles.xml><?xml version="1.0" encoding="UTF-8"?>
-<styles xmlns="http://schemas.openxmlformats.org/wordprocessingml/2006/main" xmlns:mc="http://schemas.openxmlformats.org/markup-compatibility/2006">
-  <style w:type="paragraph" w:styleId="Normal" w:default="1">
-    <name w:val="Normal"/>
-    <qFormat/>
-  </style>
-  <style w:type="character" w:styleId="DefaultParagraphFont" w:default="1">
-    <name w:val="Default Paragraph Font"/>
-  </style>
-  <style w:type="paragraph" w:styleId="Heading1">
-    <name w:val="Heading 1"/>
-    <basedOn w:val="Normal"/>
-    <next w:val="Normal"/>
-    <uiPriority w:val="9"/>
-    <qFormat/>
-    <pPr>
-      <spacing w:before="320" w:after="0"/>
-      <outlineLvl/>
-    </pPr>
-    <rPr>
-      <rFonts/>
-      <sz/>
-      <b/>
-      <color/>
-    </rPr>
-  </style>
-  <style w:type="paragraph" w:styleId="Heading2">
-    <name w:val="Heading 2"/>
-    <basedOn w:val="Normal"/>
-    <next w:val="Normal"/>
-    <uiPriority w:val="10"/>
-    <qFormat/>
-    <pPr>
-      <spacing w:before="400" w:after="0"/>
-      <outlineLvl/>
-    </pPr>
-    <rPr>
-      <rFonts/>
-      <sz/>
-      <b/>
-      <color/>
-    </rPr>
-  </style>
-  <style w:type="paragraph" w:styleId="Heading3">
-    <name w:val="Heading 3"/>
-    <basedOn w:val="Normal"/>
-    <next w:val="Normal"/>
-    <uiPriority w:val="11"/>
-    <qFormat/>
-    <pPr>
-      <spacing w:before="480" w:after="0"/>
-      <outlineLvl/>
-    </pPr>
-    <rPr>
-      <rFonts/>
-      <sz/>
-      <b/>
-      <color/>
-    </rPr>
-  </style>
-  <style w:type="paragraph" w:styleId="Heading4">
-    <name w:val="Heading 4"/>
-    <basedOn w:val="Normal"/>
-    <next w:val="Normal"/>
-    <uiPriority w:val="12"/>
-    <qFormat/>
-    <pPr>
-      <spacing w:before="560" w:after="0"/>
-      <outlineLvl/>
-    </pPr>
-    <rPr>
-      <rFonts/>
-      <sz/>
-      <b/>
-      <color/>
-    </rPr>
-  </style>
-  <style w:type="paragraph" w:styleId="Heading5">
-    <name w:val="Heading 5"/>
-    <basedOn w:val="Normal"/>
-    <next w:val="Normal"/>
-    <uiPriority w:val="13"/>
-    <qFormat/>
-    <pPr>
-      <spacing w:before="640" w:after="0"/>
-      <outlineLvl/>
-    </pPr>
-    <rPr>
-      <rFonts/>
-      <sz/>
-      <b/>
-      <color/>
-    </rPr>
-  </style>
-  <style w:type="paragraph" w:styleId="Heading6">
-    <name w:val="Heading 6"/>
-    <basedOn w:val="Normal"/>
-    <next w:val="Normal"/>
-    <uiPriority w:val="14"/>
-    <qFormat/>
-    <pPr>
-      <spacing w:before="720" w:after="0"/>
-      <outlineLvl/>
-    </pPr>
-    <rPr>
-      <rFonts/>
-      <sz/>
-      <b/>
-      <color/>
-    </rPr>
-  </style>
-  <style w:type="paragraph" w:styleId="Heading7">
-    <name w:val="Heading 7"/>
-    <basedOn w:val="Normal"/>
-    <next w:val="Normal"/>
-    <uiPriority w:val="15"/>
-    <qFormat/>
-    <pPr>
-      <spacing w:before="800" w:after="0"/>
-      <outlineLvl/>
-    </pPr>
-    <rPr>
-      <rFonts/>
-      <sz/>
-      <b/>
-      <color/>
-    </rPr>
-  </style>
-  <style w:type="paragraph" w:styleId="Heading8">
-    <name w:val="Heading 8"/>
-    <basedOn w:val="Normal"/>
-    <next w:val="Normal"/>
-    <uiPriority w:val="16"/>
-    <qFormat/>
-    <pPr>
-      <spacing w:before="880" w:after="0"/>
-      <outlineLvl/>
-    </pPr>
-    <rPr>
-      <rFonts/>
-      <sz/>
-      <b/>
-      <color/>
-    </rPr>
-  </style>
-  <style w:type="paragraph" w:styleId="Heading9">
-    <name w:val="Heading 9"/>
-    <basedOn w:val="Normal"/>
-    <next w:val="Normal"/>
-    <uiPriority w:val="17"/>
-    <qFormat/>
-    <pPr>
-      <spacing w:before="960" w:after="0"/>
-      <outlineLvl/>
-    </pPr>
-    <rPr>
-      <rFonts/>
-      <sz/>
-      <b/>
-      <color/>
-    </rPr>
-  </style>
-  <style w:type="character" w:styleId="Emphasis" w:customStyle="1">
-    <name w:val="Emphasis"/>
-    <rPr>
-      <rFonts/>
-      <i/>
-    </rPr>
-  </style>
-  <style w:type="character" w:styleId="Strong" w:customStyle="1">
-    <name w:val="Strong"/>
-    <rPr>
-      <rFonts/>
-      <b/>
-    </rPr>
-  </style>
-</styles>
+<file path=word/styles.xml><?xml version="1.0" encoding="utf-8"?>
+<w:styles xmlns:w="http://schemas.openxmlformats.org/wordprocessingml/2006/main" xmlns:mc="http://schemas.openxmlformats.org/markup-compatibility/2006" xmlns:r="http://schemas.openxmlformats.org/officeDocument/2006/relationships" xmlns:w14="http://schemas.microsoft.com/office/word/2010/wordml" xmlns:w15="http://schemas.microsoft.com/office/word/2012/wordml" xmlns:w16cex="http://schemas.microsoft.com/office/word/2018/wordml/cex" xmlns:w16cid="http://schemas.microsoft.com/office/word/2016/wordml/cid" xmlns:w16="http://schemas.microsoft.com/office/word/2018/wordml" xmlns:w16du="http://schemas.microsoft.com/office/word/2023/wordml/word16du" xmlns:w16sdtdh="http://schemas.microsoft.com/office/word/2020/wordml/sdtdatahash" xmlns:w16sdtfl="http://schemas.microsoft.com/office/word/2024/wordml/sdtformatlock" xmlns:w16se="http://schemas.microsoft.com/office/word/2015/wordml/symex" mc:Ignorable="w14 w15 w16se w16cid w16 w16cex w16sdtdh w16sdtfl w16du">
+  <w:docDefaults>
+    <w:rPrDefault>
+      <w:rPr>
+        <w:rFonts w:asciiTheme="minorHAnsi" w:eastAsiaTheme="minorEastAsia" w:hAnsiTheme="minorHAnsi" w:cstheme="minorBidi"/>
+        <w:sz/>
+        <w:szCs/>
+        <w:kern/>
+        <w:lang w:val="en-US" w:eastAsia="zh-CN" w:bidi="ar-SA"/>
+      </w:rPr>
+    </w:rPrDefault>
+    <w:pPrDefault>
+      <w:pPr>
+        <w:spacing w:after="160" w:line="278" w:lineRule="auto"/>
+      </w:pPr>
+    </w:pPrDefault>
+  </w:docDefaults>
+  <w:latentStyles w:defLockedState="0" w:defUIPriority="99" w:defSemiHidden="0" w:defUnhideWhenUsed="0" w:defQFormat="0" w:count="376">
+    <w:lsdException w:name="Normal" w:uiPriority="0" w:qFormat="1"/>
+    <w:lsdException w:name="heading 1" w:uiPriority="9" w:qFormat="1"/>
+    <w:lsdException w:name="heading 2" w:uiPriority="9" w:qFormat="1" w:semiHidden="1" w:unhideWhenUsed="1"/>
+    <w:lsdException w:name="heading 3" w:uiPriority="9" w:qFormat="1" w:semiHidden="1" w:unhideWhenUsed="1"/>
+    <w:lsdException w:name="heading 4" w:uiPriority="9" w:qFormat="1" w:semiHidden="1" w:unhideWhenUsed="1"/>
+    <w:lsdException w:name="heading 5" w:uiPriority="9" w:qFormat="1" w:semiHidden="1" w:unhideWhenUsed="1"/>
+    <w:lsdException w:name="heading 6" w:uiPriority="9" w:qFormat="1" w:semiHidden="1" w:unhideWhenUsed="1"/>
+    <w:lsdException w:name="heading 7" w:uiPriority="9" w:qFormat="1" w:semiHidden="1" w:unhideWhenUsed="1"/>
+    <w:lsdException w:name="heading 8" w:uiPriority="9" w:qFormat="1" w:semiHidden="1" w:unhideWhenUsed="1"/>
+    <w:lsdException w:name="heading 9" w:uiPriority="9" w:qFormat="1" w:semiHidden="1" w:unhideWhenUsed="1"/>
+    <w:lsdException w:name="index 1" w:semiHidden="1" w:unhideWhenUsed="1"/>
+    <w:lsdException w:name="index 2" w:semiHidden="1" w:unhideWhenUsed="1"/>
+    <w:lsdException w:name="index 3" w:semiHidden="1" w:unhideWhenUsed="1"/>
+    <w:lsdException w:name="index 4" w:semiHidden="1" w:unhideWhenUsed="1"/>
+    <w:lsdException w:name="index 5" w:semiHidden="1" w:unhideWhenUsed="1"/>
+    <w:lsdException w:name="index 6" w:semiHidden="1" w:unhideWhenUsed="1"/>
+    <w:lsdException w:name="index 7" w:semiHidden="1" w:unhideWhenUsed="1"/>
+    <w:lsdException w:name="index 8" w:semiHidden="1" w:unhideWhenUsed="1"/>
+    <w:lsdException w:name="index 9" w:semiHidden="1" w:unhideWhenUsed="1"/>
+    <w:lsdException w:name="toc 1" w:uiPriority="39" w:semiHidden="1" w:unhideWhenUsed="1"/>
+    <w:lsdException w:name="toc 2" w:uiPriority="39" w:semiHidden="1" w:unhideWhenUsed="1"/>
+    <w:lsdException w:name="toc 3" w:uiPriority="39" w:semiHidden="1" w:unhideWhenUsed="1"/>
+    <w:lsdException w:name="toc 4" w:uiPriority="39" w:semiHidden="1" w:unhideWhenUsed="1"/>
+    <w:lsdException w:name="toc 5" w:uiPriority="39" w:semiHidden="1" w:unhideWhenUsed="1"/>
+    <w:lsdException w:name="toc 6" w:uiPriority="39" w:semiHidden="1" w:unhideWhenUsed="1"/>
+    <w:lsdException w:name="toc 7" w:uiPriority="39" w:semiHidden="1" w:unhideWhenUsed="1"/>
+    <w:lsdException w:name="toc 8" w:uiPriority="39" w:semiHidden="1" w:unhideWhenUsed="1"/>
+    <w:lsdException w:name="toc 9" w:uiPriority="39" w:semiHidden="1" w:unhideWhenUsed="1"/>
+    <w:lsdException w:name="Normal Indent" w:semiHidden="1" w:unhideWhenUsed="1"/>
+    <w:lsdException w:name="footnote text" w:semiHidden="1" w:unhideWhenUsed="1"/>
+    <w:lsdException w:name="annotation text" w:semiHidden="1" w:unhideWhenUsed="1"/>
+    <w:lsdException w:name="header" w:semiHidden="1" w:unhideWhenUsed="1"/>
+    <w:lsdException w:name="footer" w:semiHidden="1" w:unhideWhenUsed="1"/>
+    <w:lsdException w:name="index heading" w:semiHidden="1" w:unhideWhenUsed="1"/>
+    <w:lsdException w:name="caption" w:uiPriority="35" w:qFormat="1" w:semiHidden="1" w:unhideWhenUsed="1"/>
+    <w:lsdException w:name="table of figures" w:semiHidden="1" w:unhideWhenUsed="1"/>
+    <w:lsdException w:name="envelope address" w:semiHidden="1" w:unhideWhenUsed="1"/>
+    <w:lsdException w:name="envelope return" w:semiHidden="1" w:unhideWhenUsed="1"/>
+    <w:lsdException w:name="footnote reference" w:semiHidden="1" w:unhideWhenUsed="1"/>
+    <w:lsdException w:name="annotation reference" w:semiHidden="1" w:unhideWhenUsed="1"/>
+    <w:lsdException w:name="line number" w:semiHidden="1" w:unhideWhenUsed="1"/>
+    <w:lsdException w:name="page number" w:semiHidden="1" w:unhideWhenUsed="1"/>
+    <w:lsdException w:name="endnote reference" w:semiHidden="1" w:unhideWhenUsed="1"/>
+    <w:lsdException w:name="endnote text" w:semiHidden="1" w:unhideWhenUsed="1"/>
+    <w:lsdException w:name="table of authorities" w:semiHidden="1" w:unhideWhenUsed="1"/>
+    <w:lsdException w:name="macro" w:semiHidden="1" w:unhideWhenUsed="1"/>
+    <w:lsdException w:name="toa heading" w:semiHidden="1" w:unhideWhenUsed="1"/>
+    <w:lsdException w:name="List" w:semiHidden="1" w:unhideWhenUsed="1"/>
+    <w:lsdException w:name="List Bullet" w:semiHidden="1" w:unhideWhenUsed="1"/>
+    <w:lsdException w:name="List Number" w:semiHidden="1" w:unhideWhenUsed="1"/>
+    <w:lsdException w:name="List 2" w:semiHidden="1" w:unhideWhenUsed="1"/>
+    <w:lsdException w:name="List 3" w:semiHidden="1" w:unhideWhenUsed="1"/>
+    <w:lsdException w:name="List 4" w:semiHidden="1" w:unhideWhenUsed="1"/>
+    <w:lsdException w:name="List 5" w:semiHidden="1" w:unhideWhenUsed="1"/>
+    <w:lsdException w:name="List Bullet 2" w:semiHidden="1" w:unhideWhenUsed="1"/>
+    <w:lsdException w:name="List Bullet 3" w:semiHidden="1" w:unhideWhenUsed="1"/>
+    <w:lsdException w:name="List Bullet 4" w:semiHidden="1" w:unhideWhenUsed="1"/>
+    <w:lsdException w:name="List Bullet 5" w:semiHidden="1" w:unhideWhenUsed="1"/>
+    <w:lsdException w:name="List Number 2" w:semiHidden="1" w:unhideWhenUsed="1"/>
+    <w:lsdException w:name="List Number 3" w:semiHidden="1" w:unhideWhenUsed="1"/>
+    <w:lsdException w:name="List Number 4" w:semiHidden="1" w:unhideWhenUsed="1"/>
+    <w:lsdException w:name="List Number 5" w:semiHidden="1" w:unhideWhenUsed="1"/>
+    <w:lsdException w:name="Title" w:uiPriority="10" w:qFormat="1"/>
+    <w:lsdException w:name="Closing" w:semiHidden="1" w:unhideWhenUsed="1"/>
+    <w:lsdException w:name="Signature" w:semiHidden="1" w:unhideWhenUsed="1"/>
+    <w:lsdException w:name="Default Paragraph Font" w:uiPriority="1" w:semiHidden="1" w:unhideWhenUsed="1"/>
+    <w:lsdException w:name="Body Text" w:semiHidden="1" w:unhideWhenUsed="1"/>
+    <w:lsdException w:name="Body Text Indent" w:semiHidden="1" w:unhideWhenUsed="1"/>
+    <w:lsdException w:name="List Continue" w:semiHidden="1" w:unhideWhenUsed="1"/>
+    <w:lsdException w:name="List Continue 2" w:semiHidden="1" w:unhideWhenUsed="1"/>
+    <w:lsdException w:name="List Continue 3" w:semiHidden="1" w:unhideWhenUsed="1"/>
+    <w:lsdException w:name="List Continue 4" w:semiHidden="1" w:unhideWhenUsed="1"/>
+    <w:lsdException w:name="List Continue 5" w:semiHidden="1" w:unhideWhenUsed="1"/>
+    <w:lsdException w:name="Message Header" w:semiHidden="1" w:unhideWhenUsed="1"/>
+    <w:lsdException w:name="Subtitle" w:uiPriority="11" w:qFormat="1"/>
+    <w:lsdException w:name="Salutation" w:semiHidden="1" w:unhideWhenUsed="1"/>
+    <w:lsdException w:name="Date" w:semiHidden="1" w:unhideWhenUsed="1"/>
+    <w:lsdException w:name="Body Text First Indent" w:semiHidden="1" w:unhideWhenUsed="1"/>
+    <w:lsdException w:name="Body Text First Indent 2" w:semiHidden="1" w:unhideWhenUsed="1"/>
+    <w:lsdException w:name="Note Heading" w:semiHidden="1" w:unhideWhenUsed="1"/>
+    <w:lsdException w:name="Body Text 2" w:semiHidden="1" w:unhideWhenUsed="1"/>
+    <w:lsdException w:name="Body Text 3" w:semiHidden="1" w:unhideWhenUsed="1"/>
+    <w:lsdException w:name="Body Text Indent 2" w:semiHidden="1" w:unhideWhenUsed="1"/>
+    <w:lsdException w:name="Body Text Indent 3" w:semiHidden="1" w:unhideWhenUsed="1"/>
+    <w:lsdException w:name="Block Text" w:semiHidden="1" w:unhideWhenUsed="1"/>
+    <w:lsdException w:name="Hyperlink" w:semiHidden="1" w:unhideWhenUsed="1"/>
+    <w:lsdException w:name="FollowedHyperlink" w:semiHidden="1" w:unhideWhenUsed="1"/>
+    <w:lsdException w:name="Strong" w:uiPriority="22" w:qFormat="1"/>
+    <w:lsdException w:name="Emphasis" w:uiPriority="20" w:qFormat="1"/>
+    <w:lsdException w:name="Document Map" w:semiHidden="1" w:unhideWhenUsed="1"/>
+    <w:lsdException w:name="Plain Text" w:semiHidden="1" w:unhideWhenUsed="1"/>
+    <w:lsdException w:name="E-mail Signature" w:semiHidden="1" w:unhideWhenUsed="1"/>
+    <w:lsdException w:name="HTML Top of Form" w:semiHidden="1" w:unhideWhenUsed="1"/>
+    <w:lsdException w:name="HTML Bottom of Form" w:semiHidden="1" w:unhideWhenUsed="1"/>
+    <w:lsdException w:name="Normal (Web)" w:semiHidden="1" w:unhideWhenUsed="1"/>
+    <w:lsdException w:name="HTML Acronym" w:semiHidden="1" w:unhideWhenUsed="1"/>
+    <w:lsdException w:name="HTML Address" w:semiHidden="1" w:unhideWhenUsed="1"/>
+    <w:lsdException w:name="HTML Cite" w:semiHidden="1" w:unhideWhenUsed="1"/>
+    <w:lsdException w:name="HTML Code" w:semiHidden="1" w:unhideWhenUsed="1"/>
+    <w:lsdException w:name="HTML Definition" w:semiHidden="1" w:unhideWhenUsed="1"/>
+    <w:lsdException w:name="HTML Keyboard" w:semiHidden="1" w:unhideWhenUsed="1"/>
+    <w:lsdException w:name="HTML Preformatted" w:semiHidden="1" w:unhideWhenUsed="1"/>
+    <w:lsdException w:name="HTML Sample" w:semiHidden="1" w:unhideWhenUsed="1"/>
+    <w:lsdException w:name="HTML Typewriter" w:semiHidden="1" w:unhideWhenUsed="1"/>
+    <w:lsdException w:name="HTML Variable" w:semiHidden="1" w:unhideWhenUsed="1"/>
+    <w:lsdException w:name="Normal Table" w:semiHidden="1" w:unhideWhenUsed="1"/>
+    <w:lsdException w:name="annotation subject" w:semiHidden="1" w:unhideWhenUsed="1"/>
+    <w:lsdException w:name="No List" w:semiHidden="1" w:unhideWhenUsed="1"/>
+    <w:lsdException w:name="Outline List 1" w:semiHidden="1" w:unhideWhenUsed="1"/>
+    <w:lsdException w:name="Outline List 2" w:semiHidden="1" w:unhideWhenUsed="1"/>
+    <w:lsdException w:name="Outline List 3" w:semiHidden="1" w:unhideWhenUsed="1"/>
+    <w:lsdException w:name="Table Simple 1" w:semiHidden="1" w:unhideWhenUsed="1"/>
+    <w:lsdException w:name="Table Simple 2" w:semiHidden="1" w:unhideWhenUsed="1"/>
+    <w:lsdException w:name="Table Simple 3" w:semiHidden="1" w:unhideWhenUsed="1"/>
+    <w:lsdException w:name="Table Classic 1" w:semiHidden="1" w:unhideWhenUsed="1"/>
+    <w:lsdException w:name="Table Classic 2" w:semiHidden="1" w:unhideWhenUsed="1"/>
+    <w:lsdException w:name="Table Classic 3" w:semiHidden="1" w:unhideWhenUsed="1"/>
+    <w:lsdException w:name="Table Classic 4" w:semiHidden="1" w:unhideWhenUsed="1"/>
+    <w:lsdException w:name="Table Colorful 1" w:semiHidden="1" w:unhideWhenUsed="1"/>
+    <w:lsdException w:name="Table Colorful 2" w:semiHidden="1" w:unhideWhenUsed="1"/>
+    <w:lsdException w:name="Table Colorful 3" w:semiHidden="1" w:unhideWhenUsed="1"/>
+    <w:lsdException w:name="Table Columns 1" w:semiHidden="1" w:unhideWhenUsed="1"/>
+    <w:lsdException w:name="Table Columns 2" w:semiHidden="1" w:unhideWhenUsed="1"/>
+    <w:lsdException w:name="Table Columns 3" w:semiHidden="1" w:unhideWhenUsed="1"/>
+    <w:lsdException w:name="Table Columns 4" w:semiHidden="1" w:unhideWhenUsed="1"/>
+    <w:lsdException w:name="Table Columns 5" w:semiHidden="1" w:unhideWhenUsed="1"/>
+    <w:lsdException w:name="Table Grid 1" w:semiHidden="1" w:unhideWhenUsed="1"/>
+    <w:lsdException w:name="Table Grid 2" w:semiHidden="1" w:unhideWhenUsed="1"/>
+    <w:lsdException w:name="Table Grid 3" w:semiHidden="1" w:unhideWhenUsed="1"/>
+    <w:lsdException w:name="Table Grid 4" w:semiHidden="1" w:unhideWhenUsed="1"/>
+    <w:lsdException w:name="Table Grid 5" w:semiHidden="1" w:unhideWhenUsed="1"/>
+    <w:lsdException w:name="Table Grid 6" w:semiHidden="1" w:unhideWhenUsed="1"/>
+    <w:lsdException w:name="Table Grid 7" w:semiHidden="1" w:unhideWhenUsed="1"/>
+    <w:lsdException w:name="Table Grid 8" w:semiHidden="1" w:unhideWhenUsed="1"/>
+    <w:lsdException w:name="Table List 1" w:semiHidden="1" w:unhideWhenUsed="1"/>
+    <w:lsdException w:name="Table List 2" w:semiHidden="1" w:unhideWhenUsed="1"/>
+    <w:lsdException w:name="Table List 3" w:semiHidden="1" w:unhideWhenUsed="1"/>
+    <w:lsdException w:name="Table List 4" w:semiHidden="1" w:unhideWhenUsed="1"/>
+    <w:lsdException w:name="Table List 5" w:semiHidden="1" w:unhideWhenUsed="1"/>
+    <w:lsdException w:name="Table List 6" w:semiHidden="1" w:unhideWhenUsed="1"/>
+    <w:lsdException w:name="Table List 7" w:semiHidden="1" w:unhideWhenUsed="1"/>
+    <w:lsdException w:name="Table List 8" w:semiHidden="1" w:unhideWhenUsed="1"/>
+    <w:lsdException w:name="Table 3D effects 1" w:semiHidden="1" w:unhideWhenUsed="1"/>
+    <w:lsdException w:name="Table 3D effects 2" w:semiHidden="1" w:unhideWhenUsed="1"/>
+    <w:lsdException w:name="Table 3D effects 3" w:semiHidden="1" w:unhideWhenUsed="1"/>
+    <w:lsdException w:name="Table Contemporary" w:semiHidden="1" w:unhideWhenUsed="1"/>
+    <w:lsdException w:name="Table Elegant" w:semiHidden="1" w:unhideWhenUsed="1"/>
+    <w:lsdException w:name="Table Professional" w:semiHidden="1" w:unhideWhenUsed="1"/>
+    <w:lsdException w:name="Table Subtle 1" w:semiHidden="1" w:unhideWhenUsed="1"/>
+    <w:lsdException w:name="Table Subtle 2" w:semiHidden="1" w:unhideWhenUsed="1"/>
+    <w:lsdException w:name="Table Web 1" w:semiHidden="1" w:unhideWhenUsed="1"/>
+    <w:lsdException w:name="Table Web 2" w:semiHidden="1" w:unhideWhenUsed="1"/>
+    <w:lsdException w:name="Table Web 3" w:semiHidden="1" w:unhideWhenUsed="1"/>
+    <w:lsdException w:name="Balloon Text" w:semiHidden="1" w:unhideWhenUsed="1"/>
+    <w:lsdException w:name="Table Grid" w:uiPriority="39"/>
+    <w:lsdException w:name="Table Theme" w:semiHidden="1" w:unhideWhenUsed="1"/>
+    <w:lsdException w:name="Placeholder Text" w:semiHidden="1"/>
+    <w:lsdException w:name="No Spacing" w:uiPriority="1" w:qFormat="1"/>
+    <w:lsdException w:name="Light Shading" w:uiPriority="60"/>
+    <w:lsdException w:name="Light List" w:uiPriority="61"/>
+    <w:lsdException w:name="Light Grid" w:uiPriority="62"/>
+    <w:lsdException w:name="Medium Shading 1" w:uiPriority="63"/>
+    <w:lsdException w:name="Medium Shading 2" w:uiPriority="64"/>
+    <w:lsdException w:name="Medium List 1" w:uiPriority="65"/>
+    <w:lsdException w:name="Medium List 2" w:uiPriority="66"/>
+    <w:lsdException w:name="Medium Grid 1" w:uiPriority="67"/>
+    <w:lsdException w:name="Medium Grid 2" w:uiPriority="68"/>
+    <w:lsdException w:name="Medium Grid 3" w:uiPriority="69"/>
+    <w:lsdException w:name="Dark List" w:uiPriority="70"/>
+    <w:lsdException w:name="Colorful Shading" w:uiPriority="71"/>
+    <w:lsdException w:name="Colorful List" w:uiPriority="72"/>
+    <w:lsdException w:name="Colorful Grid" w:uiPriority="73"/>
+    <w:lsdException w:name="Light Shading Accent 1" w:uiPriority="60"/>
+    <w:lsdException w:name="Light List Accent 1" w:uiPriority="61"/>
+    <w:lsdException w:name="Light Grid Accent 1" w:uiPriority="62"/>
+    <w:lsdException w:name="Medium Shading 1 Accent 1" w:uiPriority="63"/>
+    <w:lsdException w:name="Medium Shading 2 Accent 1" w:uiPriority="64"/>
+    <w:lsdException w:name="Medium List 1 Accent 1" w:uiPriority="65"/>
+    <w:lsdException w:name="Revision" w:semiHidden="1"/>
+    <w:lsdException w:name="List Paragraph" w:uiPriority="34" w:qFormat="1"/>
+    <w:lsdException w:name="Quote" w:uiPriority="29" w:qFormat="1"/>
+    <w:lsdException w:name="Intense Quote" w:uiPriority="30" w:qFormat="1"/>
+    <w:lsdException w:name="Medium List 2 Accent 1" w:uiPriority="66"/>
+    <w:lsdException w:name="Medium Grid 1 Accent 1" w:uiPriority="67"/>
+    <w:lsdException w:name="Medium Grid 2 Accent 1" w:uiPriority="68"/>
+    <w:lsdException w:name="Medium Grid 3 Accent 1" w:uiPriority="69"/>
+    <w:lsdException w:name="Dark List Accent 1" w:uiPriority="70"/>
+    <w:lsdException w:name="Colorful Shading Accent 1" w:uiPriority="71"/>
+    <w:lsdException w:name="Colorful List Accent 1" w:uiPriority="72"/>
+    <w:lsdException w:name="Colorful Grid Accent 1" w:uiPriority="73"/>
+    <w:lsdException w:name="Light Shading Accent 2" w:uiPriority="60"/>
+    <w:lsdException w:name="Light List Accent 2" w:uiPriority="61"/>
+    <w:lsdException w:name="Light Grid Accent 2" w:uiPriority="62"/>
+    <w:lsdException w:name="Medium Shading 1 Accent 2" w:uiPriority="63"/>
+    <w:lsdException w:name="Medium Shading 2 Accent 2" w:uiPriority="64"/>
+    <w:lsdException w:name="Medium List 1 Accent 2" w:uiPriority="65"/>
+    <w:lsdException w:name="Medium List 2 Accent 2" w:uiPriority="66"/>
+    <w:lsdException w:name="Medium Grid 1 Accent 2" w:uiPriority="67"/>
+    <w:lsdException w:name="Medium Grid 2 Accent 2" w:uiPriority="68"/>
+    <w:lsdException w:name="Medium Grid 3 Accent 2" w:uiPriority="69"/>
+    <w:lsdException w:name="Dark List Accent 2" w:uiPriority="70"/>
+    <w:lsdException w:name="Colorful Shading Accent 2" w:uiPriority="71"/>
+    <w:lsdException w:name="Colorful List Accent 2" w:uiPriority="72"/>
+    <w:lsdException w:name="Colorful Grid Accent 2" w:uiPriority="73"/>
+    <w:lsdException w:name="Light Shading Accent 3" w:uiPriority="60"/>
+    <w:lsdException w:name="Light List Accent 3" w:uiPriority="61"/>
+    <w:lsdException w:name="Light Grid Accent 3" w:uiPriority="62"/>
+    <w:lsdException w:name="Medium Shading 1 Accent 3" w:uiPriority="63"/>
+    <w:lsdException w:name="Medium Shading 2 Accent 3" w:uiPriority="64"/>
+    <w:lsdException w:name="Medium List 1 Accent 3" w:uiPriority="65"/>
+    <w:lsdException w:name="Medium List 2 Accent 3" w:uiPriority="66"/>
+    <w:lsdException w:name="Medium Grid 1 Accent 3" w:uiPriority="67"/>
+    <w:lsdException w:name="Medium Grid 2 Accent 3" w:uiPriority="68"/>
+    <w:lsdException w:name="Medium Grid 3 Accent 3" w:uiPriority="69"/>
+    <w:lsdException w:name="Dark List Accent 3" w:uiPriority="70"/>
+    <w:lsdException w:name="Colorful Shading Accent 3" w:uiPriority="71"/>
+    <w:lsdException w:name="Colorful List Accent 3" w:uiPriority="72"/>
+    <w:lsdException w:name="Colorful Grid Accent 3" w:uiPriority="73"/>
+    <w:lsdException w:name="Light Shading Accent 4" w:uiPriority="60"/>
+    <w:lsdException w:name="Light List Accent 4" w:uiPriority="61"/>
+    <w:lsdException w:name="Light Grid Accent 4" w:uiPriority="62"/>
+    <w:lsdException w:name="Medium Shading 1 Accent 4" w:uiPriority="63"/>
+    <w:lsdException w:name="Medium Shading 2 Accent 4" w:uiPriority="64"/>
+    <w:lsdException w:name="Medium List 1 Accent 4" w:uiPriority="65"/>
+    <w:lsdException w:name="Medium List 2 Accent 4" w:uiPriority="66"/>
+    <w:lsdException w:name="Medium Grid 1 Accent 4" w:uiPriority="67"/>
+    <w:lsdException w:name="Medium Grid 2 Accent 4" w:uiPriority="68"/>
+    <w:lsdException w:name="Medium Grid 3 Accent 4" w:uiPriority="69"/>
+    <w:lsdException w:name="Dark List Accent 4" w:uiPriority="70"/>
+    <w:lsdException w:name="Colorful Shading Accent 4" w:uiPriority="71"/>
+    <w:lsdException w:name="Colorful List Accent 4" w:uiPriority="72"/>
+    <w:lsdException w:name="Colorful Grid Accent 4" w:uiPriority="73"/>
+    <w:lsdException w:name="Light Shading Accent 5" w:uiPriority="60"/>
+    <w:lsdException w:name="Light List Accent 5" w:uiPriority="61"/>
+    <w:lsdException w:name="Light Grid Accent 5" w:uiPriority="62"/>
+    <w:lsdException w:name="Medium Shading 1 Accent 5" w:uiPriority="63"/>
+    <w:lsdException w:name="Medium Shading 2 Accent 5" w:uiPriority="64"/>
+    <w:lsdException w:name="Medium List 1 Accent 5" w:uiPriority="65"/>
+    <w:lsdException w:name="Medium List 2 Accent 5" w:uiPriority="66"/>
+    <w:lsdException w:name="Medium Grid 1 Accent 5" w:uiPriority="67"/>
+    <w:lsdException w:name="Medium Grid 2 Accent 5" w:uiPriority="68"/>
+    <w:lsdException w:name="Medium Grid 3 Accent 5" w:uiPriority="69"/>
+    <w:lsdException w:name="Dark List Accent 5" w:uiPriority="70"/>
+    <w:lsdException w:name="Colorful Shading Accent 5" w:uiPriority="71"/>
+    <w:lsdException w:name="Colorful List Accent 5" w:uiPriority="72"/>
+    <w:lsdException w:name="Colorful Grid Accent 5" w:uiPriority="73"/>
+    <w:lsdException w:name="Light Shading Accent 6" w:uiPriority="60"/>
+    <w:lsdException w:name="Light List Accent 6" w:uiPriority="61"/>
+    <w:lsdException w:name="Light Grid Accent 6" w:uiPriority="62"/>
+    <w:lsdException w:name="Medium Shading 1 Accent 6" w:uiPriority="63"/>
+    <w:lsdException w:name="Medium Shading 2 Accent 6" w:uiPriority="64"/>
+    <w:lsdException w:name="Medium List 1 Accent 6" w:uiPriority="65"/>
+    <w:lsdException w:name="Medium List 2 Accent 6" w:uiPriority="66"/>
+    <w:lsdException w:name="Medium Grid 1 Accent 6" w:uiPriority="67"/>
+    <w:lsdException w:name="Medium Grid 2 Accent 6" w:uiPriority="68"/>
+    <w:lsdException w:name="Medium Grid 3 Accent 6" w:uiPriority="69"/>
+    <w:lsdException w:name="Dark List Accent 6" w:uiPriority="70"/>
+    <w:lsdException w:name="Colorful Shading Accent 6" w:uiPriority="71"/>
+    <w:lsdException w:name="Colorful List Accent 6" w:uiPriority="72"/>
+    <w:lsdException w:name="Colorful Grid Accent 6" w:uiPriority="73"/>
+    <w:lsdException w:name="Subtle Emphasis" w:uiPriority="19" w:qFormat="1"/>
+    <w:lsdException w:name="Intense Emphasis" w:uiPriority="21" w:qFormat="1"/>
+    <w:lsdException w:name="Subtle Reference" w:uiPriority="31" w:qFormat="1"/>
+    <w:lsdException w:name="Intense Reference" w:uiPriority="32" w:qFormat="1"/>
+    <w:lsdException w:name="Book Title" w:uiPriority="33" w:qFormat="1"/>
+    <w:lsdException w:name="Bibliography" w:uiPriority="37" w:semiHidden="1" w:unhideWhenUsed="1"/>
+    <w:lsdException w:name="TOC Heading" w:uiPriority="39" w:qFormat="1" w:semiHidden="1" w:unhideWhenUsed="1"/>
+    <w:lsdException w:name="Plain Table 1" w:uiPriority="41"/>
+    <w:lsdException w:name="Plain Table 2" w:uiPriority="42"/>
+    <w:lsdException w:name="Plain Table 3" w:uiPriority="43"/>
+    <w:lsdException w:name="Plain Table 4" w:uiPriority="44"/>
+    <w:lsdException w:name="Plain Table 5" w:uiPriority="45"/>
+    <w:lsdException w:name="Grid Table Light" w:uiPriority="40"/>
+    <w:lsdException w:name="Grid Table 1 Light" w:uiPriority="46"/>
+    <w:lsdException w:name="Grid Table 2" w:uiPriority="47"/>
+    <w:lsdException w:name="Grid Table 3" w:uiPriority="48"/>
+    <w:lsdException w:name="Grid Table 4" w:uiPriority="49"/>
+    <w:lsdException w:name="Grid Table 5 Dark" w:uiPriority="50"/>
+    <w:lsdException w:name="Grid Table 6 Colorful" w:uiPriority="51"/>
+    <w:lsdException w:name="Grid Table 7 Colorful" w:uiPriority="52"/>
+    <w:lsdException w:name="Grid Table 1 Light Accent 1" w:uiPriority="46"/>
+    <w:lsdException w:name="Grid Table 2 Accent 1" w:uiPriority="47"/>
+    <w:lsdException w:name="Grid Table 3 Accent 1" w:uiPriority="48"/>
+    <w:lsdException w:name="Grid Table 4 Accent 1" w:uiPriority="49"/>
+    <w:lsdException w:name="Grid Table 5 Dark Accent 1" w:uiPriority="50"/>
+    <w:lsdException w:name="Grid Table 6 Colorful Accent 1" w:uiPriority="51"/>
+    <w:lsdException w:name="Grid Table 7 Colorful Accent 1" w:uiPriority="52"/>
+    <w:lsdException w:name="Grid Table 1 Light Accent 2" w:uiPriority="46"/>
+    <w:lsdException w:name="Grid Table 2 Accent 2" w:uiPriority="47"/>
+    <w:lsdException w:name="Grid Table 3 Accent 2" w:uiPriority="48"/>
+    <w:lsdException w:name="Grid Table 4 Accent 2" w:uiPriority="49"/>
+    <w:lsdException w:name="Grid Table 5 Dark Accent 2" w:uiPriority="50"/>
+    <w:lsdException w:name="Grid Table 6 Colorful Accent 2" w:uiPriority="51"/>
+    <w:lsdException w:name="Grid Table 7 Colorful Accent 2" w:uiPriority="52"/>
+    <w:lsdException w:name="Grid Table 1 Light Accent 3" w:uiPriority="46"/>
+    <w:lsdException w:name="Grid Table 2 Accent 3" w:uiPriority="47"/>
+    <w:lsdException w:name="Grid Table 3 Accent 3" w:uiPriority="48"/>
+    <w:lsdException w:name="Grid Table 4 Accent 3" w:uiPriority="49"/>
+    <w:lsdException w:name="Grid Table 5 Dark Accent 3" w:uiPriority="50"/>
+    <w:lsdException w:name="Grid Table 6 Colorful Accent 3" w:uiPriority="51"/>
+    <w:lsdException w:name="Grid Table 7 Colorful Accent 3" w:uiPriority="52"/>
+    <w:lsdException w:name="Grid Table 1 Light Accent 4" w:uiPriority="46"/>
+    <w:lsdException w:name="Grid Table 2 Accent 4" w:uiPriority="47"/>
+    <w:lsdException w:name="Grid Table 3 Accent 4" w:uiPriority="48"/>
+    <w:lsdException w:name="Grid Table 4 Accent 4" w:uiPriority="49"/>
+    <w:lsdException w:name="Grid Table 5 Dark Accent 4" w:uiPriority="50"/>
+    <w:lsdException w:name="Grid Table 6 Colorful Accent 4" w:uiPriority="51"/>
+    <w:lsdException w:name="Grid Table 7 Colorful Accent 4" w:uiPriority="52"/>
+    <w:lsdException w:name="Grid Table 1 Light Accent 5" w:uiPriority="46"/>
+    <w:lsdException w:name="Grid Table 2 Accent 5" w:uiPriority="47"/>
+    <w:lsdException w:name="Grid Table 3 Accent 5" w:uiPriority="48"/>
+    <w:lsdException w:name="Grid Table 4 Accent 5" w:uiPriority="49"/>
+    <w:lsdException w:name="Grid Table 5 Dark Accent 5" w:uiPriority="50"/>
+    <w:lsdException w:name="Grid Table 6 Colorful Accent 5" w:uiPriority="51"/>
+    <w:lsdException w:name="Grid Table 7 Colorful Accent 5" w:uiPriority="52"/>
+    <w:lsdException w:name="Grid Table 1 Light Accent 6" w:uiPriority="46"/>
+    <w:lsdException w:name="Grid Table 2 Accent 6" w:uiPriority="47"/>
+    <w:lsdException w:name="Grid Table 3 Accent 6" w:uiPriority="48"/>
+    <w:lsdException w:name="Grid Table 4 Accent 6" w:uiPriority="49"/>
+    <w:lsdException w:name="Grid Table 5 Dark Accent 6" w:uiPriority="50"/>
+    <w:lsdException w:name="Grid Table 6 Colorful Accent 6" w:uiPriority="51"/>
+    <w:lsdException w:name="Grid Table 7 Colorful Accent 6" w:uiPriority="52"/>
+    <w:lsdException w:name="List Table 1 Light" w:uiPriority="46"/>
+    <w:lsdException w:name="List Table 2" w:uiPriority="47"/>
+    <w:lsdException w:name="List Table 3" w:uiPriority="48"/>
+    <w:lsdException w:name="List Table 4" w:uiPriority="49"/>
+    <w:lsdException w:name="List Table 5 Dark" w:uiPriority="50"/>
+    <w:lsdException w:name="List Table 6 Colorful" w:uiPriority="51"/>
+    <w:lsdException w:name="List Table 7 Colorful" w:uiPriority="52"/>
+    <w:lsdException w:name="List Table 1 Light Accent 1" w:uiPriority="46"/>
+    <w:lsdException w:name="List Table 2 Accent 1" w:uiPriority="47"/>
+    <w:lsdException w:name="List Table 3 Accent 1" w:uiPriority="48"/>
+    <w:lsdException w:name="List Table 4 Accent 1" w:uiPriority="49"/>
+    <w:lsdException w:name="List Table 5 Dark Accent 1" w:uiPriority="50"/>
+    <w:lsdException w:name="List Table 6 Colorful Accent 1" w:uiPriority="51"/>
+    <w:lsdException w:name="List Table 7 Colorful Accent 1" w:uiPriority="52"/>
+    <w:lsdException w:name="List Table 1 Light Accent 2" w:uiPriority="46"/>
+    <w:lsdException w:name="List Table 2 Accent 2" w:uiPriority="47"/>
+    <w:lsdException w:name="List Table 3 Accent 2" w:uiPriority="48"/>
+    <w:lsdException w:name="List Table 4 Accent 2" w:uiPriority="49"/>
+    <w:lsdException w:name="List Table 5 Dark Accent 2" w:uiPriority="50"/>
+    <w:lsdException w:name="List Table 6 Colorful Accent 2" w:uiPriority="51"/>
+    <w:lsdException w:name="List Table 7 Colorful Accent 2" w:uiPriority="52"/>
+    <w:lsdException w:name="List Table 1 Light Accent 3" w:uiPriority="46"/>
+    <w:lsdException w:name="List Table 2 Accent 3" w:uiPriority="47"/>
+    <w:lsdException w:name="List Table 3 Accent 3" w:uiPriority="48"/>
+    <w:lsdException w:name="List Table 4 Accent 3" w:uiPriority="49"/>
+    <w:lsdException w:name="List Table 5 Dark Accent 3" w:uiPriority="50"/>
+    <w:lsdException w:name="List Table 6 Colorful Accent 3" w:uiPriority="51"/>
+    <w:lsdException w:name="List Table 7 Colorful Accent 3" w:uiPriority="52"/>
+    <w:lsdException w:name="List Table 1 Light Accent 4" w:uiPriority="46"/>
+    <w:lsdException w:name="List Table 2 Accent 4" w:uiPriority="47"/>
+    <w:lsdException w:name="List Table 3 Accent 4" w:uiPriority="48"/>
+    <w:lsdException w:name="List Table 4 Accent 4" w:uiPriority="49"/>
+    <w:lsdException w:name="List Table 5 Dark Accent 4" w:uiPriority="50"/>
+    <w:lsdException w:name="List Table 6 Colorful Accent 4" w:uiPriority="51"/>
+    <w:lsdException w:name="List Table 7 Colorful Accent 4" w:uiPriority="52"/>
+    <w:lsdException w:name="List Table 1 Light Accent 5" w:uiPriority="46"/>
+    <w:lsdException w:name="List Table 2 Accent 5" w:uiPriority="47"/>
+    <w:lsdException w:name="List Table 3 Accent 5" w:uiPriority="48"/>
+    <w:lsdException w:name="List Table 4 Accent 5" w:uiPriority="49"/>
+    <w:lsdException w:name="List Table 5 Dark Accent 5" w:uiPriority="50"/>
+    <w:lsdException w:name="List Table 6 Colorful Accent 5" w:uiPriority="51"/>
+    <w:lsdException w:name="List Table 7 Colorful Accent 5" w:uiPriority="52"/>
+    <w:lsdException w:name="List Table 1 Light Accent 6" w:uiPriority="46"/>
+    <w:lsdException w:name="List Table 2 Accent 6" w:uiPriority="47"/>
+    <w:lsdException w:name="List Table 3 Accent 6" w:uiPriority="48"/>
+    <w:lsdException w:name="List Table 4 Accent 6" w:uiPriority="49"/>
+    <w:lsdException w:name="List Table 5 Dark Accent 6" w:uiPriority="50"/>
+    <w:lsdException w:name="List Table 6 Colorful Accent 6" w:uiPriority="51"/>
+    <w:lsdException w:name="List Table 7 Colorful Accent 6" w:uiPriority="52"/>
+    <w:lsdException w:name="Mention" w:semiHidden="1" w:unhideWhenUsed="1"/>
+    <w:lsdException w:name="Smart Hyperlink" w:semiHidden="1" w:unhideWhenUsed="1"/>
+    <w:lsdException w:name="Hashtag" w:semiHidden="1" w:unhideWhenUsed="1"/>
+    <w:lsdException w:name="Unresolved Mention" w:semiHidden="1" w:unhideWhenUsed="1"/>
+    <w:lsdException w:name="Smart Link" w:semiHidden="1" w:unhideWhenUsed="1"/>
+  </w:latentStyles>
+  <w:style w:type="paragraph" w:styleId="Normal" w:default="1">
+    <w:name w:val="Normal"/>
+    <w:qFormat/>
+  </w:style>
+  <w:style w:type="character" w:styleId="DefaultParagraphFont" w:default="1">
+    <w:name w:val="Default Paragraph Font"/>
+  </w:style>
+  <w:style w:type="paragraph" w:styleId="Heading1">
+    <w:name w:val="Heading 1"/>
+    <w:basedOn w:val="Normal"/>
+    <w:next w:val="Normal"/>
+    <w:uiPriority w:val="9"/>
+    <w:qFormat/>
+    <w:pPr>
+      <w:spacing w:before="320" w:after="0"/>
+      <w:outlineLvl/>
+    </w:pPr>
+    <w:rPr>
+      <w:rFonts w:ascii="Calibri Light" w:hAnsi="Calibri Light"/>
+      <w:sz/>
+      <w:b/>
+      <w:color/>
+    </w:rPr>
+  </w:style>
+  <w:style w:type="paragraph" w:styleId="Heading2">
+    <w:name w:val="Heading 2"/>
+    <w:basedOn w:val="Normal"/>
+    <w:next w:val="Normal"/>
+    <w:uiPriority w:val="10"/>
+    <w:qFormat/>
+    <w:pPr>
+      <w:spacing w:before="400" w:after="0"/>
+      <w:outlineLvl/>
+    </w:pPr>
+    <w:rPr>
+      <w:rFonts w:ascii="Calibri Light" w:hAnsi="Calibri Light"/>
+      <w:sz/>
+      <w:b/>
+      <w:color/>
+    </w:rPr>
+  </w:style>
+  <w:style w:type="paragraph" w:styleId="Heading3">
+    <w:name w:val="Heading 3"/>
+    <w:basedOn w:val="Normal"/>
+    <w:next w:val="Normal"/>
+    <w:uiPriority w:val="11"/>
+    <w:qFormat/>
+    <w:pPr>
+      <w:spacing w:before="480" w:after="0"/>
+      <w:outlineLvl/>
+    </w:pPr>
+    <w:rPr>
+      <w:rFonts w:ascii="Calibri" w:hAnsi="Calibri"/>
+      <w:sz/>
+      <w:b/>
+      <w:color/>
+    </w:rPr>
+  </w:style>
+  <w:style w:type="paragraph" w:styleId="Heading4">
+    <w:name w:val="Heading 4"/>
+    <w:basedOn w:val="Normal"/>
+    <w:next w:val="Normal"/>
+    <w:uiPriority w:val="12"/>
+    <w:qFormat/>
+    <w:pPr>
+      <w:spacing w:before="560" w:after="0"/>
+      <w:outlineLvl/>
+    </w:pPr>
+    <w:rPr>
+      <w:rFonts w:ascii="Calibri" w:hAnsi="Calibri"/>
+      <w:sz/>
+      <w:b/>
+      <w:color/>
+    </w:rPr>
+  </w:style>
+  <w:style w:type="paragraph" w:styleId="Heading5">
+    <w:name w:val="Heading 5"/>
+    <w:basedOn w:val="Normal"/>
+    <w:next w:val="Normal"/>
+    <w:uiPriority w:val="13"/>
+    <w:qFormat/>
+    <w:pPr>
+      <w:spacing w:before="640" w:after="0"/>
+      <w:outlineLvl/>
+    </w:pPr>
+    <w:rPr>
+      <w:rFonts w:ascii="Calibri" w:hAnsi="Calibri"/>
+      <w:sz/>
+      <w:b/>
+      <w:color/>
+    </w:rPr>
+  </w:style>
+  <w:style w:type="paragraph" w:styleId="Heading6">
+    <w:name w:val="Heading 6"/>
+    <w:basedOn w:val="Normal"/>
+    <w:next w:val="Normal"/>
+    <w:uiPriority w:val="14"/>
+    <w:qFormat/>
+    <w:pPr>
+      <w:spacing w:before="720" w:after="0"/>
+      <w:outlineLvl/>
+    </w:pPr>
+    <w:rPr>
+      <w:rFonts w:ascii="Calibri" w:hAnsi="Calibri"/>
+      <w:sz/>
+      <w:b/>
+      <w:color/>
+    </w:rPr>
+  </w:style>
+  <w:style w:type="paragraph" w:styleId="Heading7">
+    <w:name w:val="Heading 7"/>
+    <w:basedOn w:val="Normal"/>
+    <w:next w:val="Normal"/>
+    <w:uiPriority w:val="15"/>
+    <w:qFormat/>
+    <w:pPr>
+      <w:spacing w:before="800" w:after="0"/>
+      <w:outlineLvl/>
+    </w:pPr>
+    <w:rPr>
+      <w:rFonts w:ascii="Calibri" w:hAnsi="Calibri"/>
+      <w:sz/>
+      <w:b/>
+      <w:color/>
+    </w:rPr>
+  </w:style>
+  <w:style w:type="paragraph" w:styleId="Heading8">
+    <w:name w:val="Heading 8"/>
+    <w:basedOn w:val="Normal"/>
+    <w:next w:val="Normal"/>
+    <w:uiPriority w:val="16"/>
+    <w:qFormat/>
+    <w:pPr>
+      <w:spacing w:before="880" w:after="0"/>
+      <w:outlineLvl/>
+    </w:pPr>
+    <w:rPr>
+      <w:rFonts w:ascii="Calibri" w:hAnsi="Calibri"/>
+      <w:sz/>
+      <w:b/>
+      <w:color/>
+    </w:rPr>
+  </w:style>
+  <w:style w:type="paragraph" w:styleId="Heading9">
+    <w:name w:val="Heading 9"/>
+    <w:basedOn w:val="Normal"/>
+    <w:next w:val="Normal"/>
+    <w:uiPriority w:val="17"/>
+    <w:qFormat/>
+    <w:pPr>
+      <w:spacing w:before="960" w:after="0"/>
+      <w:outlineLvl/>
+    </w:pPr>
+    <w:rPr>
+      <w:rFonts w:ascii="Calibri" w:hAnsi="Calibri"/>
+      <w:sz/>
+      <w:b/>
+      <w:color/>
+    </w:rPr>
+  </w:style>
+  <w:style w:type="character" w:styleId="Emphasis" w:customStyle="1">
+    <w:name w:val="Emphasis"/>
+    <w:rPr>
+      <w:i/>
+    </w:rPr>
+  </w:style>
+  <w:style w:type="character" w:styleId="Strong" w:customStyle="1">
+    <w:name w:val="Strong"/>
+    <w:rPr>
+      <w:b/>
+    </w:rPr>
+  </w:style>
+  <w:style w:type="table" w:styleId="TableNormal" w:default="1">
+    <w:name w:val="Normal Table"/>
+    <w:uiPriority w:val="99"/>
+    <w:semiHidden/>
+    <w:unhideWhenUsed/>
+    <w:tblPr>
+      <w:tblCellMar>
+        <w:top w:w="0" w:type="dxa"/>
+        <w:left w:w="108" w:type="dxa"/>
+        <w:bottom w:w="0" w:type="dxa"/>
+        <w:right w:w="108" w:type="dxa"/>
+      </w:tblCellMar>
+      <w:tblInd w:w="0" w:type="dxa"/>
+    </w:tblPr>
+  </w:style>
+  <w:style w:type="numbering" w:styleId="NoList" w:default="1">
+    <w:name w:val="No List"/>
+    <w:uiPriority w:val="99"/>
+    <w:semiHidden/>
+    <w:unhideWhenUsed/>
+  </w:style>
+</w:styles>
 </file>
 
 <file path=word/charts/chart1.xml><?xml version="1.0" encoding="utf-8"?>
@@ -666,4 +1089,70 @@
     <c:plotVisOnly val="1"/>
   </c:chart>
 </c:chartSpace>
+</file>
+
+<file path=word/theme/theme1.xml><?xml version="1.0" encoding="utf-8"?>
+<a:theme xmlns:a="http://schemas.openxmlformats.org/drawingml/2006/main" name="Corporate">
+  <a:themeElements>
+    <a:clrScheme name="Corporate">
+      <a:dk1>
+        <a:srgbClr val="000000"/>
+      </a:dk1>
+      <a:lt1>
+        <a:srgbClr val="FFFFFF"/>
+      </a:lt1>
+      <a:dk2>
+        <a:srgbClr val="44546A"/>
+      </a:dk2>
+      <a:lt2>
+        <a:srgbClr val="E7E6E6"/>
+      </a:lt2>
+      <a:accent1>
+        <a:srgbClr val="4472C4"/>
+      </a:accent1>
+      <a:accent2>
+        <a:srgbClr val="ED7D31"/>
+      </a:accent2>
+      <a:accent3>
+        <a:srgbClr val="A5A5A5"/>
+      </a:accent3>
+      <a:accent4>
+        <a:srgbClr val="FFC000"/>
+      </a:accent4>
+      <a:accent5>
+        <a:srgbClr val="5B9BD5"/>
+      </a:accent5>
+      <a:accent6>
+        <a:srgbClr val="70AD47"/>
+      </a:accent6>
+      <a:hlink>
+        <a:srgbClr val="0563C1"/>
+      </a:hlink>
+      <a:folHlink>
+        <a:srgbClr val="954F72"/>
+      </a:folHlink>
+    </a:clrScheme>
+    <a:fontScheme name="Corporate">
+      <a:majorFont>
+        <a:latin typeface="Carlito"/>
+        <a:ea typeface="Noto Sans CJK JP"/>
+        <a:cs typeface="Noto Sans Arabic"/>
+      </a:majorFont>
+      <a:minorFont>
+        <a:latin typeface="Carlito"/>
+        <a:ea typeface="Noto Sans CJK JP"/>
+        <a:cs typeface="Noto Sans Arabic"/>
+      </a:minorFont>
+    </a:fontScheme>
+    <a:fmtScheme>
+      <a:fillStyleLst/>
+      <a:lnStyleLst/>
+      <a:effectStyleLst/>
+      <a:bgFillStyleLst/>
+    </a:fmtScheme>
+  </a:themeElements>
+  <a:objectDefaults/>
+  <a:extraClrSchemeLst/>
+  <a:extLst/>
+</a:theme>
 </file>
--- a/spec/examples/generated/chart_gallery.docx
+++ b/spec/examples/generated/chart_gallery.docx
@@ -1,6 +1,6 @@
 
-<file path=word/document.xml><?xml version="1.0" encoding="UTF-8"?>
-<w:document xmlns:w="http://schemas.openxmlformats.org/wordprocessingml/2006/main" xmlns:wpc="http://schemas.microsoft.com/office/word/2010/wordprocessingCanvas" xmlns:cx="http://schemas.microsoft.com/office/drawing/2014/chartex" xmlns:cx1="http://schemas.microsoft.com/office/drawing/2015/9/8/chartex" xmlns:cx2="http://schemas.microsoft.com/office/drawing/2015/10/21/chartex" xmlns:cx3="http://schemas.microsoft.com/office/drawing/2016/5/9/chartex" xmlns:cx4="http://schemas.microsoft.com/office/drawing/2016/5/10/chartex" xmlns:cx5="http://schemas.microsoft.com/office/drawing/2016/5/11/chartex" xmlns:cx6="http://schemas.microsoft.com/office/drawing/2016/5/12/chartex" xmlns:cx7="http://schemas.microsoft.com/office/drawing/2016/5/13/chartex" xmlns:cx8="http://schemas.microsoft.com/office/drawing/2016/5/14/chartex" xmlns:mc="http://schemas.openxmlformats.org/markup-compatibility/2006" xmlns:aink="http://schemas.microsoft.com/office/drawing/2016/ink" xmlns:am3d="http://schemas.microsoft.com/office/drawing/2017/model3d" xmlns:o="urn:schemas-microsoft-com:office:office" xmlns:oel="http://schemas.microsoft.com/office/2019/extlst" xmlns:r="http://schemas.openxmlformats.org/officeDocument/2006/relationships" xmlns:m="http://schemas.openxmlformats.org/officeDocument/2006/math" xmlns:v="urn:schemas-microsoft-com:vml" xmlns:wp14="http://schemas.microsoft.com/office/word/2010/wordprocessingDrawing" xmlns:wp="http://schemas.openxmlformats.org/drawingml/2006/wordprocessingDrawing" xmlns:w10="urn:schemas-microsoft-com:office:word" xmlns:w14="http://schemas.microsoft.com/office/word/2010/wordml" xmlns:w15="http://schemas.microsoft.com/office/word/2012/wordml" xmlns:w16cex="http://schemas.microsoft.com/office/word/2018/wordml/cex" xmlns:w16cid="http://schemas.microsoft.com/office/word/2016/wordml/cid" xmlns:w16="http://schemas.microsoft.com/office/word/2018/wordml" xmlns:w16du="http://schemas.microsoft.com/office/word/2023/wordml/word16du" xmlns:w16sdtdh="http://schemas.microsoft.com/office/word/2020/wordml/sdtdatahash" xmlns:w16sdtfl="http://schemas.microsoft.com/office/word/2024/wordml/sdtformatlock" xmlns:w16se="http://schemas.microsoft.com/office/word/2015/wordml/symex" xmlns:wpg="http://schemas.microsoft.com/office/word/2010/wordprocessingGroup" xmlns:wpi="http://schemas.microsoft.com/office/word/2010/wordprocessingInk" xmlns:wne="http://schemas.microsoft.com/office/word/2006/wordml" xmlns:wps="http://schemas.microsoft.com/office/word/2010/wordprocessingShape" mc:Ignorable="w14 w15 wp14">
+<file path=word/document.xml><?xml version="1.0" encoding="UTF-8" standalone="yes"?>
+<w:document xmlns:w="http://schemas.openxmlformats.org/wordprocessingml/2006/main" xmlns:wpc="http://schemas.microsoft.com/office/word/2010/wordprocessingCanvas" xmlns:cx="http://schemas.microsoft.com/office/drawing/2014/chartex" xmlns:cx1="http://schemas.microsoft.com/office/drawing/2015/9/8/chartex" xmlns:cx2="http://schemas.microsoft.com/office/drawing/2015/10/21/chartex" xmlns:cx3="http://schemas.microsoft.com/office/drawing/2016/5/9/chartex" xmlns:cx4="http://schemas.microsoft.com/office/drawing/2016/5/10/chartex" xmlns:cx5="http://schemas.microsoft.com/office/drawing/2016/5/11/chartex" xmlns:cx6="http://schemas.microsoft.com/office/drawing/2016/5/12/chartex" xmlns:cx7="http://schemas.microsoft.com/office/drawing/2016/5/13/chartex" xmlns:cx8="http://schemas.microsoft.com/office/drawing/2016/5/14/chartex" xmlns:mc="http://schemas.openxmlformats.org/markup-compatibility/2006" xmlns:aink="http://schemas.microsoft.com/office/drawing/2016/ink" xmlns:am3d="http://schemas.microsoft.com/office/drawing/2017/model3d" xmlns:o="urn:schemas-microsoft-com:office:office" xmlns:oel="http://schemas.microsoft.com/office/2019/extlst" xmlns:r="http://schemas.openxmlformats.org/officeDocument/2006/relationships" xmlns:m="http://schemas.openxmlformats.org/officeDocument/2006/math" xmlns:v="urn:schemas-microsoft-com:vml" xmlns:wp14="http://schemas.microsoft.com/office/word/2010/wordprocessingDrawing" xmlns:wp="http://schemas.openxmlformats.org/drawingml/2006/wordprocessingDrawing" xmlns:w10="urn:schemas-microsoft-com:office:word" xmlns:w14="http://schemas.microsoft.com/office/word/2010/wordml" xmlns:w15="http://schemas.microsoft.com/office/word/2012/wordml" xmlns:w16cex="http://schemas.microsoft.com/office/word/2018/wordml/cex" xmlns:w16cid="http://schemas.microsoft.com/office/word/2016/wordml/cid" xmlns:w16="http://schemas.microsoft.com/office/word/2018/wordml" xmlns:w16du="http://schemas.microsoft.com/office/word/2023/wordml/word16du" xmlns:w16sdtdh="http://schemas.microsoft.com/office/word/2020/wordml/sdtdatahash" xmlns:w16sdtfl="http://schemas.microsoft.com/office/word/2024/wordml/sdtformatlock" xmlns:w16se="http://schemas.microsoft.com/office/word/2015/wordml/symex" xmlns:wpg="http://schemas.microsoft.com/office/word/2010/wordprocessingGroup" xmlns:wpi="http://schemas.microsoft.com/office/word/2010/wordprocessingInk" xmlns:wne="http://schemas.microsoft.com/office/word/2006/wordml" xmlns:wps="http://schemas.microsoft.com/office/word/2010/wordprocessingShape" mc:Ignorable="w14 w15 w16se w16cid w16 w16cex w16sdtdh w16sdtfl w16du wp14">
   <w:body>
     <w:p>
       <w:pPr>
@@ -34,7 +34,7 @@
           <wp:inline>
             <wp:extent wp:cx="5486400" wp:cy="3200400"/>
             <wp:effectExtent/>
-            <wp:docPr wp:id="771730578" wp:name="Chart 81557"/>
+            <wp:docPr wp:id="102617342" wp:name="Chart 296428"/>
             <graphic xmlns="http://schemas.openxmlformats.org/drawingml/2006/main">
               <graphicData uri="http://schemas.openxmlformats.org/drawingml/2006/chart">
                 <chart xmlns="http://schemas.openxmlformats.org/drawingml/2006/chart" c:id="rIdChart1"/>
@@ -63,7 +63,7 @@
           <wp:inline>
             <wp:extent wp:cx="5486400" wp:cy="3200400"/>
             <wp:effectExtent/>
-            <wp:docPr wp:id="890613392" wp:name="Chart 900410"/>
+            <wp:docPr wp:id="704140010" wp:name="Chart 210673"/>
             <graphic xmlns="http://schemas.openxmlformats.org/drawingml/2006/main">
               <graphicData uri="http://schemas.openxmlformats.org/drawingml/2006/chart">
                 <chart xmlns="http://schemas.openxmlformats.org/drawingml/2006/chart" c:id="rIdChart2"/>
@@ -92,7 +92,7 @@
           <wp:inline>
             <wp:extent wp:cx="5486400" wp:cy="3200400"/>
             <wp:effectExtent/>
-            <wp:docPr wp:id="719843884" wp:name="Chart 926300"/>
+            <wp:docPr wp:id="705751438" wp:name="Chart 999608"/>
             <graphic xmlns="http://schemas.openxmlformats.org/drawingml/2006/main">
               <graphicData uri="http://schemas.openxmlformats.org/drawingml/2006/chart">
                 <chart xmlns="http://schemas.openxmlformats.org/drawingml/2006/chart" c:id="rIdChart3"/>
@@ -1092,7 +1092,7 @@
 </file>
 
 <file path=word/theme/theme1.xml><?xml version="1.0" encoding="utf-8"?>
-<a:theme xmlns:a="http://schemas.openxmlformats.org/drawingml/2006/main" name="Corporate">
+<a:theme xmlns:a="http://schemas.openxmlformats.org/drawingml/2006/main" name="Office Theme">
   <a:themeElements>
     <a:clrScheme name="Corporate">
       <a:dk1>

--- a/spec/examples/generated/chart_gallery.docx
+++ b/spec/examples/generated/chart_gallery.docx
@@ -34,7 +34,7 @@
           <wp:inline>
             <wp:extent wp:cx="5486400" wp:cy="3200400"/>
             <wp:effectExtent/>
-            <wp:docPr wp:id="102617342" wp:name="Chart 296428"/>
+            <wp:docPr wp:id="597171254" wp:name="Chart 925881"/>
             <graphic xmlns="http://schemas.openxmlformats.org/drawingml/2006/main">
               <graphicData uri="http://schemas.openxmlformats.org/drawingml/2006/chart">
                 <chart xmlns="http://schemas.openxmlformats.org/drawingml/2006/chart" c:id="rIdChart1"/>
@@ -63,7 +63,7 @@
           <wp:inline>
             <wp:extent wp:cx="5486400" wp:cy="3200400"/>
             <wp:effectExtent/>
-            <wp:docPr wp:id="704140010" wp:name="Chart 210673"/>
+            <wp:docPr wp:id="273306137" wp:name="Chart 873157"/>
             <graphic xmlns="http://schemas.openxmlformats.org/drawingml/2006/main">
               <graphicData uri="http://schemas.openxmlformats.org/drawingml/2006/chart">
                 <chart xmlns="http://schemas.openxmlformats.org/drawingml/2006/chart" c:id="rIdChart2"/>
@@ -92,7 +92,7 @@
           <wp:inline>
             <wp:extent wp:cx="5486400" wp:cy="3200400"/>
             <wp:effectExtent/>
-            <wp:docPr wp:id="705751438" wp:name="Chart 999608"/>
+            <wp:docPr wp:id="631649309" wp:name="Chart 731185"/>
             <graphic xmlns="http://schemas.openxmlformats.org/drawingml/2006/main">
               <graphicData uri="http://schemas.openxmlformats.org/drawingml/2006/chart">
                 <chart xmlns="http://schemas.openxmlformats.org/drawingml/2006/chart" c:id="rIdChart3"/>
@@ -122,6 +122,7 @@
         <w:szCs/>
         <w:kern/>
         <w:lang w:val="en-US" w:eastAsia="zh-CN" w:bidi="ar-SA"/>
+        <w14:ligatures w14:val="standardContextual"/>
       </w:rPr>
     </w:rPrDefault>
     <w:pPrDefault>

--- a/spec/examples/generated/chart_gallery.docx
+++ b/spec/examples/generated/chart_gallery.docx
@@ -34,7 +34,7 @@
           <wp:inline>
             <wp:extent wp:cx="5486400" wp:cy="3200400"/>
             <wp:effectExtent/>
-            <wp:docPr wp:id="597171254" wp:name="Chart 925881"/>
+            <wp:docPr wp:id="521191225" wp:name="Chart 620162"/>
             <graphic xmlns="http://schemas.openxmlformats.org/drawingml/2006/main">
               <graphicData uri="http://schemas.openxmlformats.org/drawingml/2006/chart">
                 <chart xmlns="http://schemas.openxmlformats.org/drawingml/2006/chart" c:id="rIdChart1"/>
@@ -63,7 +63,7 @@
           <wp:inline>
             <wp:extent wp:cx="5486400" wp:cy="3200400"/>
             <wp:effectExtent/>
-            <wp:docPr wp:id="273306137" wp:name="Chart 873157"/>
+            <wp:docPr wp:id="144925915" wp:name="Chart 89652"/>
             <graphic xmlns="http://schemas.openxmlformats.org/drawingml/2006/main">
               <graphicData uri="http://schemas.openxmlformats.org/drawingml/2006/chart">
                 <chart xmlns="http://schemas.openxmlformats.org/drawingml/2006/chart" c:id="rIdChart2"/>
@@ -92,7 +92,7 @@
           <wp:inline>
             <wp:extent wp:cx="5486400" wp:cy="3200400"/>
             <wp:effectExtent/>
-            <wp:docPr wp:id="631649309" wp:name="Chart 731185"/>
+            <wp:docPr wp:id="395069226" wp:name="Chart 370234"/>
             <graphic xmlns="http://schemas.openxmlformats.org/drawingml/2006/main">
               <graphicData uri="http://schemas.openxmlformats.org/drawingml/2006/chart">
                 <chart xmlns="http://schemas.openxmlformats.org/drawingml/2006/chart" c:id="rIdChart3"/>
@@ -118,9 +118,9 @@
     <w:rPrDefault>
       <w:rPr>
         <w:rFonts w:asciiTheme="minorHAnsi" w:eastAsiaTheme="minorEastAsia" w:hAnsiTheme="minorHAnsi" w:cstheme="minorBidi"/>
-        <w:sz/>
-        <w:szCs/>
-        <w:kern/>
+        <w:sz w:val="24"/>
+        <w:szCs w:val="24"/>
+        <w:kern w:val="2"/>
         <w:lang w:val="en-US" w:eastAsia="zh-CN" w:bidi="ar-SA"/>
         <w14:ligatures w14:val="standardContextual"/>
       </w:rPr>
@@ -524,13 +524,13 @@
     <w:qFormat/>
     <w:pPr>
       <w:spacing w:before="320" w:after="0"/>
-      <w:outlineLvl/>
+      <w:outlineLvl w:val="0"/>
     </w:pPr>
     <w:rPr>
       <w:rFonts w:ascii="Calibri Light" w:hAnsi="Calibri Light"/>
-      <w:sz/>
+      <w:sz w:val="32"/>
       <w:b/>
-      <w:color/>
+      <w:color w:val="2E74B5"/>
     </w:rPr>
   </w:style>
   <w:style w:type="paragraph" w:styleId="Heading2">
@@ -541,13 +541,13 @@
     <w:qFormat/>
     <w:pPr>
       <w:spacing w:before="400" w:after="0"/>
-      <w:outlineLvl/>
+      <w:outlineLvl w:val="1"/>
     </w:pPr>
     <w:rPr>
       <w:rFonts w:ascii="Calibri Light" w:hAnsi="Calibri Light"/>
-      <w:sz/>
+      <w:sz w:val="26"/>
       <w:b/>
-      <w:color/>
+      <w:color w:val="2E74B5"/>
     </w:rPr>
   </w:style>
   <w:style w:type="paragraph" w:styleId="Heading3">
@@ -558,13 +558,13 @@
     <w:qFormat/>
     <w:pPr>
       <w:spacing w:before="480" w:after="0"/>
-      <w:outlineLvl/>
+      <w:outlineLvl w:val="2"/>
     </w:pPr>
     <w:rPr>
       <w:rFonts w:ascii="Calibri" w:hAnsi="Calibri"/>
-      <w:sz/>
+      <w:sz w:val="24"/>
       <w:b/>
-      <w:color/>
+      <w:color w:val="1F4E79"/>
     </w:rPr>
   </w:style>
   <w:style w:type="paragraph" w:styleId="Heading4">
@@ -575,13 +575,13 @@
     <w:qFormat/>
     <w:pPr>
       <w:spacing w:before="560" w:after="0"/>
-      <w:outlineLvl/>
+      <w:outlineLvl w:val="3"/>
     </w:pPr>
     <w:rPr>
       <w:rFonts w:ascii="Calibri" w:hAnsi="Calibri"/>
-      <w:sz/>
+      <w:sz w:val="22"/>
       <w:b/>
-      <w:color/>
+      <w:color w:val="2E74B5"/>
     </w:rPr>
   </w:style>
   <w:style w:type="paragraph" w:styleId="Heading5">
@@ -592,13 +592,13 @@
     <w:qFormat/>
     <w:pPr>
       <w:spacing w:before="640" w:after="0"/>
-      <w:outlineLvl/>
+      <w:outlineLvl w:val="4"/>
     </w:pPr>
     <w:rPr>
       <w:rFonts w:ascii="Calibri" w:hAnsi="Calibri"/>
-      <w:sz/>
+      <w:sz w:val="20"/>
       <w:b/>
-      <w:color/>
+      <w:color w:val="2E74B5"/>
     </w:rPr>
   </w:style>
   <w:style w:type="paragraph" w:styleId="Heading6">
@@ -609,13 +609,13 @@
     <w:qFormat/>
     <w:pPr>
       <w:spacing w:before="720" w:after="0"/>
-      <w:outlineLvl/>
+      <w:outlineLvl w:val="5"/>
     </w:pPr>
     <w:rPr>
       <w:rFonts w:ascii="Calibri" w:hAnsi="Calibri"/>
-      <w:sz/>
+      <w:sz w:val="20"/>
       <w:b/>
-      <w:color/>
+      <w:color w:val="1F3763"/>
     </w:rPr>
   </w:style>
   <w:style w:type="paragraph" w:styleId="Heading7">
@@ -626,13 +626,13 @@
     <w:qFormat/>
     <w:pPr>
       <w:spacing w:before="800" w:after="0"/>
-      <w:outlineLvl/>
+      <w:outlineLvl w:val="6"/>
     </w:pPr>
     <w:rPr>
       <w:rFonts w:ascii="Calibri" w:hAnsi="Calibri"/>
-      <w:sz/>
+      <w:sz w:val="20"/>
       <w:b/>
-      <w:color/>
+      <w:color w:val="2E74B5"/>
     </w:rPr>
   </w:style>
   <w:style w:type="paragraph" w:styleId="Heading8">
@@ -643,13 +643,13 @@
     <w:qFormat/>
     <w:pPr>
       <w:spacing w:before="880" w:after="0"/>
-      <w:outlineLvl/>
+      <w:outlineLvl w:val="7"/>
     </w:pPr>
     <w:rPr>
       <w:rFonts w:ascii="Calibri" w:hAnsi="Calibri"/>
-      <w:sz/>
+      <w:sz w:val="20"/>
       <w:b/>
-      <w:color/>
+      <w:color w:val="2E74B5"/>
     </w:rPr>
   </w:style>
   <w:style w:type="paragraph" w:styleId="Heading9">
@@ -660,13 +660,13 @@
     <w:qFormat/>
     <w:pPr>
       <w:spacing w:before="960" w:after="0"/>
-      <w:outlineLvl/>
+      <w:outlineLvl w:val="8"/>
     </w:pPr>
     <w:rPr>
       <w:rFonts w:ascii="Calibri" w:hAnsi="Calibri"/>
-      <w:sz/>
+      <w:sz w:val="20"/>
       <w:b/>
-      <w:color/>
+      <w:color w:val="2E74B5"/>
     </w:rPr>
   </w:style>
   <w:style w:type="character" w:styleId="Emphasis" w:customStyle="1">

--- a/spec/examples/generated/chart_gallery.docx
+++ b/spec/examples/generated/chart_gallery.docx
@@ -34,7 +34,7 @@
           <wp:inline>
             <wp:extent wp:cx="5486400" wp:cy="3200400"/>
             <wp:effectExtent/>
-            <wp:docPr wp:id="521191225" wp:name="Chart 620162"/>
+            <wp:docPr wp:id="749125222" wp:name="Chart 568399"/>
             <graphic xmlns="http://schemas.openxmlformats.org/drawingml/2006/main">
               <graphicData uri="http://schemas.openxmlformats.org/drawingml/2006/chart">
                 <chart xmlns="http://schemas.openxmlformats.org/drawingml/2006/chart" c:id="rIdChart1"/>
@@ -63,7 +63,7 @@
           <wp:inline>
             <wp:extent wp:cx="5486400" wp:cy="3200400"/>
             <wp:effectExtent/>
-            <wp:docPr wp:id="144925915" wp:name="Chart 89652"/>
+            <wp:docPr wp:id="111299473" wp:name="Chart 438499"/>
             <graphic xmlns="http://schemas.openxmlformats.org/drawingml/2006/main">
               <graphicData uri="http://schemas.openxmlformats.org/drawingml/2006/chart">
                 <chart xmlns="http://schemas.openxmlformats.org/drawingml/2006/chart" c:id="rIdChart2"/>
@@ -92,7 +92,7 @@
           <wp:inline>
             <wp:extent wp:cx="5486400" wp:cy="3200400"/>
             <wp:effectExtent/>
-            <wp:docPr wp:id="395069226" wp:name="Chart 370234"/>
+            <wp:docPr wp:id="792103571" wp:name="Chart 204895"/>
             <graphic xmlns="http://schemas.openxmlformats.org/drawingml/2006/main">
               <graphicData uri="http://schemas.openxmlformats.org/drawingml/2006/chart">
                 <chart xmlns="http://schemas.openxmlformats.org/drawingml/2006/chart" c:id="rIdChart3"/>

--- a/spec/examples/generated/chart_gallery.docx
+++ b/spec/examples/generated/chart_gallery.docx
@@ -34,7 +34,7 @@
           <wp:inline>
             <wp:extent wp:cx="5486400" wp:cy="3200400"/>
             <wp:effectExtent/>
-            <wp:docPr wp:id="749125222" wp:name="Chart 568399"/>
+            <wp:docPr wp:id="391241609" wp:name="Chart 187595"/>
             <graphic xmlns="http://schemas.openxmlformats.org/drawingml/2006/main">
               <graphicData uri="http://schemas.openxmlformats.org/drawingml/2006/chart">
                 <chart xmlns="http://schemas.openxmlformats.org/drawingml/2006/chart" c:id="rIdChart1"/>
@@ -63,7 +63,7 @@
           <wp:inline>
             <wp:extent wp:cx="5486400" wp:cy="3200400"/>
             <wp:effectExtent/>
-            <wp:docPr wp:id="111299473" wp:name="Chart 438499"/>
+            <wp:docPr wp:id="766714231" wp:name="Chart 421977"/>
             <graphic xmlns="http://schemas.openxmlformats.org/drawingml/2006/main">
               <graphicData uri="http://schemas.openxmlformats.org/drawingml/2006/chart">
                 <chart xmlns="http://schemas.openxmlformats.org/drawingml/2006/chart" c:id="rIdChart2"/>
@@ -92,7 +92,7 @@
           <wp:inline>
             <wp:extent wp:cx="5486400" wp:cy="3200400"/>
             <wp:effectExtent/>
-            <wp:docPr wp:id="792103571" wp:name="Chart 204895"/>
+            <wp:docPr wp:id="426988263" wp:name="Chart 138919"/>
             <graphic xmlns="http://schemas.openxmlformats.org/drawingml/2006/main">
               <graphicData uri="http://schemas.openxmlformats.org/drawingml/2006/chart">
                 <chart xmlns="http://schemas.openxmlformats.org/drawingml/2006/chart" c:id="rIdChart3"/>

--- a/spec/examples/generated/chart_gallery.docx
+++ b/spec/examples/generated/chart_gallery.docx
@@ -34,7 +34,7 @@
           <wp:inline>
             <wp:extent wp:cx="5486400" wp:cy="3200400"/>
             <wp:effectExtent/>
-            <wp:docPr wp:id="391241609" wp:name="Chart 187595"/>
+            <wp:docPr wp:id="391754977" wp:name="Chart 220554"/>
             <graphic xmlns="http://schemas.openxmlformats.org/drawingml/2006/main">
               <graphicData uri="http://schemas.openxmlformats.org/drawingml/2006/chart">
                 <chart xmlns="http://schemas.openxmlformats.org/drawingml/2006/chart" c:id="rIdChart1"/>
@@ -63,7 +63,7 @@
           <wp:inline>
             <wp:extent wp:cx="5486400" wp:cy="3200400"/>
             <wp:effectExtent/>
-            <wp:docPr wp:id="766714231" wp:name="Chart 421977"/>
+            <wp:docPr wp:id="38387990" wp:name="Chart 155596"/>
             <graphic xmlns="http://schemas.openxmlformats.org/drawingml/2006/main">
               <graphicData uri="http://schemas.openxmlformats.org/drawingml/2006/chart">
                 <chart xmlns="http://schemas.openxmlformats.org/drawingml/2006/chart" c:id="rIdChart2"/>
@@ -92,7 +92,7 @@
           <wp:inline>
             <wp:extent wp:cx="5486400" wp:cy="3200400"/>
             <wp:effectExtent/>
-            <wp:docPr wp:id="426988263" wp:name="Chart 138919"/>
+            <wp:docPr wp:id="660762925" wp:name="Chart 241972"/>
             <graphic xmlns="http://schemas.openxmlformats.org/drawingml/2006/main">
               <graphicData uri="http://schemas.openxmlformats.org/drawingml/2006/chart">
                 <chart xmlns="http://schemas.openxmlformats.org/drawingml/2006/chart" c:id="rIdChart3"/>

--- a/spec/examples/generated/chart_gallery.docx
+++ b/spec/examples/generated/chart_gallery.docx
@@ -34,7 +34,7 @@
           <wp:inline>
             <wp:extent wp:cx="5486400" wp:cy="3200400"/>
             <wp:effectExtent/>
-            <wp:docPr wp:id="391754977" wp:name="Chart 220554"/>
+            <wp:docPr wp:id="808657394" wp:name="Chart 948631"/>
             <graphic xmlns="http://schemas.openxmlformats.org/drawingml/2006/main">
               <graphicData uri="http://schemas.openxmlformats.org/drawingml/2006/chart">
                 <chart xmlns="http://schemas.openxmlformats.org/drawingml/2006/chart" c:id="rIdChart1"/>
@@ -63,7 +63,7 @@
           <wp:inline>
             <wp:extent wp:cx="5486400" wp:cy="3200400"/>
             <wp:effectExtent/>
-            <wp:docPr wp:id="38387990" wp:name="Chart 155596"/>
+            <wp:docPr wp:id="987638081" wp:name="Chart 932020"/>
             <graphic xmlns="http://schemas.openxmlformats.org/drawingml/2006/main">
               <graphicData uri="http://schemas.openxmlformats.org/drawingml/2006/chart">
                 <chart xmlns="http://schemas.openxmlformats.org/drawingml/2006/chart" c:id="rIdChart2"/>
@@ -92,7 +92,7 @@
           <wp:inline>
             <wp:extent wp:cx="5486400" wp:cy="3200400"/>
             <wp:effectExtent/>
-            <wp:docPr wp:id="660762925" wp:name="Chart 241972"/>
+            <wp:docPr wp:id="896377504" wp:name="Chart 461522"/>
             <graphic xmlns="http://schemas.openxmlformats.org/drawingml/2006/main">
               <graphicData uri="http://schemas.openxmlformats.org/drawingml/2006/chart">
                 <chart xmlns="http://schemas.openxmlformats.org/drawingml/2006/chart" c:id="rIdChart3"/>

--- a/spec/examples/generated/chart_gallery.docx
+++ b/spec/examples/generated/chart_gallery.docx
@@ -34,7 +34,7 @@
           <wp:inline>
             <wp:extent wp:cx="5486400" wp:cy="3200400"/>
             <wp:effectExtent/>
-            <wp:docPr wp:id="808657394" wp:name="Chart 948631"/>
+            <wp:docPr wp:id="248155606" wp:name="Chart 803308"/>
             <graphic xmlns="http://schemas.openxmlformats.org/drawingml/2006/main">
               <graphicData uri="http://schemas.openxmlformats.org/drawingml/2006/chart">
                 <chart xmlns="http://schemas.openxmlformats.org/drawingml/2006/chart" c:id="rIdChart1"/>
@@ -63,7 +63,7 @@
           <wp:inline>
             <wp:extent wp:cx="5486400" wp:cy="3200400"/>
             <wp:effectExtent/>
-            <wp:docPr wp:id="987638081" wp:name="Chart 932020"/>
+            <wp:docPr wp:id="250983852" wp:name="Chart 707339"/>
             <graphic xmlns="http://schemas.openxmlformats.org/drawingml/2006/main">
               <graphicData uri="http://schemas.openxmlformats.org/drawingml/2006/chart">
                 <chart xmlns="http://schemas.openxmlformats.org/drawingml/2006/chart" c:id="rIdChart2"/>
@@ -92,7 +92,7 @@
           <wp:inline>
             <wp:extent wp:cx="5486400" wp:cy="3200400"/>
             <wp:effectExtent/>
-            <wp:docPr wp:id="896377504" wp:name="Chart 461522"/>
+            <wp:docPr wp:id="3198485" wp:name="Chart 210831"/>
             <graphic xmlns="http://schemas.openxmlformats.org/drawingml/2006/main">
               <graphicData uri="http://schemas.openxmlformats.org/drawingml/2006/chart">
                 <chart xmlns="http://schemas.openxmlformats.org/drawingml/2006/chart" c:id="rIdChart3"/>

--- a/spec/examples/generated/chart_gallery.docx
+++ b/spec/examples/generated/chart_gallery.docx
@@ -1,119 +1,10 @@
 
 <file path=word/document.xml><?xml version="1.0" encoding="UTF-8" standalone="yes"?>
-<w:document xmlns:w="http://schemas.openxmlformats.org/wordprocessingml/2006/main" xmlns:wpc="http://schemas.microsoft.com/office/word/2010/wordprocessingCanvas" xmlns:cx="http://schemas.microsoft.com/office/drawing/2014/chartex" xmlns:cx1="http://schemas.microsoft.com/office/drawing/2015/9/8/chartex" xmlns:cx2="http://schemas.microsoft.com/office/drawing/2015/10/21/chartex" xmlns:cx3="http://schemas.microsoft.com/office/drawing/2016/5/9/chartex" xmlns:cx4="http://schemas.microsoft.com/office/drawing/2016/5/10/chartex" xmlns:cx5="http://schemas.microsoft.com/office/drawing/2016/5/11/chartex" xmlns:cx6="http://schemas.microsoft.com/office/drawing/2016/5/12/chartex" xmlns:cx7="http://schemas.microsoft.com/office/drawing/2016/5/13/chartex" xmlns:cx8="http://schemas.microsoft.com/office/drawing/2016/5/14/chartex" xmlns:mc="http://schemas.openxmlformats.org/markup-compatibility/2006" xmlns:aink="http://schemas.microsoft.com/office/drawing/2016/ink" xmlns:am3d="http://schemas.microsoft.com/office/drawing/2017/model3d" xmlns:o="urn:schemas-microsoft-com:office:office" xmlns:oel="http://schemas.microsoft.com/office/2019/extlst" xmlns:r="http://schemas.openxmlformats.org/officeDocument/2006/relationships" xmlns:m="http://schemas.openxmlformats.org/officeDocument/2006/math" xmlns:v="urn:schemas-microsoft-com:vml" xmlns:wp14="http://schemas.microsoft.com/office/word/2010/wordprocessingDrawing" xmlns:wp="http://schemas.openxmlformats.org/drawingml/2006/wordprocessingDrawing" xmlns:w10="urn:schemas-microsoft-com:office:word" xmlns:w14="http://schemas.microsoft.com/office/word/2010/wordml" xmlns:w15="http://schemas.microsoft.com/office/word/2012/wordml" xmlns:w16cex="http://schemas.microsoft.com/office/word/2018/wordml/cex" xmlns:w16cid="http://schemas.microsoft.com/office/word/2016/wordml/cid" xmlns:w16="http://schemas.microsoft.com/office/word/2018/wordml" xmlns:w16du="http://schemas.microsoft.com/office/word/2023/wordml/word16du" xmlns:w16sdtdh="http://schemas.microsoft.com/office/word/2020/wordml/sdtdatahash" xmlns:w16sdtfl="http://schemas.microsoft.com/office/word/2024/wordml/sdtformatlock" xmlns:w16se="http://schemas.microsoft.com/office/word/2015/wordml/symex" xmlns:wpg="http://schemas.microsoft.com/office/word/2010/wordprocessingGroup" xmlns:wpi="http://schemas.microsoft.com/office/word/2010/wordprocessingInk" xmlns:wne="http://schemas.microsoft.com/office/word/2006/wordml" xmlns:wps="http://schemas.microsoft.com/office/word/2010/wordprocessingShape" mc:Ignorable="w14 w15 w16se w16cid w16 w16cex w16sdtdh w16sdtfl w16du wp14">
-  <w:body>
-    <w:p>
-      <w:pPr>
-        <w:pStyle w:val="Heading1"/>
-      </w:pPr>
-      <w:r>
-        <w:t>Chart Gallery</w:t>
-      </w:r>
-    </w:p>
-    <w:p>
-      <w:r>
-        <w:t>This document showcases all chart types.</w:t>
-      </w:r>
-    </w:p>
-    <w:p>
-      <w:pPr>
-        <w:pStyle w:val="Heading2"/>
-      </w:pPr>
-      <w:r>
-        <w:t>bar Chart</w:t>
-      </w:r>
-    </w:p>
-    <w:p>
-      <w:r>
-        <w:t>Clustered bar chart showing sales by region:</w:t>
-      </w:r>
-    </w:p>
-    <w:p>
-      <w:r>
-        <w:drawing>
-          <wp:inline>
-            <wp:extent wp:cx="5486400" wp:cy="3200400"/>
-            <wp:effectExtent/>
-            <wp:docPr wp:id="248155606" wp:name="Chart 803308"/>
-            <graphic xmlns="http://schemas.openxmlformats.org/drawingml/2006/main">
-              <graphicData uri="http://schemas.openxmlformats.org/drawingml/2006/chart">
-                <chart xmlns="http://schemas.openxmlformats.org/drawingml/2006/chart" c:id="rIdChart1"/>
-              </graphicData>
-            </graphic>
-          </wp:inline>
-        </w:drawing>
-      </w:r>
-    </w:p>
-    <w:p>
-      <w:pPr>
-        <w:pStyle w:val="Heading2"/>
-      </w:pPr>
-      <w:r>
-        <w:t>Line Chart</w:t>
-      </w:r>
-    </w:p>
-    <w:p>
-      <w:r>
-        <w:t>Line chart showing monthly trend:</w:t>
-      </w:r>
-    </w:p>
-    <w:p>
-      <w:r>
-        <w:drawing>
-          <wp:inline>
-            <wp:extent wp:cx="5486400" wp:cy="3200400"/>
-            <wp:effectExtent/>
-            <wp:docPr wp:id="250983852" wp:name="Chart 707339"/>
-            <graphic xmlns="http://schemas.openxmlformats.org/drawingml/2006/main">
-              <graphicData uri="http://schemas.openxmlformats.org/drawingml/2006/chart">
-                <chart xmlns="http://schemas.openxmlformats.org/drawingml/2006/chart" c:id="rIdChart2"/>
-              </graphicData>
-            </graphic>
-          </wp:inline>
-        </w:drawing>
-      </w:r>
-    </w:p>
-    <w:p>
-      <w:pPr>
-        <w:pStyle w:val="Heading2"/>
-      </w:pPr>
-      <w:r>
-        <w:t>Pie Chart</w:t>
-      </w:r>
-    </w:p>
-    <w:p>
-      <w:r>
-        <w:t>Pie chart showing market share:</w:t>
-      </w:r>
-    </w:p>
-    <w:p>
-      <w:r>
-        <w:drawing>
-          <wp:inline>
-            <wp:extent wp:cx="5486400" wp:cy="3200400"/>
-            <wp:effectExtent/>
-            <wp:docPr wp:id="3198485" wp:name="Chart 210831"/>
-            <graphic xmlns="http://schemas.openxmlformats.org/drawingml/2006/main">
-              <graphicData uri="http://schemas.openxmlformats.org/drawingml/2006/chart">
-                <chart xmlns="http://schemas.openxmlformats.org/drawingml/2006/chart" c:id="rIdChart3"/>
-              </graphicData>
-            </graphic>
-          </wp:inline>
-        </w:drawing>
-      </w:r>
-    </w:p>
-    <w:sectPr>
-      <w:pgSz w:w="12240" w:h="15840"/>
-      <w:pgMar w:top="1440" w:bottom="1440" w:left="1440" w:right="1440" w:header="720" w:footer="720" w:gutter="0"/>
-      <w:cols w:space="720"/>
-      <w:docGrid w:linePitch="360"/>
-    </w:sectPr>
-  </w:body>
-</w:document>
+<w:document xmlns:w="http://schemas.openxmlformats.org/wordprocessingml/2006/main" xmlns:wpc="http://schemas.microsoft.com/office/word/2010/wordprocessingCanvas" xmlns:cx="http://schemas.microsoft.com/office/drawing/2014/chartex" xmlns:cx1="http://schemas.microsoft.com/office/drawing/2015/9/8/chartex" xmlns:cx2="http://schemas.microsoft.com/office/drawing/2015/10/21/chartex" xmlns:cx3="http://schemas.microsoft.com/office/drawing/2016/5/9/chartex" xmlns:cx4="http://schemas.microsoft.com/office/drawing/2016/5/10/chartex" xmlns:cx5="http://schemas.microsoft.com/office/drawing/2016/5/11/chartex" xmlns:cx6="http://schemas.microsoft.com/office/drawing/2016/5/12/chartex" xmlns:cx7="http://schemas.microsoft.com/office/drawing/2016/5/13/chartex" xmlns:cx8="http://schemas.microsoft.com/office/drawing/2016/5/14/chartex" xmlns:mc="http://schemas.openxmlformats.org/markup-compatibility/2006" xmlns:aink="http://schemas.microsoft.com/office/drawing/2016/ink" xmlns:am3d="http://schemas.microsoft.com/office/drawing/2017/model3d" xmlns:o="urn:schemas-microsoft-com:office:office" xmlns:oel="http://schemas.microsoft.com/office/2019/extlst" xmlns:r="http://schemas.openxmlformats.org/officeDocument/2006/relationships" xmlns:m="http://schemas.openxmlformats.org/officeDocument/2006/math" xmlns:v="urn:schemas-microsoft-com:vml" xmlns:wp14="http://schemas.microsoft.com/office/word/2010/wordprocessingDrawing" xmlns:wp="http://schemas.openxmlformats.org/drawingml/2006/wordprocessingDrawing" xmlns:w10="urn:schemas-microsoft-com:office:word" xmlns:w14="http://schemas.microsoft.com/office/word/2010/wordml" xmlns:w15="http://schemas.microsoft.com/office/word/2012/wordml" xmlns:w16cex="http://schemas.microsoft.com/office/word/2018/wordml/cex" xmlns:w16cid="http://schemas.microsoft.com/office/word/2016/wordml/cid" xmlns:w16="http://schemas.microsoft.com/office/word/2018/wordml" xmlns:w16du="http://schemas.microsoft.com/office/word/2023/wordml/word16du" xmlns:w16sdtdh="http://schemas.microsoft.com/office/word/2020/wordml/sdtdatahash" xmlns:w16sdtfl="http://schemas.microsoft.com/office/word/2024/wordml/sdtformatlock" xmlns:w16se="http://schemas.microsoft.com/office/word/2015/wordml/symex" xmlns:wpg="http://schemas.microsoft.com/office/word/2010/wordprocessingGroup" xmlns:wpi="http://schemas.microsoft.com/office/word/2010/wordprocessingInk" xmlns:wne="http://schemas.microsoft.com/office/word/2006/wordml" xmlns:wps="http://schemas.microsoft.com/office/word/2010/wordprocessingShape" mc:Ignorable="w14 w15 w16se w16cid w16 w16cex w16sdtdh w16sdtfl w16du wp14"><w:body><w:p><w:pPr><w:pStyle w:val="Heading1"></w:pStyle></w:pPr><w:r><w:t>Chart Gallery</w:t></w:r></w:p><w:p><w:r><w:t>This document showcases all chart types.</w:t></w:r></w:p><w:p><w:pPr><w:pStyle w:val="Heading2"></w:pStyle></w:pPr><w:r><w:t>bar Chart</w:t></w:r></w:p><w:p><w:r><w:t>Clustered bar chart showing sales by region:</w:t></w:r></w:p><w:p><w:r><w:drawing><wp:inline><wp:extent wp:cx="5486400" wp:cy="3200400"></wp:extent><wp:effectExtent></wp:effectExtent><wp:docPr wp:id="182300323" wp:name="Chart 844068"></wp:docPr><graphic xmlns="http://schemas.openxmlformats.org/drawingml/2006/main"><graphicData uri="http://schemas.openxmlformats.org/drawingml/2006/chart"><chart xmlns="http://schemas.openxmlformats.org/drawingml/2006/chart" c:id="rIdChart1"></chart></graphicData></graphic></wp:inline></w:drawing></w:r></w:p><w:p><w:pPr><w:pStyle w:val="Heading2"></w:pStyle></w:pPr><w:r><w:t>Line Chart</w:t></w:r></w:p><w:p><w:r><w:t>Line chart showing monthly trend:</w:t></w:r></w:p><w:p><w:r><w:drawing><wp:inline><wp:extent wp:cx="5486400" wp:cy="3200400"></wp:extent><wp:effectExtent></wp:effectExtent><wp:docPr wp:id="607579962" wp:name="Chart 951634"></wp:docPr><graphic xmlns="http://schemas.openxmlformats.org/drawingml/2006/main"><graphicData uri="http://schemas.openxmlformats.org/drawingml/2006/chart"><chart xmlns="http://schemas.openxmlformats.org/drawingml/2006/chart" c:id="rIdChart2"></chart></graphicData></graphic></wp:inline></w:drawing></w:r></w:p><w:p><w:pPr><w:pStyle w:val="Heading2"></w:pStyle></w:pPr><w:r><w:t>Pie Chart</w:t></w:r></w:p><w:p><w:r><w:t>Pie chart showing market share:</w:t></w:r></w:p><w:p><w:r><w:drawing><wp:inline><wp:extent wp:cx="5486400" wp:cy="3200400"></wp:extent><wp:effectExtent></wp:effectExtent><wp:docPr wp:id="724263997" wp:name="Chart 464510"></wp:docPr><graphic xmlns="http://schemas.openxmlformats.org/drawingml/2006/main"><graphicData uri="http://schemas.openxmlformats.org/drawingml/2006/chart"><chart xmlns="http://schemas.openxmlformats.org/drawingml/2006/chart" c:id="rIdChart3"></chart></graphicData></graphic></wp:inline></w:drawing></w:r></w:p><w:sectPr><w:pgSz w:w="12240" w:h="15840"></w:pgSz><w:pgMar w:top="1440" w:bottom="1440" w:left="1440" w:right="1440" w:header="720" w:footer="720" w:gutter="0"></w:pgMar><w:cols w:space="720"></w:cols><w:docGrid w:linePitch="360"></w:docGrid></w:sectPr></w:body></w:document>
 </file>
 
 <file path=word/styles.xml><?xml version="1.0" encoding="utf-8"?>
-<w:styles xmlns:w="http://schemas.openxmlformats.org/wordprocessingml/2006/main" xmlns:mc="http://schemas.openxmlformats.org/markup-compatibility/2006" xmlns:r="http://schemas.openxmlformats.org/officeDocument/2006/relationships" xmlns:w14="http://schemas.microsoft.com/office/word/2010/wordml" xmlns:w15="http://schemas.microsoft.com/office/word/2012/wordml" xmlns:w16cex="http://schemas.microsoft.com/office/word/2018/wordml/cex" xmlns:w16cid="http://schemas.microsoft.com/office/word/2016/wordml/cid" xmlns:w16="http://schemas.microsoft.com/office/word/2018/wordml" xmlns:w16du="http://schemas.microsoft.com/office/word/2023/wordml/word16du" xmlns:w16sdtdh="http://schemas.microsoft.com/office/word/2020/wordml/sdtdatahash" xmlns:w16sdtfl="http://schemas.microsoft.com/office/word/2024/wordml/sdtformatlock" xmlns:w16se="http://schemas.microsoft.com/office/word/2015/wordml/symex" mc:Ignorable="w14 w15 w16se w16cid w16 w16cex w16sdtdh w16sdtfl w16du">
+<w:styles xmlns:w="http://schemas.openxmlformats.org/wordprocessingml/2006/main" xmlns:mc="http://schemas.openxmlformats.org/markup-compatibility/2006" xmlns:r="http://schemas.openxmlformats.org/officeDocument/2006/relationships" xmlns:w14="http://schemas.microsoft.com/office/word/2010/wordml" xmlns:w15="http://schemas.microsoft.com/office/word/2012/wordml" xmlns:wp14="http://schemas.microsoft.com/office/word/2010/wordprocessingDrawing" xmlns:w16cex="http://schemas.microsoft.com/office/word/2018/wordml/cex" xmlns:w16cid="http://schemas.microsoft.com/office/word/2016/wordml/cid" xmlns:w16="http://schemas.microsoft.com/office/word/2018/wordml" xmlns:w16du="http://schemas.microsoft.com/office/word/2023/wordml/word16du" xmlns:w16sdtdh="http://schemas.microsoft.com/office/word/2020/wordml/sdtdatahash" xmlns:w16sdtfl="http://schemas.microsoft.com/office/word/2024/wordml/sdtformatlock" xmlns:w16se="http://schemas.microsoft.com/office/word/2015/wordml/symex" mc:Ignorable="w14 w15 w16se w16cid w16 w16cex w16sdtdh w16sdtfl w16du">
   <w:docDefaults>
     <w:rPrDefault>
       <w:rPr>
@@ -1145,11 +1036,142 @@
         <a:cs typeface="Noto Sans Arabic"/>
       </a:minorFont>
     </a:fontScheme>
-    <a:fmtScheme>
-      <a:fillStyleLst/>
-      <a:lnStyleLst/>
-      <a:effectStyleLst/>
-      <a:bgFillStyleLst/>
+    <a:fmtScheme name="Office">
+      <a:fillStyleLst>
+        <a:solidFill>
+          <a:schemeClr val="phClr"/>
+        </a:solidFill>
+        <a:gradFill rotWithShape="1">
+          <a:gsLst>
+            <a:gs pos="0">
+              <a:schemeClr val="phClr">
+                <a:lumMod val="110000"/>
+                <a:satMod val="105000"/>
+                <a:tint val="67000"/>
+              </a:schemeClr>
+            </a:gs>
+            <a:gs pos="50000">
+              <a:schemeClr val="phClr">
+                <a:lumMod val="105000"/>
+                <a:satMod val="103000"/>
+                <a:tint val="73000"/>
+              </a:schemeClr>
+            </a:gs>
+            <a:gs pos="100000">
+              <a:schemeClr val="phClr">
+                <a:lumMod val="105000"/>
+                <a:satMod val="109000"/>
+                <a:tint val="81000"/>
+              </a:schemeClr>
+            </a:gs>
+          </a:gsLst>
+          <a:lin ang="5400000" scaled="0"/>
+        </a:gradFill>
+        <a:gradFill rotWithShape="1">
+          <a:gsLst>
+            <a:gs pos="0">
+              <a:schemeClr val="phClr">
+                <a:satMod val="103000"/>
+                <a:lumMod val="102000"/>
+                <a:tint val="94000"/>
+              </a:schemeClr>
+            </a:gs>
+            <a:gs pos="50000">
+              <a:schemeClr val="phClr">
+                <a:satMod val="110000"/>
+                <a:lumMod val="100000"/>
+                <a:shade val="100000"/>
+              </a:schemeClr>
+            </a:gs>
+            <a:gs pos="100000">
+              <a:schemeClr val="phClr">
+                <a:lumMod val="99000"/>
+                <a:satMod val="120000"/>
+                <a:shade val="78000"/>
+              </a:schemeClr>
+            </a:gs>
+          </a:gsLst>
+          <a:lin ang="5400000" scaled="0"/>
+        </a:gradFill>
+      </a:fillStyleLst>
+      <a:lnStyleLst>
+        <a:ln w="12700" cap="flat" cmpd="sng" algn="ctr">
+          <a:solidFill>
+            <a:schemeClr val="phClr"/>
+          </a:solidFill>
+          <a:prstDash val="solid"/>
+          <a:miter lim="800000"/>
+        </a:ln>
+        <a:ln w="19050" cap="flat" cmpd="sng" algn="ctr">
+          <a:solidFill>
+            <a:schemeClr val="phClr"/>
+          </a:solidFill>
+          <a:prstDash val="solid"/>
+          <a:miter lim="800000"/>
+        </a:ln>
+        <a:ln w="25400" cap="flat" cmpd="sng" algn="ctr">
+          <a:solidFill>
+            <a:schemeClr val="phClr"/>
+          </a:solidFill>
+          <a:prstDash val="solid"/>
+          <a:miter lim="800000"/>
+        </a:ln>
+      </a:lnStyleLst>
+      <a:effectStyleLst>
+        <a:effectStyle>
+          <a:effectLst/>
+        </a:effectStyle>
+        <a:effectStyle>
+          <a:effectLst/>
+        </a:effectStyle>
+        <a:effectStyle>
+          <a:effectLst>
+            <a:outerShdw blurRad="57150" dist="19050" dir="5400000" algn="ctr" rotWithShape="0">
+              <a:srgbClr val="000000">
+                <a:alpha val="63000"/>
+              </a:srgbClr>
+            </a:outerShdw>
+          </a:effectLst>
+        </a:effectStyle>
+      </a:effectStyleLst>
+      <a:bgFillStyleLst>
+        <a:solidFill>
+          <a:schemeClr val="phClr"/>
+        </a:solidFill>
+        <a:solidFill>
+          <a:schemeClr val="phClr">
+            <a:tint val="95000"/>
+            <a:satMod val="170000"/>
+          </a:schemeClr>
+        </a:solidFill>
+        <a:gradFill rotWithShape="1">
+          <a:gsLst>
+            <a:gs pos="0">
+              <a:schemeClr val="phClr">
+                <a:tint val="93000"/>
+                <a:satMod val="150000"/>
+                <a:shade val="98000"/>
+                <a:lumMod val="102000"/>
+              </a:schemeClr>
+            </a:gs>
+            <a:gs pos="50000">
+              <a:schemeClr val="phClr">
+                <a:tint val="98000"/>
+                <a:satMod val="130000"/>
+                <a:shade val="90000"/>
+                <a:lumMod val="103000"/>
+              </a:schemeClr>
+            </a:gs>
+            <a:gs pos="100000">
+              <a:schemeClr val="phClr">
+                <a:shade val="63000"/>
+                <a:satMod val="120000"/>
+              </a:schemeClr>
+            </a:gs>
+          </a:gsLst>
+          <a:lin ang="5400000" scaled="0"/>
+        </a:gradFill>
+      </a:bgFillStyleLst>
     </a:fmtScheme>
   </a:themeElements>
   <a:objectDefaults/>

--- a/spec/examples/generated/chart_gallery.docx
+++ b/spec/examples/generated/chart_gallery.docx
@@ -1,6 +1,115 @@
 
 <file path=word/document.xml><?xml version="1.0" encoding="UTF-8" standalone="yes"?>
-<w:document xmlns:w="http://schemas.openxmlformats.org/wordprocessingml/2006/main" xmlns:wpc="http://schemas.microsoft.com/office/word/2010/wordprocessingCanvas" xmlns:cx="http://schemas.microsoft.com/office/drawing/2014/chartex" xmlns:cx1="http://schemas.microsoft.com/office/drawing/2015/9/8/chartex" xmlns:cx2="http://schemas.microsoft.com/office/drawing/2015/10/21/chartex" xmlns:cx3="http://schemas.microsoft.com/office/drawing/2016/5/9/chartex" xmlns:cx4="http://schemas.microsoft.com/office/drawing/2016/5/10/chartex" xmlns:cx5="http://schemas.microsoft.com/office/drawing/2016/5/11/chartex" xmlns:cx6="http://schemas.microsoft.com/office/drawing/2016/5/12/chartex" xmlns:cx7="http://schemas.microsoft.com/office/drawing/2016/5/13/chartex" xmlns:cx8="http://schemas.microsoft.com/office/drawing/2016/5/14/chartex" xmlns:mc="http://schemas.openxmlformats.org/markup-compatibility/2006" xmlns:aink="http://schemas.microsoft.com/office/drawing/2016/ink" xmlns:am3d="http://schemas.microsoft.com/office/drawing/2017/model3d" xmlns:o="urn:schemas-microsoft-com:office:office" xmlns:oel="http://schemas.microsoft.com/office/2019/extlst" xmlns:r="http://schemas.openxmlformats.org/officeDocument/2006/relationships" xmlns:m="http://schemas.openxmlformats.org/officeDocument/2006/math" xmlns:v="urn:schemas-microsoft-com:vml" xmlns:wp14="http://schemas.microsoft.com/office/word/2010/wordprocessingDrawing" xmlns:wp="http://schemas.openxmlformats.org/drawingml/2006/wordprocessingDrawing" xmlns:w10="urn:schemas-microsoft-com:office:word" xmlns:w14="http://schemas.microsoft.com/office/word/2010/wordml" xmlns:w15="http://schemas.microsoft.com/office/word/2012/wordml" xmlns:w16cex="http://schemas.microsoft.com/office/word/2018/wordml/cex" xmlns:w16cid="http://schemas.microsoft.com/office/word/2016/wordml/cid" xmlns:w16="http://schemas.microsoft.com/office/word/2018/wordml" xmlns:w16du="http://schemas.microsoft.com/office/word/2023/wordml/word16du" xmlns:w16sdtdh="http://schemas.microsoft.com/office/word/2020/wordml/sdtdatahash" xmlns:w16sdtfl="http://schemas.microsoft.com/office/word/2024/wordml/sdtformatlock" xmlns:w16se="http://schemas.microsoft.com/office/word/2015/wordml/symex" xmlns:wpg="http://schemas.microsoft.com/office/word/2010/wordprocessingGroup" xmlns:wpi="http://schemas.microsoft.com/office/word/2010/wordprocessingInk" xmlns:wne="http://schemas.microsoft.com/office/word/2006/wordml" xmlns:wps="http://schemas.microsoft.com/office/word/2010/wordprocessingShape" mc:Ignorable="w14 w15 w16se w16cid w16 w16cex w16sdtdh w16sdtfl w16du wp14"><w:body><w:p><w:pPr><w:pStyle w:val="Heading1"></w:pStyle></w:pPr><w:r><w:t>Chart Gallery</w:t></w:r></w:p><w:p><w:r><w:t>This document showcases all chart types.</w:t></w:r></w:p><w:p><w:pPr><w:pStyle w:val="Heading2"></w:pStyle></w:pPr><w:r><w:t>bar Chart</w:t></w:r></w:p><w:p><w:r><w:t>Clustered bar chart showing sales by region:</w:t></w:r></w:p><w:p><w:r><w:drawing><wp:inline><wp:extent wp:cx="5486400" wp:cy="3200400"></wp:extent><wp:effectExtent></wp:effectExtent><wp:docPr wp:id="182300323" wp:name="Chart 844068"></wp:docPr><graphic xmlns="http://schemas.openxmlformats.org/drawingml/2006/main"><graphicData uri="http://schemas.openxmlformats.org/drawingml/2006/chart"><chart xmlns="http://schemas.openxmlformats.org/drawingml/2006/chart" c:id="rIdChart1"></chart></graphicData></graphic></wp:inline></w:drawing></w:r></w:p><w:p><w:pPr><w:pStyle w:val="Heading2"></w:pStyle></w:pPr><w:r><w:t>Line Chart</w:t></w:r></w:p><w:p><w:r><w:t>Line chart showing monthly trend:</w:t></w:r></w:p><w:p><w:r><w:drawing><wp:inline><wp:extent wp:cx="5486400" wp:cy="3200400"></wp:extent><wp:effectExtent></wp:effectExtent><wp:docPr wp:id="607579962" wp:name="Chart 951634"></wp:docPr><graphic xmlns="http://schemas.openxmlformats.org/drawingml/2006/main"><graphicData uri="http://schemas.openxmlformats.org/drawingml/2006/chart"><chart xmlns="http://schemas.openxmlformats.org/drawingml/2006/chart" c:id="rIdChart2"></chart></graphicData></graphic></wp:inline></w:drawing></w:r></w:p><w:p><w:pPr><w:pStyle w:val="Heading2"></w:pStyle></w:pPr><w:r><w:t>Pie Chart</w:t></w:r></w:p><w:p><w:r><w:t>Pie chart showing market share:</w:t></w:r></w:p><w:p><w:r><w:drawing><wp:inline><wp:extent wp:cx="5486400" wp:cy="3200400"></wp:extent><wp:effectExtent></wp:effectExtent><wp:docPr wp:id="724263997" wp:name="Chart 464510"></wp:docPr><graphic xmlns="http://schemas.openxmlformats.org/drawingml/2006/main"><graphicData uri="http://schemas.openxmlformats.org/drawingml/2006/chart"><chart xmlns="http://schemas.openxmlformats.org/drawingml/2006/chart" c:id="rIdChart3"></chart></graphicData></graphic></wp:inline></w:drawing></w:r></w:p><w:sectPr><w:pgSz w:w="12240" w:h="15840"></w:pgSz><w:pgMar w:top="1440" w:bottom="1440" w:left="1440" w:right="1440" w:header="720" w:footer="720" w:gutter="0"></w:pgMar><w:cols w:space="720"></w:cols><w:docGrid w:linePitch="360"></w:docGrid></w:sectPr></w:body></w:document>
+<w:document xmlns:w="http://schemas.openxmlformats.org/wordprocessingml/2006/main" xmlns:wpc="http://schemas.microsoft.com/office/word/2010/wordprocessingCanvas" xmlns:cx="http://schemas.microsoft.com/office/drawing/2014/chartex" xmlns:cx1="http://schemas.microsoft.com/office/drawing/2015/9/8/chartex" xmlns:cx2="http://schemas.microsoft.com/office/drawing/2015/10/21/chartex" xmlns:cx3="http://schemas.microsoft.com/office/drawing/2016/5/9/chartex" xmlns:cx4="http://schemas.microsoft.com/office/drawing/2016/5/10/chartex" xmlns:cx5="http://schemas.microsoft.com/office/drawing/2016/5/11/chartex" xmlns:cx6="http://schemas.microsoft.com/office/drawing/2016/5/12/chartex" xmlns:cx7="http://schemas.microsoft.com/office/drawing/2016/5/13/chartex" xmlns:cx8="http://schemas.microsoft.com/office/drawing/2016/5/14/chartex" xmlns:mc="http://schemas.openxmlformats.org/markup-compatibility/2006" xmlns:aink="http://schemas.microsoft.com/office/drawing/2016/ink" xmlns:am3d="http://schemas.microsoft.com/office/drawing/2017/model3d" xmlns:o="urn:schemas-microsoft-com:office:office" xmlns:oel="http://schemas.microsoft.com/office/2019/extlst" xmlns:r="http://schemas.openxmlformats.org/officeDocument/2006/relationships" xmlns:m="http://schemas.openxmlformats.org/officeDocument/2006/math" xmlns:v="urn:schemas-microsoft-com:vml" xmlns:wp14="http://schemas.microsoft.com/office/word/2010/wordprocessingDrawing" xmlns:wp="http://schemas.openxmlformats.org/drawingml/2006/wordprocessingDrawing" xmlns:w10="urn:schemas-microsoft-com:office:word" xmlns:w14="http://schemas.microsoft.com/office/word/2010/wordml" xmlns:w15="http://schemas.microsoft.com/office/word/2012/wordml" xmlns:w16cex="http://schemas.microsoft.com/office/word/2018/wordml/cex" xmlns:w16cid="http://schemas.microsoft.com/office/word/2016/wordml/cid" xmlns:w16="http://schemas.microsoft.com/office/word/2018/wordml" xmlns:w16du="http://schemas.microsoft.com/office/word/2023/wordml/word16du" xmlns:w16sdtdh="http://schemas.microsoft.com/office/word/2020/wordml/sdtdatahash" xmlns:w16sdtfl="http://schemas.microsoft.com/office/word/2024/wordml/sdtformatlock" xmlns:w16se="http://schemas.microsoft.com/office/word/2015/wordml/symex" xmlns:wpg="http://schemas.microsoft.com/office/word/2010/wordprocessingGroup" xmlns:wpi="http://schemas.microsoft.com/office/word/2010/wordprocessingInk" xmlns:wne="http://schemas.microsoft.com/office/word/2006/wordml" xmlns:wps="http://schemas.microsoft.com/office/word/2010/wordprocessingShape" mc:Ignorable="w14 w15 w16se w16cid w16 w16cex w16sdtdh w16sdtfl w16du wp14">
+  <w:body>
+    <w:p>
+      <w:pPr>
+        <w:pStyle w:val="Heading1"/>
+      </w:pPr>
+      <w:r>
+        <w:t>Chart Gallery</w:t>
+      </w:r>
+    </w:p>
+    <w:p>
+      <w:r>
+        <w:t>This document showcases all chart types.</w:t>
+      </w:r>
+    </w:p>
+    <w:p>
+      <w:pPr>
+        <w:pStyle w:val="Heading2"/>
+      </w:pPr>
+      <w:r>
+        <w:t>bar Chart</w:t>
+      </w:r>
+    </w:p>
+    <w:p>
+      <w:r>
+        <w:t>Clustered bar chart showing sales by region:</w:t>
+      </w:r>
+    </w:p>
+    <w:p>
+      <w:r>
+        <w:drawing>
+          <wp:inline>
+            <wp:extent wp:cx="5486400" wp:cy="3200400"/>
+            <wp:effectExtent/>
+            <wp:docPr wp:id="294826809" wp:name="Chart 695017"/>
+            <graphic xmlns="http://schemas.openxmlformats.org/drawingml/2006/main">
+              <graphicData uri="http://schemas.openxmlformats.org/drawingml/2006/chart">
+                <chart xmlns="http://schemas.openxmlformats.org/drawingml/2006/chart" c:id="rIdChart1"/>
+              </graphicData>
+            </graphic>
+          </wp:inline>
+        </w:drawing>
+      </w:r>
+    </w:p>
+    <w:p>
+      <w:pPr>
+        <w:pStyle w:val="Heading2"/>
+      </w:pPr>
+      <w:r>
+        <w:t>Line Chart</w:t>
+      </w:r>
+    </w:p>
+    <w:p>
+      <w:r>
+        <w:t>Line chart showing monthly trend:</w:t>
+      </w:r>
+    </w:p>
+    <w:p>
+      <w:r>
+        <w:drawing>
+          <wp:inline>
+            <wp:extent wp:cx="5486400" wp:cy="3200400"/>
+            <wp:effectExtent/>
+            <wp:docPr wp:id="528363972" wp:name="Chart 884749"/>
+            <graphic xmlns="http://schemas.openxmlformats.org/drawingml/2006/main">
+              <graphicData uri="http://schemas.openxmlformats.org/drawingml/2006/chart">
+                <chart xmlns="http://schemas.openxmlformats.org/drawingml/2006/chart" c:id="rIdChart2"/>
+              </graphicData>
+            </graphic>
+          </wp:inline>
+        </w:drawing>
+      </w:r>
+    </w:p>
+    <w:p>
+      <w:pPr>
+        <w:pStyle w:val="Heading2"/>
+      </w:pPr>
+      <w:r>
+        <w:t>Pie Chart</w:t>
+      </w:r>
+    </w:p>
+    <w:p>
+      <w:r>
+        <w:t>Pie chart showing market share:</w:t>
+      </w:r>
+    </w:p>
+    <w:p>
+      <w:r>
+        <w:drawing>
+          <wp:inline>
+            <wp:extent wp:cx="5486400" wp:cy="3200400"/>
+            <wp:effectExtent/>
+            <wp:docPr wp:id="242366843" wp:name="Chart 815628"/>
+            <graphic xmlns="http://schemas.openxmlformats.org/drawingml/2006/main">
+              <graphicData uri="http://schemas.openxmlformats.org/drawingml/2006/chart">
+                <chart xmlns="http://schemas.openxmlformats.org/drawingml/2006/chart" c:id="rIdChart3"/>
+              </graphicData>
+            </graphic>
+          </wp:inline>
+        </w:drawing>
+      </w:r>
+    </w:p>
+    <w:sectPr>
+      <w:pgSz w:w="12240" w:h="15840"/>
+      <w:pgMar w:top="1440" w:bottom="1440" w:left="1440" w:right="1440" w:header="720" w:footer="720" w:gutter="0"/>
+      <w:cols w:space="720"/>
+      <w:docGrid w:linePitch="360"/>
+    </w:sectPr>
+  </w:body>
+</w:document>
 </file>
 
 <file path=word/styles.xml><?xml version="1.0" encoding="utf-8"?>

--- a/spec/examples/generated/chart_gallery.docx
+++ b/spec/examples/generated/chart_gallery.docx
@@ -1,119 +1,10 @@
 
 <file path=word/document.xml><?xml version="1.0" encoding="UTF-8" standalone="yes"?>
-<w:document xmlns:w="http://schemas.openxmlformats.org/wordprocessingml/2006/main" xmlns:wpc="http://schemas.microsoft.com/office/word/2010/wordprocessingCanvas" xmlns:cx="http://schemas.microsoft.com/office/drawing/2014/chartex" xmlns:cx1="http://schemas.microsoft.com/office/drawing/2015/9/8/chartex" xmlns:cx2="http://schemas.microsoft.com/office/drawing/2015/10/21/chartex" xmlns:cx3="http://schemas.microsoft.com/office/drawing/2016/5/9/chartex" xmlns:cx4="http://schemas.microsoft.com/office/drawing/2016/5/10/chartex" xmlns:cx5="http://schemas.microsoft.com/office/drawing/2016/5/11/chartex" xmlns:cx6="http://schemas.microsoft.com/office/drawing/2016/5/12/chartex" xmlns:cx7="http://schemas.microsoft.com/office/drawing/2016/5/13/chartex" xmlns:cx8="http://schemas.microsoft.com/office/drawing/2016/5/14/chartex" xmlns:mc="http://schemas.openxmlformats.org/markup-compatibility/2006" xmlns:aink="http://schemas.microsoft.com/office/drawing/2016/ink" xmlns:am3d="http://schemas.microsoft.com/office/drawing/2017/model3d" xmlns:o="urn:schemas-microsoft-com:office:office" xmlns:oel="http://schemas.microsoft.com/office/2019/extlst" xmlns:r="http://schemas.openxmlformats.org/officeDocument/2006/relationships" xmlns:m="http://schemas.openxmlformats.org/officeDocument/2006/math" xmlns:v="urn:schemas-microsoft-com:vml" xmlns:wp14="http://schemas.microsoft.com/office/word/2010/wordprocessingDrawing" xmlns:wp="http://schemas.openxmlformats.org/drawingml/2006/wordprocessingDrawing" xmlns:w10="urn:schemas-microsoft-com:office:word" xmlns:w14="http://schemas.microsoft.com/office/word/2010/wordml" xmlns:w15="http://schemas.microsoft.com/office/word/2012/wordml" xmlns:w16cex="http://schemas.microsoft.com/office/word/2018/wordml/cex" xmlns:w16cid="http://schemas.microsoft.com/office/word/2016/wordml/cid" xmlns:w16="http://schemas.microsoft.com/office/word/2018/wordml" xmlns:w16du="http://schemas.microsoft.com/office/word/2023/wordml/word16du" xmlns:w16sdtdh="http://schemas.microsoft.com/office/word/2020/wordml/sdtdatahash" xmlns:w16sdtfl="http://schemas.microsoft.com/office/word/2024/wordml/sdtformatlock" xmlns:w16se="http://schemas.microsoft.com/office/word/2015/wordml/symex" xmlns:wpg="http://schemas.microsoft.com/office/word/2010/wordprocessingGroup" xmlns:wpi="http://schemas.microsoft.com/office/word/2010/wordprocessingInk" xmlns:wne="http://schemas.microsoft.com/office/word/2006/wordml" xmlns:wps="http://schemas.microsoft.com/office/word/2010/wordprocessingShape" mc:Ignorable="w14 w15 w16se w16cid w16 w16cex w16sdtdh w16sdtfl w16du wp14">
-  <w:body>
-    <w:p>
-      <w:pPr>
-        <w:pStyle w:val="Heading1"/>
-      </w:pPr>
-      <w:r>
-        <w:t>Chart Gallery</w:t>
-      </w:r>
-    </w:p>
-    <w:p>
-      <w:r>
-        <w:t>This document showcases all chart types.</w:t>
-      </w:r>
-    </w:p>
-    <w:p>
-      <w:pPr>
-        <w:pStyle w:val="Heading2"/>
-      </w:pPr>
-      <w:r>
-        <w:t>bar Chart</w:t>
-      </w:r>
-    </w:p>
-    <w:p>
-      <w:r>
-        <w:t>Clustered bar chart showing sales by region:</w:t>
-      </w:r>
-    </w:p>
-    <w:p>
-      <w:r>
-        <w:drawing>
-          <wp:inline>
-            <wp:extent wp:cx="5486400" wp:cy="3200400"/>
-            <wp:effectExtent/>
-            <wp:docPr wp:id="294826809" wp:name="Chart 695017"/>
-            <graphic xmlns="http://schemas.openxmlformats.org/drawingml/2006/main">
-              <graphicData uri="http://schemas.openxmlformats.org/drawingml/2006/chart">
-                <chart xmlns="http://schemas.openxmlformats.org/drawingml/2006/chart" c:id="rIdChart1"/>
-              </graphicData>
-            </graphic>
-          </wp:inline>
-        </w:drawing>
-      </w:r>
-    </w:p>
-    <w:p>
-      <w:pPr>
-        <w:pStyle w:val="Heading2"/>
-      </w:pPr>
-      <w:r>
-        <w:t>Line Chart</w:t>
-      </w:r>
-    </w:p>
-    <w:p>
-      <w:r>
-        <w:t>Line chart showing monthly trend:</w:t>
-      </w:r>
-    </w:p>
-    <w:p>
-      <w:r>
-        <w:drawing>
-          <wp:inline>
-            <wp:extent wp:cx="5486400" wp:cy="3200400"/>
-            <wp:effectExtent/>
-            <wp:docPr wp:id="528363972" wp:name="Chart 884749"/>
-            <graphic xmlns="http://schemas.openxmlformats.org/drawingml/2006/main">
-              <graphicData uri="http://schemas.openxmlformats.org/drawingml/2006/chart">
-                <chart xmlns="http://schemas.openxmlformats.org/drawingml/2006/chart" c:id="rIdChart2"/>
-              </graphicData>
-            </graphic>
-          </wp:inline>
-        </w:drawing>
-      </w:r>
-    </w:p>
-    <w:p>
-      <w:pPr>
-        <w:pStyle w:val="Heading2"/>
-      </w:pPr>
-      <w:r>
-        <w:t>Pie Chart</w:t>
-      </w:r>
-    </w:p>
-    <w:p>
-      <w:r>
-        <w:t>Pie chart showing market share:</w:t>
-      </w:r>
-    </w:p>
-    <w:p>
-      <w:r>
-        <w:drawing>
-          <wp:inline>
-            <wp:extent wp:cx="5486400" wp:cy="3200400"/>
-            <wp:effectExtent/>
-            <wp:docPr wp:id="242366843" wp:name="Chart 815628"/>
-            <graphic xmlns="http://schemas.openxmlformats.org/drawingml/2006/main">
-              <graphicData uri="http://schemas.openxmlformats.org/drawingml/2006/chart">
-                <chart xmlns="http://schemas.openxmlformats.org/drawingml/2006/chart" c:id="rIdChart3"/>
-              </graphicData>
-            </graphic>
-          </wp:inline>
-        </w:drawing>
-      </w:r>
-    </w:p>
-    <w:sectPr>
-      <w:pgSz w:w="12240" w:h="15840"/>
-      <w:pgMar w:top="1440" w:bottom="1440" w:left="1440" w:right="1440" w:header="720" w:footer="720" w:gutter="0"/>
-      <w:cols w:space="720"/>
-      <w:docGrid w:linePitch="360"/>
-    </w:sectPr>
-  </w:body>
-</w:document>
+<w:document xmlns:w="http://schemas.openxmlformats.org/wordprocessingml/2006/main" xmlns:wpc="http://schemas.microsoft.com/office/word/2010/wordprocessingCanvas" xmlns:cx="http://schemas.microsoft.com/office/drawing/2014/chartex" xmlns:cx1="http://schemas.microsoft.com/office/drawing/2015/9/8/chartex" xmlns:cx2="http://schemas.microsoft.com/office/drawing/2015/10/21/chartex" xmlns:cx3="http://schemas.microsoft.com/office/drawing/2016/5/9/chartex" xmlns:cx4="http://schemas.microsoft.com/office/drawing/2016/5/10/chartex" xmlns:cx5="http://schemas.microsoft.com/office/drawing/2016/5/11/chartex" xmlns:cx6="http://schemas.microsoft.com/office/drawing/2016/5/12/chartex" xmlns:cx7="http://schemas.microsoft.com/office/drawing/2016/5/13/chartex" xmlns:cx8="http://schemas.microsoft.com/office/drawing/2016/5/14/chartex" xmlns:mc="http://schemas.openxmlformats.org/markup-compatibility/2006" xmlns:aink="http://schemas.microsoft.com/office/drawing/2016/ink" xmlns:am3d="http://schemas.microsoft.com/office/drawing/2017/model3d" xmlns:o="urn:schemas-microsoft-com:office:office" xmlns:oel="http://schemas.microsoft.com/office/2019/extlst" xmlns:r="http://schemas.openxmlformats.org/officeDocument/2006/relationships" xmlns:m="http://schemas.openxmlformats.org/officeDocument/2006/math" xmlns:v="urn:schemas-microsoft-com:vml" xmlns:wp14="http://schemas.microsoft.com/office/word/2010/wordprocessingDrawing" xmlns:wp="http://schemas.openxmlformats.org/drawingml/2006/wordprocessingDrawing" xmlns:w10="urn:schemas-microsoft-com:office:word" xmlns:w14="http://schemas.microsoft.com/office/word/2010/wordml" xmlns:w15="http://schemas.microsoft.com/office/word/2012/wordml" xmlns:w16cex="http://schemas.microsoft.com/office/word/2018/wordml/cex" xmlns:w16cid="http://schemas.microsoft.com/office/word/2016/wordml/cid" xmlns:w16="http://schemas.microsoft.com/office/word/2018/wordml" xmlns:w16du="http://schemas.microsoft.com/office/word/2023/wordml/word16du" xmlns:w16sdtdh="http://schemas.microsoft.com/office/word/2020/wordml/sdtdatahash" xmlns:w16sdtfl="http://schemas.microsoft.com/office/word/2024/wordml/sdtformatlock" xmlns:w16se="http://schemas.microsoft.com/office/word/2015/wordml/symex" xmlns:wpg="http://schemas.microsoft.com/office/word/2010/wordprocessingGroup" xmlns:wpi="http://schemas.microsoft.com/office/word/2010/wordprocessingInk" xmlns:wne="http://schemas.microsoft.com/office/word/2006/wordml" xmlns:wps="http://schemas.microsoft.com/office/word/2010/wordprocessingShape" mc:Ignorable="w14"><w:body><w:p><w:pPr><w:pStyle w:val="Heading1"/></w:pPr><w:r><w:t>Chart Gallery</w:t></w:r></w:p><w:p><w:r><w:t>This document showcases all chart types.</w:t></w:r></w:p><w:p><w:pPr><w:pStyle w:val="Heading2"/></w:pPr><w:r><w:t>bar Chart</w:t></w:r></w:p><w:p><w:r><w:t>Clustered bar chart showing sales by region:</w:t></w:r></w:p><w:p><w:r><w:drawing><wp:inline><wp:extent wp:cx="5486400" wp:cy="3200400"/><wp:effectExtent/><wp:docPr wp:id="36996237" wp:name="Chart 285186"/><graphic xmlns="http://schemas.openxmlformats.org/drawingml/2006/main"><graphicData uri="http://schemas.openxmlformats.org/drawingml/2006/chart"><chart xmlns="http://schemas.openxmlformats.org/drawingml/2006/chart" c:id="rIdChart1"/></graphicData></graphic></wp:inline></w:drawing></w:r></w:p><w:p><w:pPr><w:pStyle w:val="Heading2"/></w:pPr><w:r><w:t>Line Chart</w:t></w:r></w:p><w:p><w:r><w:t>Line chart showing monthly trend:</w:t></w:r></w:p><w:p><w:r><w:drawing><wp:inline><wp:extent wp:cx="5486400" wp:cy="3200400"/><wp:effectExtent/><wp:docPr wp:id="742033558" wp:name="Chart 171619"/><graphic xmlns="http://schemas.openxmlformats.org/drawingml/2006/main"><graphicData uri="http://schemas.openxmlformats.org/drawingml/2006/chart"><chart xmlns="http://schemas.openxmlformats.org/drawingml/2006/chart" c:id="rIdChart2"/></graphicData></graphic></wp:inline></w:drawing></w:r></w:p><w:p><w:pPr><w:pStyle w:val="Heading2"/></w:pPr><w:r><w:t>Pie Chart</w:t></w:r></w:p><w:p><w:r><w:t>Pie chart showing market share:</w:t></w:r></w:p><w:p><w:r><w:drawing><wp:inline><wp:extent wp:cx="5486400" wp:cy="3200400"/><wp:effectExtent/><wp:docPr wp:id="328523871" wp:name="Chart 377633"/><graphic xmlns="http://schemas.openxmlformats.org/drawingml/2006/main"><graphicData uri="http://schemas.openxmlformats.org/drawingml/2006/chart"><chart xmlns="http://schemas.openxmlformats.org/drawingml/2006/chart" c:id="rIdChart3"/></graphicData></graphic></wp:inline></w:drawing></w:r></w:p><w:sectPr><w:pgSz w:w="12240" w:h="15840"/><w:pgMar w:top="1440" w:bottom="1440" w:left="1440" w:right="1440" w:header="720" w:footer="720" w:gutter="0"/><w:cols w:space="720"/><w:docGrid w:linePitch="360"/></w:sectPr></w:body></w:document>
 </file>
 
 <file path=word/styles.xml><?xml version="1.0" encoding="utf-8"?>
-<w:styles xmlns:w="http://schemas.openxmlformats.org/wordprocessingml/2006/main" xmlns:mc="http://schemas.openxmlformats.org/markup-compatibility/2006" xmlns:r="http://schemas.openxmlformats.org/officeDocument/2006/relationships" xmlns:w14="http://schemas.microsoft.com/office/word/2010/wordml" xmlns:w15="http://schemas.microsoft.com/office/word/2012/wordml" xmlns:wp14="http://schemas.microsoft.com/office/word/2010/wordprocessingDrawing" xmlns:w16cex="http://schemas.microsoft.com/office/word/2018/wordml/cex" xmlns:w16cid="http://schemas.microsoft.com/office/word/2016/wordml/cid" xmlns:w16="http://schemas.microsoft.com/office/word/2018/wordml" xmlns:w16du="http://schemas.microsoft.com/office/word/2023/wordml/word16du" xmlns:w16sdtdh="http://schemas.microsoft.com/office/word/2020/wordml/sdtdatahash" xmlns:w16sdtfl="http://schemas.microsoft.com/office/word/2024/wordml/sdtformatlock" xmlns:w16se="http://schemas.microsoft.com/office/word/2015/wordml/symex" mc:Ignorable="w14 w15 w16se w16cid w16 w16cex w16sdtdh w16sdtfl w16du">
+<w:styles xmlns:w="http://schemas.openxmlformats.org/wordprocessingml/2006/main" xmlns:mc="http://schemas.openxmlformats.org/markup-compatibility/2006" xmlns:r="http://schemas.openxmlformats.org/officeDocument/2006/relationships" xmlns:w14="http://schemas.microsoft.com/office/word/2010/wordml" xmlns:w15="http://schemas.microsoft.com/office/word/2012/wordml" xmlns:wp14="http://schemas.microsoft.com/office/word/2010/wordprocessingDrawing" xmlns:w16cex="http://schemas.microsoft.com/office/word/2018/wordml/cex" xmlns:w16cid="http://schemas.microsoft.com/office/word/2016/wordml/cid" xmlns:w16="http://schemas.microsoft.com/office/word/2018/wordml" xmlns:w16du="http://schemas.microsoft.com/office/word/2023/wordml/word16du" xmlns:w16sdtdh="http://schemas.microsoft.com/office/word/2020/wordml/sdtdatahash" xmlns:w16sdtfl="http://schemas.microsoft.com/office/word/2024/wordml/sdtformatlock" xmlns:w16se="http://schemas.microsoft.com/office/word/2015/wordml/symex">
   <w:docDefaults>
     <w:rPrDefault>
       <w:rPr>

--- a/spec/examples/generated/chart_gallery.docx
+++ b/spec/examples/generated/chart_gallery.docx
@@ -1,10 +1,119 @@
 
 <file path=word/document.xml><?xml version="1.0" encoding="UTF-8" standalone="yes"?>
-<w:document xmlns:w="http://schemas.openxmlformats.org/wordprocessingml/2006/main" xmlns:wpc="http://schemas.microsoft.com/office/word/2010/wordprocessingCanvas" xmlns:cx="http://schemas.microsoft.com/office/drawing/2014/chartex" xmlns:cx1="http://schemas.microsoft.com/office/drawing/2015/9/8/chartex" xmlns:cx2="http://schemas.microsoft.com/office/drawing/2015/10/21/chartex" xmlns:cx3="http://schemas.microsoft.com/office/drawing/2016/5/9/chartex" xmlns:cx4="http://schemas.microsoft.com/office/drawing/2016/5/10/chartex" xmlns:cx5="http://schemas.microsoft.com/office/drawing/2016/5/11/chartex" xmlns:cx6="http://schemas.microsoft.com/office/drawing/2016/5/12/chartex" xmlns:cx7="http://schemas.microsoft.com/office/drawing/2016/5/13/chartex" xmlns:cx8="http://schemas.microsoft.com/office/drawing/2016/5/14/chartex" xmlns:mc="http://schemas.openxmlformats.org/markup-compatibility/2006" xmlns:aink="http://schemas.microsoft.com/office/drawing/2016/ink" xmlns:am3d="http://schemas.microsoft.com/office/drawing/2017/model3d" xmlns:o="urn:schemas-microsoft-com:office:office" xmlns:oel="http://schemas.microsoft.com/office/2019/extlst" xmlns:r="http://schemas.openxmlformats.org/officeDocument/2006/relationships" xmlns:m="http://schemas.openxmlformats.org/officeDocument/2006/math" xmlns:v="urn:schemas-microsoft-com:vml" xmlns:wp14="http://schemas.microsoft.com/office/word/2010/wordprocessingDrawing" xmlns:wp="http://schemas.openxmlformats.org/drawingml/2006/wordprocessingDrawing" xmlns:w10="urn:schemas-microsoft-com:office:word" xmlns:w14="http://schemas.microsoft.com/office/word/2010/wordml" xmlns:w15="http://schemas.microsoft.com/office/word/2012/wordml" xmlns:w16cex="http://schemas.microsoft.com/office/word/2018/wordml/cex" xmlns:w16cid="http://schemas.microsoft.com/office/word/2016/wordml/cid" xmlns:w16="http://schemas.microsoft.com/office/word/2018/wordml" xmlns:w16du="http://schemas.microsoft.com/office/word/2023/wordml/word16du" xmlns:w16sdtdh="http://schemas.microsoft.com/office/word/2020/wordml/sdtdatahash" xmlns:w16sdtfl="http://schemas.microsoft.com/office/word/2024/wordml/sdtformatlock" xmlns:w16se="http://schemas.microsoft.com/office/word/2015/wordml/symex" xmlns:wpg="http://schemas.microsoft.com/office/word/2010/wordprocessingGroup" xmlns:wpi="http://schemas.microsoft.com/office/word/2010/wordprocessingInk" xmlns:wne="http://schemas.microsoft.com/office/word/2006/wordml" xmlns:wps="http://schemas.microsoft.com/office/word/2010/wordprocessingShape" mc:Ignorable="w14"><w:body><w:p><w:pPr><w:pStyle w:val="Heading1"/></w:pPr><w:r><w:t>Chart Gallery</w:t></w:r></w:p><w:p><w:r><w:t>This document showcases all chart types.</w:t></w:r></w:p><w:p><w:pPr><w:pStyle w:val="Heading2"/></w:pPr><w:r><w:t>bar Chart</w:t></w:r></w:p><w:p><w:r><w:t>Clustered bar chart showing sales by region:</w:t></w:r></w:p><w:p><w:r><w:drawing><wp:inline><wp:extent wp:cx="5486400" wp:cy="3200400"/><wp:effectExtent/><wp:docPr wp:id="36996237" wp:name="Chart 285186"/><graphic xmlns="http://schemas.openxmlformats.org/drawingml/2006/main"><graphicData uri="http://schemas.openxmlformats.org/drawingml/2006/chart"><chart xmlns="http://schemas.openxmlformats.org/drawingml/2006/chart" c:id="rIdChart1"/></graphicData></graphic></wp:inline></w:drawing></w:r></w:p><w:p><w:pPr><w:pStyle w:val="Heading2"/></w:pPr><w:r><w:t>Line Chart</w:t></w:r></w:p><w:p><w:r><w:t>Line chart showing monthly trend:</w:t></w:r></w:p><w:p><w:r><w:drawing><wp:inline><wp:extent wp:cx="5486400" wp:cy="3200400"/><wp:effectExtent/><wp:docPr wp:id="742033558" wp:name="Chart 171619"/><graphic xmlns="http://schemas.openxmlformats.org/drawingml/2006/main"><graphicData uri="http://schemas.openxmlformats.org/drawingml/2006/chart"><chart xmlns="http://schemas.openxmlformats.org/drawingml/2006/chart" c:id="rIdChart2"/></graphicData></graphic></wp:inline></w:drawing></w:r></w:p><w:p><w:pPr><w:pStyle w:val="Heading2"/></w:pPr><w:r><w:t>Pie Chart</w:t></w:r></w:p><w:p><w:r><w:t>Pie chart showing market share:</w:t></w:r></w:p><w:p><w:r><w:drawing><wp:inline><wp:extent wp:cx="5486400" wp:cy="3200400"/><wp:effectExtent/><wp:docPr wp:id="328523871" wp:name="Chart 377633"/><graphic xmlns="http://schemas.openxmlformats.org/drawingml/2006/main"><graphicData uri="http://schemas.openxmlformats.org/drawingml/2006/chart"><chart xmlns="http://schemas.openxmlformats.org/drawingml/2006/chart" c:id="rIdChart3"/></graphicData></graphic></wp:inline></w:drawing></w:r></w:p><w:sectPr><w:pgSz w:w="12240" w:h="15840"/><w:pgMar w:top="1440" w:bottom="1440" w:left="1440" w:right="1440" w:header="720" w:footer="720" w:gutter="0"/><w:cols w:space="720"/><w:docGrid w:linePitch="360"/></w:sectPr></w:body></w:document>
+<w:document xmlns:w="http://schemas.openxmlformats.org/wordprocessingml/2006/main" xmlns:wpc="http://schemas.microsoft.com/office/word/2010/wordprocessingCanvas" xmlns:cx="http://schemas.microsoft.com/office/drawing/2014/chartex" xmlns:cx1="http://schemas.microsoft.com/office/drawing/2015/9/8/chartex" xmlns:cx2="http://schemas.microsoft.com/office/drawing/2015/10/21/chartex" xmlns:cx3="http://schemas.microsoft.com/office/drawing/2016/5/9/chartex" xmlns:cx4="http://schemas.microsoft.com/office/drawing/2016/5/10/chartex" xmlns:cx5="http://schemas.microsoft.com/office/drawing/2016/5/11/chartex" xmlns:cx6="http://schemas.microsoft.com/office/drawing/2016/5/12/chartex" xmlns:cx7="http://schemas.microsoft.com/office/drawing/2016/5/13/chartex" xmlns:cx8="http://schemas.microsoft.com/office/drawing/2016/5/14/chartex" xmlns:mc="http://schemas.openxmlformats.org/markup-compatibility/2006" xmlns:aink="http://schemas.microsoft.com/office/drawing/2016/ink" xmlns:am3d="http://schemas.microsoft.com/office/drawing/2017/model3d" xmlns:o="urn:schemas-microsoft-com:office:office" xmlns:oel="http://schemas.microsoft.com/office/2019/extlst" xmlns:r="http://schemas.openxmlformats.org/officeDocument/2006/relationships" xmlns:m="http://schemas.openxmlformats.org/officeDocument/2006/math" xmlns:v="urn:schemas-microsoft-com:vml" xmlns:wp14="http://schemas.microsoft.com/office/word/2010/wordprocessingDrawing" xmlns:wp="http://schemas.openxmlformats.org/drawingml/2006/wordprocessingDrawing" xmlns:w10="urn:schemas-microsoft-com:office:word" xmlns:w14="http://schemas.microsoft.com/office/word/2010/wordml" xmlns:w15="http://schemas.microsoft.com/office/word/2012/wordml" xmlns:w16cex="http://schemas.microsoft.com/office/word/2018/wordml/cex" xmlns:w16cid="http://schemas.microsoft.com/office/word/2016/wordml/cid" xmlns:w16="http://schemas.microsoft.com/office/word/2018/wordml" xmlns:w16du="http://schemas.microsoft.com/office/word/2023/wordml/word16du" xmlns:w16sdtdh="http://schemas.microsoft.com/office/word/2020/wordml/sdtdatahash" xmlns:w16sdtfl="http://schemas.microsoft.com/office/word/2024/wordml/sdtformatlock" xmlns:w16se="http://schemas.microsoft.com/office/word/2015/wordml/symex" xmlns:wpg="http://schemas.microsoft.com/office/word/2010/wordprocessingGroup" xmlns:wpi="http://schemas.microsoft.com/office/word/2010/wordprocessingInk" xmlns:wne="http://schemas.microsoft.com/office/word/2006/wordml" xmlns:wps="http://schemas.microsoft.com/office/word/2010/wordprocessingShape" mc:Ignorable="w14 w15 w16se w16cid w16 w16cex w16sdtdh w16sdtfl w16du wp14">
+  <w:body>
+    <w:p>
+      <w:pPr>
+        <w:pStyle w:val="Heading1"/>
+      </w:pPr>
+      <w:r>
+        <w:t>Chart Gallery</w:t>
+      </w:r>
+    </w:p>
+    <w:p>
+      <w:r>
+        <w:t>This document showcases all chart types.</w:t>
+      </w:r>
+    </w:p>
+    <w:p>
+      <w:pPr>
+        <w:pStyle w:val="Heading2"/>
+      </w:pPr>
+      <w:r>
+        <w:t>bar Chart</w:t>
+      </w:r>
+    </w:p>
+    <w:p>
+      <w:r>
+        <w:t>Clustered bar chart showing sales by region:</w:t>
+      </w:r>
+    </w:p>
+    <w:p>
+      <w:r>
+        <w:drawing>
+          <wp:inline>
+            <wp:extent wp:cx="5486400" wp:cy="3200400"/>
+            <wp:effectExtent/>
+            <wp:docPr wp:id="889743392" wp:name="Chart 633169"/>
+            <graphic xmlns="http://schemas.openxmlformats.org/drawingml/2006/main">
+              <graphicData uri="http://schemas.openxmlformats.org/drawingml/2006/chart">
+                <chart xmlns="http://schemas.openxmlformats.org/drawingml/2006/chart" c:id="rIdChart1"/>
+              </graphicData>
+            </graphic>
+          </wp:inline>
+        </w:drawing>
+      </w:r>
+    </w:p>
+    <w:p>
+      <w:pPr>
+        <w:pStyle w:val="Heading2"/>
+      </w:pPr>
+      <w:r>
+        <w:t>Line Chart</w:t>
+      </w:r>
+    </w:p>
+    <w:p>
+      <w:r>
+        <w:t>Line chart showing monthly trend:</w:t>
+      </w:r>
+    </w:p>
+    <w:p>
+      <w:r>
+        <w:drawing>
+          <wp:inline>
+            <wp:extent wp:cx="5486400" wp:cy="3200400"/>
+            <wp:effectExtent/>
+            <wp:docPr wp:id="225927138" wp:name="Chart 700931"/>
+            <graphic xmlns="http://schemas.openxmlformats.org/drawingml/2006/main">
+              <graphicData uri="http://schemas.openxmlformats.org/drawingml/2006/chart">
+                <chart xmlns="http://schemas.openxmlformats.org/drawingml/2006/chart" c:id="rIdChart2"/>
+              </graphicData>
+            </graphic>
+          </wp:inline>
+        </w:drawing>
+      </w:r>
+    </w:p>
+    <w:p>
+      <w:pPr>
+        <w:pStyle w:val="Heading2"/>
+      </w:pPr>
+      <w:r>
+        <w:t>Pie Chart</w:t>
+      </w:r>
+    </w:p>
+    <w:p>
+      <w:r>
+        <w:t>Pie chart showing market share:</w:t>
+      </w:r>
+    </w:p>
+    <w:p>
+      <w:r>
+        <w:drawing>
+          <wp:inline>
+            <wp:extent wp:cx="5486400" wp:cy="3200400"/>
+            <wp:effectExtent/>
+            <wp:docPr wp:id="174940168" wp:name="Chart 535707"/>
+            <graphic xmlns="http://schemas.openxmlformats.org/drawingml/2006/main">
+              <graphicData uri="http://schemas.openxmlformats.org/drawingml/2006/chart">
+                <chart xmlns="http://schemas.openxmlformats.org/drawingml/2006/chart" c:id="rIdChart3"/>
+              </graphicData>
+            </graphic>
+          </wp:inline>
+        </w:drawing>
+      </w:r>
+    </w:p>
+    <w:sectPr>
+      <w:pgSz w:w="12240" w:h="15840"/>
+      <w:pgMar w:top="1440" w:bottom="1440" w:left="1440" w:right="1440" w:header="720" w:footer="720" w:gutter="0"/>
+      <w:cols w:space="720"/>
+      <w:docGrid w:linePitch="360"/>
+    </w:sectPr>
+  </w:body>
+</w:document>
 </file>
 
 <file path=word/styles.xml><?xml version="1.0" encoding="utf-8"?>
-<w:styles xmlns:w="http://schemas.openxmlformats.org/wordprocessingml/2006/main" xmlns:mc="http://schemas.openxmlformats.org/markup-compatibility/2006" xmlns:r="http://schemas.openxmlformats.org/officeDocument/2006/relationships" xmlns:w14="http://schemas.microsoft.com/office/word/2010/wordml" xmlns:w15="http://schemas.microsoft.com/office/word/2012/wordml" xmlns:wp14="http://schemas.microsoft.com/office/word/2010/wordprocessingDrawing" xmlns:w16cex="http://schemas.microsoft.com/office/word/2018/wordml/cex" xmlns:w16cid="http://schemas.microsoft.com/office/word/2016/wordml/cid" xmlns:w16="http://schemas.microsoft.com/office/word/2018/wordml" xmlns:w16du="http://schemas.microsoft.com/office/word/2023/wordml/word16du" xmlns:w16sdtdh="http://schemas.microsoft.com/office/word/2020/wordml/sdtdatahash" xmlns:w16sdtfl="http://schemas.microsoft.com/office/word/2024/wordml/sdtformatlock" xmlns:w16se="http://schemas.microsoft.com/office/word/2015/wordml/symex">
+<w:styles xmlns:w="http://schemas.openxmlformats.org/wordprocessingml/2006/main" xmlns:mc="http://schemas.openxmlformats.org/markup-compatibility/2006" xmlns:r="http://schemas.openxmlformats.org/officeDocument/2006/relationships" xmlns:w14="http://schemas.microsoft.com/office/word/2010/wordml" xmlns:w15="http://schemas.microsoft.com/office/word/2012/wordml" xmlns:wp14="http://schemas.microsoft.com/office/word/2010/wordprocessingDrawing" xmlns:w16cex="http://schemas.microsoft.com/office/word/2018/wordml/cex" xmlns:w16cid="http://schemas.microsoft.com/office/word/2016/wordml/cid" xmlns:w16="http://schemas.microsoft.com/office/word/2018/wordml" xmlns:w16du="http://schemas.microsoft.com/office/word/2023/wordml/word16du" xmlns:w16sdtdh="http://schemas.microsoft.com/office/word/2020/wordml/sdtdatahash" xmlns:w16sdtfl="http://schemas.microsoft.com/office/word/2024/wordml/sdtformatlock" xmlns:w16se="http://schemas.microsoft.com/office/word/2015/wordml/symex" mc:Ignorable="w14 w15 w16se w16cid w16 w16cex w16sdtdh w16sdtfl w16du">
   <w:docDefaults>
     <w:rPrDefault>
       <w:rPr>

--- a/spec/examples/generated/chart_gallery.docx
+++ b/spec/examples/generated/chart_gallery.docx
@@ -1,6 +1,6 @@
 
 <file path=word/document.xml><?xml version="1.0" encoding="UTF-8" standalone="yes"?>
-<w:document xmlns:w="http://schemas.openxmlformats.org/wordprocessingml/2006/main" xmlns:wpc="http://schemas.microsoft.com/office/word/2010/wordprocessingCanvas" xmlns:cx="http://schemas.microsoft.com/office/drawing/2014/chartex" xmlns:cx1="http://schemas.microsoft.com/office/drawing/2015/9/8/chartex" xmlns:cx2="http://schemas.microsoft.com/office/drawing/2015/10/21/chartex" xmlns:cx3="http://schemas.microsoft.com/office/drawing/2016/5/9/chartex" xmlns:cx4="http://schemas.microsoft.com/office/drawing/2016/5/10/chartex" xmlns:cx5="http://schemas.microsoft.com/office/drawing/2016/5/11/chartex" xmlns:cx6="http://schemas.microsoft.com/office/drawing/2016/5/12/chartex" xmlns:cx7="http://schemas.microsoft.com/office/drawing/2016/5/13/chartex" xmlns:cx8="http://schemas.microsoft.com/office/drawing/2016/5/14/chartex" xmlns:mc="http://schemas.openxmlformats.org/markup-compatibility/2006" xmlns:aink="http://schemas.microsoft.com/office/drawing/2016/ink" xmlns:am3d="http://schemas.microsoft.com/office/drawing/2017/model3d" xmlns:o="urn:schemas-microsoft-com:office:office" xmlns:oel="http://schemas.microsoft.com/office/2019/extlst" xmlns:r="http://schemas.openxmlformats.org/officeDocument/2006/relationships" xmlns:m="http://schemas.openxmlformats.org/officeDocument/2006/math" xmlns:v="urn:schemas-microsoft-com:vml" xmlns:wp14="http://schemas.microsoft.com/office/word/2010/wordprocessingDrawing" xmlns:wp="http://schemas.openxmlformats.org/drawingml/2006/wordprocessingDrawing" xmlns:w10="urn:schemas-microsoft-com:office:word" xmlns:w14="http://schemas.microsoft.com/office/word/2010/wordml" xmlns:w15="http://schemas.microsoft.com/office/word/2012/wordml" xmlns:w16cex="http://schemas.microsoft.com/office/word/2018/wordml/cex" xmlns:w16cid="http://schemas.microsoft.com/office/word/2016/wordml/cid" xmlns:w16="http://schemas.microsoft.com/office/word/2018/wordml" xmlns:w16du="http://schemas.microsoft.com/office/word/2023/wordml/word16du" xmlns:w16sdtdh="http://schemas.microsoft.com/office/word/2020/wordml/sdtdatahash" xmlns:w16sdtfl="http://schemas.microsoft.com/office/word/2024/wordml/sdtformatlock" xmlns:w16se="http://schemas.microsoft.com/office/word/2015/wordml/symex" xmlns:wpg="http://schemas.microsoft.com/office/word/2010/wordprocessingGroup" xmlns:wpi="http://schemas.microsoft.com/office/word/2010/wordprocessingInk" xmlns:wne="http://schemas.microsoft.com/office/word/2006/wordml" xmlns:wps="http://schemas.microsoft.com/office/word/2010/wordprocessingShape" mc:Ignorable="w14 w15 w16se w16cid w16 w16cex w16sdtdh w16sdtfl w16du wp14">
+<w:document xmlns:w="http://schemas.openxmlformats.org/wordprocessingml/2006/main" xmlns:wpc="http://schemas.microsoft.com/office/word/2010/wordprocessingCanvas" xmlns:cx="http://schemas.microsoft.com/office/drawing/2014/chartex" xmlns:cx1="http://schemas.microsoft.com/office/drawing/2015/9/8/chartex" xmlns:cx2="http://schemas.microsoft.com/office/drawing/2015/10/21/chartex" xmlns:cx3="http://schemas.microsoft.com/office/drawing/2016/5/9/chartex" xmlns:cx4="http://schemas.microsoft.com/office/drawing/2016/5/10/chartex" xmlns:cx5="http://schemas.microsoft.com/office/drawing/2016/5/11/chartex" xmlns:cx6="http://schemas.microsoft.com/office/drawing/2016/5/12/chartex" xmlns:cx7="http://schemas.microsoft.com/office/drawing/2016/5/13/chartex" xmlns:cx8="http://schemas.microsoft.com/office/drawing/2016/5/14/chartex" xmlns:mc="http://schemas.openxmlformats.org/markup-compatibility/2006" xmlns:aink="http://schemas.microsoft.com/office/drawing/2016/ink" xmlns:am3d="http://schemas.microsoft.com/office/drawing/2017/model3d" xmlns:o="urn:schemas-microsoft-com:office:office" xmlns:oel="http://schemas.microsoft.com/office/2019/extlst" xmlns:r="http://schemas.openxmlformats.org/officeDocument/2006/relationships" xmlns:m="http://schemas.openxmlformats.org/officeDocument/2006/math" xmlns:v="urn:schemas-microsoft-com:vml" xmlns:wp14="http://schemas.microsoft.com/office/word/2010/wordprocessingDrawing" xmlns:wp="http://schemas.openxmlformats.org/drawingml/2006/wordprocessingDrawing" xmlns:w10="urn:schemas-microsoft-com:office:word" xmlns:w14="http://schemas.microsoft.com/office/word/2010/wordml" xmlns:w15="http://schemas.microsoft.com/office/word/2012/wordml" xmlns:w16cex="http://schemas.microsoft.com/office/word/2018/wordml/cex" xmlns:w16cid="http://schemas.microsoft.com/office/word/2016/wordml/cid" xmlns:w16="http://schemas.microsoft.com/office/word/2018/wordml" xmlns:w16du="http://schemas.microsoft.com/office/word/2023/wordml/word16du" xmlns:w16sdtdh="http://schemas.microsoft.com/office/word/2020/wordml/sdtdatahash" xmlns:w16sdtfl="http://schemas.microsoft.com/office/word/2024/wordml/sdtformatlock" xmlns:w16se="http://schemas.microsoft.com/office/word/2015/wordml/symex" xmlns:wpg="http://schemas.microsoft.com/office/word/2010/wordprocessingGroup" xmlns:wpi="http://schemas.microsoft.com/office/word/2010/wordprocessingInk" xmlns:wne="http://schemas.microsoft.com/office/word/2006/wordml" xmlns:wps="http://schemas.microsoft.com/office/word/2010/wordprocessingShape" mc:Ignorable="w14">
   <w:body>
     <w:p>
       <w:pPr>
@@ -34,7 +34,7 @@
           <wp:inline>
             <wp:extent wp:cx="5486400" wp:cy="3200400"/>
             <wp:effectExtent/>
-            <wp:docPr wp:id="889743392" wp:name="Chart 633169"/>
+            <wp:docPr wp:id="336464627" wp:name="Chart 845476"/>
             <graphic xmlns="http://schemas.openxmlformats.org/drawingml/2006/main">
               <graphicData uri="http://schemas.openxmlformats.org/drawingml/2006/chart">
                 <chart xmlns="http://schemas.openxmlformats.org/drawingml/2006/chart" c:id="rIdChart1"/>
@@ -63,7 +63,7 @@
           <wp:inline>
             <wp:extent wp:cx="5486400" wp:cy="3200400"/>
             <wp:effectExtent/>
-            <wp:docPr wp:id="225927138" wp:name="Chart 700931"/>
+            <wp:docPr wp:id="760708570" wp:name="Chart 370501"/>
             <graphic xmlns="http://schemas.openxmlformats.org/drawingml/2006/main">
               <graphicData uri="http://schemas.openxmlformats.org/drawingml/2006/chart">
                 <chart xmlns="http://schemas.openxmlformats.org/drawingml/2006/chart" c:id="rIdChart2"/>
@@ -92,7 +92,7 @@
           <wp:inline>
             <wp:extent wp:cx="5486400" wp:cy="3200400"/>
             <wp:effectExtent/>
-            <wp:docPr wp:id="174940168" wp:name="Chart 535707"/>
+            <wp:docPr wp:id="214092574" wp:name="Chart 947733"/>
             <graphic xmlns="http://schemas.openxmlformats.org/drawingml/2006/main">
               <graphicData uri="http://schemas.openxmlformats.org/drawingml/2006/chart">
                 <chart xmlns="http://schemas.openxmlformats.org/drawingml/2006/chart" c:id="rIdChart3"/>
@@ -113,7 +113,7 @@
 </file>
 
 <file path=word/styles.xml><?xml version="1.0" encoding="utf-8"?>
-<w:styles xmlns:w="http://schemas.openxmlformats.org/wordprocessingml/2006/main" xmlns:mc="http://schemas.openxmlformats.org/markup-compatibility/2006" xmlns:r="http://schemas.openxmlformats.org/officeDocument/2006/relationships" xmlns:w14="http://schemas.microsoft.com/office/word/2010/wordml" xmlns:w15="http://schemas.microsoft.com/office/word/2012/wordml" xmlns:wp14="http://schemas.microsoft.com/office/word/2010/wordprocessingDrawing" xmlns:w16cex="http://schemas.microsoft.com/office/word/2018/wordml/cex" xmlns:w16cid="http://schemas.microsoft.com/office/word/2016/wordml/cid" xmlns:w16="http://schemas.microsoft.com/office/word/2018/wordml" xmlns:w16du="http://schemas.microsoft.com/office/word/2023/wordml/word16du" xmlns:w16sdtdh="http://schemas.microsoft.com/office/word/2020/wordml/sdtdatahash" xmlns:w16sdtfl="http://schemas.microsoft.com/office/word/2024/wordml/sdtformatlock" xmlns:w16se="http://schemas.microsoft.com/office/word/2015/wordml/symex" mc:Ignorable="w14 w15 w16se w16cid w16 w16cex w16sdtdh w16sdtfl w16du">
+<w:styles xmlns:w="http://schemas.openxmlformats.org/wordprocessingml/2006/main" xmlns:mc="http://schemas.openxmlformats.org/markup-compatibility/2006" xmlns:r="http://schemas.openxmlformats.org/officeDocument/2006/relationships" xmlns:w14="http://schemas.microsoft.com/office/word/2010/wordml" xmlns:w15="http://schemas.microsoft.com/office/word/2012/wordml" xmlns:wp14="http://schemas.microsoft.com/office/word/2010/wordprocessingDrawing" xmlns:w16cex="http://schemas.microsoft.com/office/word/2018/wordml/cex" xmlns:w16cid="http://schemas.microsoft.com/office/word/2016/wordml/cid" xmlns:w16="http://schemas.microsoft.com/office/word/2018/wordml" xmlns:w16du="http://schemas.microsoft.com/office/word/2023/wordml/word16du" xmlns:w16sdtdh="http://schemas.microsoft.com/office/word/2020/wordml/sdtdatahash" xmlns:w16sdtfl="http://schemas.microsoft.com/office/word/2024/wordml/sdtformatlock" xmlns:w16se="http://schemas.microsoft.com/office/word/2015/wordml/symex">
   <w:docDefaults>
     <w:rPrDefault>
       <w:rPr>

--- a/spec/examples/generated/chart_gallery.docx
+++ b/spec/examples/generated/chart_gallery.docx
@@ -34,7 +34,7 @@
           <wp:inline>
             <wp:extent wp:cx="5486400" wp:cy="3200400"/>
             <wp:effectExtent/>
-            <wp:docPr wp:id="336464627" wp:name="Chart 845476"/>
+            <wp:docPr wp:id="433585711" wp:name="Chart 647948"/>
             <graphic xmlns="http://schemas.openxmlformats.org/drawingml/2006/main">
               <graphicData uri="http://schemas.openxmlformats.org/drawingml/2006/chart">
                 <chart xmlns="http://schemas.openxmlformats.org/drawingml/2006/chart" c:id="rIdChart1"/>
@@ -63,7 +63,7 @@
           <wp:inline>
             <wp:extent wp:cx="5486400" wp:cy="3200400"/>
             <wp:effectExtent/>
-            <wp:docPr wp:id="760708570" wp:name="Chart 370501"/>
+            <wp:docPr wp:id="782191566" wp:name="Chart 963357"/>
             <graphic xmlns="http://schemas.openxmlformats.org/drawingml/2006/main">
               <graphicData uri="http://schemas.openxmlformats.org/drawingml/2006/chart">
                 <chart xmlns="http://schemas.openxmlformats.org/drawingml/2006/chart" c:id="rIdChart2"/>
@@ -92,7 +92,7 @@
           <wp:inline>
             <wp:extent wp:cx="5486400" wp:cy="3200400"/>
             <wp:effectExtent/>
-            <wp:docPr wp:id="214092574" wp:name="Chart 947733"/>
+            <wp:docPr wp:id="346731130" wp:name="Chart 467131"/>
             <graphic xmlns="http://schemas.openxmlformats.org/drawingml/2006/main">
               <graphicData uri="http://schemas.openxmlformats.org/drawingml/2006/chart">
                 <chart xmlns="http://schemas.openxmlformats.org/drawingml/2006/chart" c:id="rIdChart3"/>

--- a/spec/examples/generated/chart_gallery.docx
+++ b/spec/examples/generated/chart_gallery.docx
@@ -1,115 +1,6 @@
 
 <file path=word/document.xml><?xml version="1.0" encoding="UTF-8" standalone="yes"?>
-<w:document xmlns:w="http://schemas.openxmlformats.org/wordprocessingml/2006/main" xmlns:wpc="http://schemas.microsoft.com/office/word/2010/wordprocessingCanvas" xmlns:cx="http://schemas.microsoft.com/office/drawing/2014/chartex" xmlns:cx1="http://schemas.microsoft.com/office/drawing/2015/9/8/chartex" xmlns:cx2="http://schemas.microsoft.com/office/drawing/2015/10/21/chartex" xmlns:cx3="http://schemas.microsoft.com/office/drawing/2016/5/9/chartex" xmlns:cx4="http://schemas.microsoft.com/office/drawing/2016/5/10/chartex" xmlns:cx5="http://schemas.microsoft.com/office/drawing/2016/5/11/chartex" xmlns:cx6="http://schemas.microsoft.com/office/drawing/2016/5/12/chartex" xmlns:cx7="http://schemas.microsoft.com/office/drawing/2016/5/13/chartex" xmlns:cx8="http://schemas.microsoft.com/office/drawing/2016/5/14/chartex" xmlns:mc="http://schemas.openxmlformats.org/markup-compatibility/2006" xmlns:aink="http://schemas.microsoft.com/office/drawing/2016/ink" xmlns:am3d="http://schemas.microsoft.com/office/drawing/2017/model3d" xmlns:o="urn:schemas-microsoft-com:office:office" xmlns:oel="http://schemas.microsoft.com/office/2019/extlst" xmlns:r="http://schemas.openxmlformats.org/officeDocument/2006/relationships" xmlns:m="http://schemas.openxmlformats.org/officeDocument/2006/math" xmlns:v="urn:schemas-microsoft-com:vml" xmlns:wp14="http://schemas.microsoft.com/office/word/2010/wordprocessingDrawing" xmlns:wp="http://schemas.openxmlformats.org/drawingml/2006/wordprocessingDrawing" xmlns:w10="urn:schemas-microsoft-com:office:word" xmlns:w14="http://schemas.microsoft.com/office/word/2010/wordml" xmlns:w15="http://schemas.microsoft.com/office/word/2012/wordml" xmlns:w16cex="http://schemas.microsoft.com/office/word/2018/wordml/cex" xmlns:w16cid="http://schemas.microsoft.com/office/word/2016/wordml/cid" xmlns:w16="http://schemas.microsoft.com/office/word/2018/wordml" xmlns:w16du="http://schemas.microsoft.com/office/word/2023/wordml/word16du" xmlns:w16sdtdh="http://schemas.microsoft.com/office/word/2020/wordml/sdtdatahash" xmlns:w16sdtfl="http://schemas.microsoft.com/office/word/2024/wordml/sdtformatlock" xmlns:w16se="http://schemas.microsoft.com/office/word/2015/wordml/symex" xmlns:wpg="http://schemas.microsoft.com/office/word/2010/wordprocessingGroup" xmlns:wpi="http://schemas.microsoft.com/office/word/2010/wordprocessingInk" xmlns:wne="http://schemas.microsoft.com/office/word/2006/wordml" xmlns:wps="http://schemas.microsoft.com/office/word/2010/wordprocessingShape" mc:Ignorable="w14">
-  <w:body>
-    <w:p>
-      <w:pPr>
-        <w:pStyle w:val="Heading1"/>
-      </w:pPr>
-      <w:r>
-        <w:t>Chart Gallery</w:t>
-      </w:r>
-    </w:p>
-    <w:p>
-      <w:r>
-        <w:t>This document showcases all chart types.</w:t>
-      </w:r>
-    </w:p>
-    <w:p>
-      <w:pPr>
-        <w:pStyle w:val="Heading2"/>
-      </w:pPr>
-      <w:r>
-        <w:t>bar Chart</w:t>
-      </w:r>
-    </w:p>
-    <w:p>
-      <w:r>
-        <w:t>Clustered bar chart showing sales by region:</w:t>
-      </w:r>
-    </w:p>
-    <w:p>
-      <w:r>
-        <w:drawing>
-          <wp:inline>
-            <wp:extent wp:cx="5486400" wp:cy="3200400"/>
-            <wp:effectExtent/>
-            <wp:docPr wp:id="433585711" wp:name="Chart 647948"/>
-            <graphic xmlns="http://schemas.openxmlformats.org/drawingml/2006/main">
-              <graphicData uri="http://schemas.openxmlformats.org/drawingml/2006/chart">
-                <chart xmlns="http://schemas.openxmlformats.org/drawingml/2006/chart" c:id="rIdChart1"/>
-              </graphicData>
-            </graphic>
-          </wp:inline>
-        </w:drawing>
-      </w:r>
-    </w:p>
-    <w:p>
-      <w:pPr>
-        <w:pStyle w:val="Heading2"/>
-      </w:pPr>
-      <w:r>
-        <w:t>Line Chart</w:t>
-      </w:r>
-    </w:p>
-    <w:p>
-      <w:r>
-        <w:t>Line chart showing monthly trend:</w:t>
-      </w:r>
-    </w:p>
-    <w:p>
-      <w:r>
-        <w:drawing>
-          <wp:inline>
-            <wp:extent wp:cx="5486400" wp:cy="3200400"/>
-            <wp:effectExtent/>
-            <wp:docPr wp:id="782191566" wp:name="Chart 963357"/>
-            <graphic xmlns="http://schemas.openxmlformats.org/drawingml/2006/main">
-              <graphicData uri="http://schemas.openxmlformats.org/drawingml/2006/chart">
-                <chart xmlns="http://schemas.openxmlformats.org/drawingml/2006/chart" c:id="rIdChart2"/>
-              </graphicData>
-            </graphic>
-          </wp:inline>
-        </w:drawing>
-      </w:r>
-    </w:p>
-    <w:p>
-      <w:pPr>
-        <w:pStyle w:val="Heading2"/>
-      </w:pPr>
-      <w:r>
-        <w:t>Pie Chart</w:t>
-      </w:r>
-    </w:p>
-    <w:p>
-      <w:r>
-        <w:t>Pie chart showing market share:</w:t>
-      </w:r>
-    </w:p>
-    <w:p>
-      <w:r>
-        <w:drawing>
-          <wp:inline>
-            <wp:extent wp:cx="5486400" wp:cy="3200400"/>
-            <wp:effectExtent/>
-            <wp:docPr wp:id="346731130" wp:name="Chart 467131"/>
-            <graphic xmlns="http://schemas.openxmlformats.org/drawingml/2006/main">
-              <graphicData uri="http://schemas.openxmlformats.org/drawingml/2006/chart">
-                <chart xmlns="http://schemas.openxmlformats.org/drawingml/2006/chart" c:id="rIdChart3"/>
-              </graphicData>
-            </graphic>
-          </wp:inline>
-        </w:drawing>
-      </w:r>
-    </w:p>
-    <w:sectPr>
-      <w:pgSz w:w="12240" w:h="15840"/>
-      <w:pgMar w:top="1440" w:bottom="1440" w:left="1440" w:right="1440" w:header="720" w:footer="720" w:gutter="0"/>
-      <w:cols w:space="720"/>
-      <w:docGrid w:linePitch="360"/>
-    </w:sectPr>
-  </w:body>
-</w:document>
+<w:document xmlns:w="http://schemas.openxmlformats.org/wordprocessingml/2006/main" xmlns:wpc="http://schemas.microsoft.com/office/word/2010/wordprocessingCanvas" xmlns:cx="http://schemas.microsoft.com/office/drawing/2014/chartex" xmlns:cx1="http://schemas.microsoft.com/office/drawing/2015/9/8/chartex" xmlns:cx2="http://schemas.microsoft.com/office/drawing/2015/10/21/chartex" xmlns:cx3="http://schemas.microsoft.com/office/drawing/2016/5/9/chartex" xmlns:cx4="http://schemas.microsoft.com/office/drawing/2016/5/10/chartex" xmlns:cx5="http://schemas.microsoft.com/office/drawing/2016/5/11/chartex" xmlns:cx6="http://schemas.microsoft.com/office/drawing/2016/5/12/chartex" xmlns:cx7="http://schemas.microsoft.com/office/drawing/2016/5/13/chartex" xmlns:cx8="http://schemas.microsoft.com/office/drawing/2016/5/14/chartex" xmlns:mc="http://schemas.openxmlformats.org/markup-compatibility/2006" xmlns:aink="http://schemas.microsoft.com/office/drawing/2016/ink" xmlns:am3d="http://schemas.microsoft.com/office/drawing/2017/model3d" xmlns:o="urn:schemas-microsoft-com:office:office" xmlns:oel="http://schemas.microsoft.com/office/2019/extlst" xmlns:r="http://schemas.openxmlformats.org/officeDocument/2006/relationships" xmlns:m="http://schemas.openxmlformats.org/officeDocument/2006/math" xmlns:v="urn:schemas-microsoft-com:vml" xmlns:wp14="http://schemas.microsoft.com/office/word/2010/wordprocessingDrawing" xmlns:wp="http://schemas.openxmlformats.org/drawingml/2006/wordprocessingDrawing" xmlns:w10="urn:schemas-microsoft-com:office:word" xmlns:w14="http://schemas.microsoft.com/office/word/2010/wordml" xmlns:w15="http://schemas.microsoft.com/office/word/2012/wordml" xmlns:w16cex="http://schemas.microsoft.com/office/word/2018/wordml/cex" xmlns:w16cid="http://schemas.microsoft.com/office/word/2016/wordml/cid" xmlns:w16="http://schemas.microsoft.com/office/word/2018/wordml" xmlns:w16du="http://schemas.microsoft.com/office/word/2023/wordml/word16du" xmlns:w16sdtdh="http://schemas.microsoft.com/office/word/2020/wordml/sdtdatahash" xmlns:w16sdtfl="http://schemas.microsoft.com/office/word/2024/wordml/sdtformatlock" xmlns:w16se="http://schemas.microsoft.com/office/word/2015/wordml/symex" xmlns:wpg="http://schemas.microsoft.com/office/word/2010/wordprocessingGroup" xmlns:wpi="http://schemas.microsoft.com/office/word/2010/wordprocessingInk" xmlns:wne="http://schemas.microsoft.com/office/word/2006/wordml" xmlns:wps="http://schemas.microsoft.com/office/word/2010/wordprocessingShape" mc:Ignorable="w14"><w:body><w:p><w:pPr><w:pStyle w:val="Heading1"/></w:pPr><w:r><w:t>Chart Gallery</w:t></w:r></w:p><w:p><w:r><w:t>This document showcases all chart types.</w:t></w:r></w:p><w:p><w:pPr><w:pStyle w:val="Heading2"/></w:pPr><w:r><w:t>bar Chart</w:t></w:r></w:p><w:p><w:r><w:t>Clustered bar chart showing sales by region:</w:t></w:r></w:p><w:p><w:r><w:drawing><wp:inline><wp:extent wp:cx="5486400" wp:cy="3200400"/><wp:effectExtent/><wp:docPr wp:id="598359361" wp:name="Chart 782348"/><graphic xmlns="http://schemas.openxmlformats.org/drawingml/2006/main"><graphicData uri="http://schemas.openxmlformats.org/drawingml/2006/chart"><chart xmlns="http://schemas.openxmlformats.org/drawingml/2006/chart" c:id="rIdChart1"/></graphicData></graphic></wp:inline></w:drawing></w:r></w:p><w:p><w:pPr><w:pStyle w:val="Heading2"/></w:pPr><w:r><w:t>Line Chart</w:t></w:r></w:p><w:p><w:r><w:t>Line chart showing monthly trend:</w:t></w:r></w:p><w:p><w:r><w:drawing><wp:inline><wp:extent wp:cx="5486400" wp:cy="3200400"/><wp:effectExtent/><wp:docPr wp:id="570384951" wp:name="Chart 711460"/><graphic xmlns="http://schemas.openxmlformats.org/drawingml/2006/main"><graphicData uri="http://schemas.openxmlformats.org/drawingml/2006/chart"><chart xmlns="http://schemas.openxmlformats.org/drawingml/2006/chart" c:id="rIdChart2"/></graphicData></graphic></wp:inline></w:drawing></w:r></w:p><w:p><w:pPr><w:pStyle w:val="Heading2"/></w:pPr><w:r><w:t>Pie Chart</w:t></w:r></w:p><w:p><w:r><w:t>Pie chart showing market share:</w:t></w:r></w:p><w:p><w:r><w:drawing><wp:inline><wp:extent wp:cx="5486400" wp:cy="3200400"/><wp:effectExtent/><wp:docPr wp:id="778768145" wp:name="Chart 734592"/><graphic xmlns="http://schemas.openxmlformats.org/drawingml/2006/main"><graphicData uri="http://schemas.openxmlformats.org/drawingml/2006/chart"><chart xmlns="http://schemas.openxmlformats.org/drawingml/2006/chart" c:id="rIdChart3"/></graphicData></graphic></wp:inline></w:drawing></w:r></w:p><w:sectPr><w:pgSz w:w="12240" w:h="15840"/><w:pgMar w:top="1440" w:bottom="1440" w:left="1440" w:right="1440" w:header="720" w:footer="720" w:gutter="0"/><w:cols w:space="720"/><w:docGrid w:linePitch="360"/></w:sectPr></w:body></w:document>
 </file>
 
 <file path=word/styles.xml><?xml version="1.0" encoding="utf-8"?>

--- a/spec/examples/generated/chart_gallery.docx
+++ b/spec/examples/generated/chart_gallery.docx
@@ -1,6 +1,6 @@
 
 <file path=word/document.xml><?xml version="1.0" encoding="UTF-8" standalone="yes"?>
-<w:document xmlns:w="http://schemas.openxmlformats.org/wordprocessingml/2006/main" xmlns:wpc="http://schemas.microsoft.com/office/word/2010/wordprocessingCanvas" xmlns:cx="http://schemas.microsoft.com/office/drawing/2014/chartex" xmlns:cx1="http://schemas.microsoft.com/office/drawing/2015/9/8/chartex" xmlns:cx2="http://schemas.microsoft.com/office/drawing/2015/10/21/chartex" xmlns:cx3="http://schemas.microsoft.com/office/drawing/2016/5/9/chartex" xmlns:cx4="http://schemas.microsoft.com/office/drawing/2016/5/10/chartex" xmlns:cx5="http://schemas.microsoft.com/office/drawing/2016/5/11/chartex" xmlns:cx6="http://schemas.microsoft.com/office/drawing/2016/5/12/chartex" xmlns:cx7="http://schemas.microsoft.com/office/drawing/2016/5/13/chartex" xmlns:cx8="http://schemas.microsoft.com/office/drawing/2016/5/14/chartex" xmlns:mc="http://schemas.openxmlformats.org/markup-compatibility/2006" xmlns:aink="http://schemas.microsoft.com/office/drawing/2016/ink" xmlns:am3d="http://schemas.microsoft.com/office/drawing/2017/model3d" xmlns:o="urn:schemas-microsoft-com:office:office" xmlns:oel="http://schemas.microsoft.com/office/2019/extlst" xmlns:r="http://schemas.openxmlformats.org/officeDocument/2006/relationships" xmlns:m="http://schemas.openxmlformats.org/officeDocument/2006/math" xmlns:v="urn:schemas-microsoft-com:vml" xmlns:wp14="http://schemas.microsoft.com/office/word/2010/wordprocessingDrawing" xmlns:wp="http://schemas.openxmlformats.org/drawingml/2006/wordprocessingDrawing" xmlns:w10="urn:schemas-microsoft-com:office:word" xmlns:w14="http://schemas.microsoft.com/office/word/2010/wordml" xmlns:w15="http://schemas.microsoft.com/office/word/2012/wordml" xmlns:w16cex="http://schemas.microsoft.com/office/word/2018/wordml/cex" xmlns:w16cid="http://schemas.microsoft.com/office/word/2016/wordml/cid" xmlns:w16="http://schemas.microsoft.com/office/word/2018/wordml" xmlns:w16du="http://schemas.microsoft.com/office/word/2023/wordml/word16du" xmlns:w16sdtdh="http://schemas.microsoft.com/office/word/2020/wordml/sdtdatahash" xmlns:w16sdtfl="http://schemas.microsoft.com/office/word/2024/wordml/sdtformatlock" xmlns:w16se="http://schemas.microsoft.com/office/word/2015/wordml/symex" xmlns:wpg="http://schemas.microsoft.com/office/word/2010/wordprocessingGroup" xmlns:wpi="http://schemas.microsoft.com/office/word/2010/wordprocessingInk" xmlns:wne="http://schemas.microsoft.com/office/word/2006/wordml" xmlns:wps="http://schemas.microsoft.com/office/word/2010/wordprocessingShape" mc:Ignorable="w14"><w:body><w:p><w:pPr><w:pStyle w:val="Heading1"/></w:pPr><w:r><w:t>Chart Gallery</w:t></w:r></w:p><w:p><w:r><w:t>This document showcases all chart types.</w:t></w:r></w:p><w:p><w:pPr><w:pStyle w:val="Heading2"/></w:pPr><w:r><w:t>bar Chart</w:t></w:r></w:p><w:p><w:r><w:t>Clustered bar chart showing sales by region:</w:t></w:r></w:p><w:p><w:r><w:drawing><wp:inline><wp:extent wp:cx="5486400" wp:cy="3200400"/><wp:effectExtent/><wp:docPr wp:id="598359361" wp:name="Chart 782348"/><graphic xmlns="http://schemas.openxmlformats.org/drawingml/2006/main"><graphicData uri="http://schemas.openxmlformats.org/drawingml/2006/chart"><chart xmlns="http://schemas.openxmlformats.org/drawingml/2006/chart" c:id="rIdChart1"/></graphicData></graphic></wp:inline></w:drawing></w:r></w:p><w:p><w:pPr><w:pStyle w:val="Heading2"/></w:pPr><w:r><w:t>Line Chart</w:t></w:r></w:p><w:p><w:r><w:t>Line chart showing monthly trend:</w:t></w:r></w:p><w:p><w:r><w:drawing><wp:inline><wp:extent wp:cx="5486400" wp:cy="3200400"/><wp:effectExtent/><wp:docPr wp:id="570384951" wp:name="Chart 711460"/><graphic xmlns="http://schemas.openxmlformats.org/drawingml/2006/main"><graphicData uri="http://schemas.openxmlformats.org/drawingml/2006/chart"><chart xmlns="http://schemas.openxmlformats.org/drawingml/2006/chart" c:id="rIdChart2"/></graphicData></graphic></wp:inline></w:drawing></w:r></w:p><w:p><w:pPr><w:pStyle w:val="Heading2"/></w:pPr><w:r><w:t>Pie Chart</w:t></w:r></w:p><w:p><w:r><w:t>Pie chart showing market share:</w:t></w:r></w:p><w:p><w:r><w:drawing><wp:inline><wp:extent wp:cx="5486400" wp:cy="3200400"/><wp:effectExtent/><wp:docPr wp:id="778768145" wp:name="Chart 734592"/><graphic xmlns="http://schemas.openxmlformats.org/drawingml/2006/main"><graphicData uri="http://schemas.openxmlformats.org/drawingml/2006/chart"><chart xmlns="http://schemas.openxmlformats.org/drawingml/2006/chart" c:id="rIdChart3"/></graphicData></graphic></wp:inline></w:drawing></w:r></w:p><w:sectPr><w:pgSz w:w="12240" w:h="15840"/><w:pgMar w:top="1440" w:bottom="1440" w:left="1440" w:right="1440" w:header="720" w:footer="720" w:gutter="0"/><w:cols w:space="720"/><w:docGrid w:linePitch="360"/></w:sectPr></w:body></w:document>
+<w:document xmlns:w="http://schemas.openxmlformats.org/wordprocessingml/2006/main" xmlns:wpc="http://schemas.microsoft.com/office/word/2010/wordprocessingCanvas" xmlns:cx="http://schemas.microsoft.com/office/drawing/2014/chartex" xmlns:cx1="http://schemas.microsoft.com/office/drawing/2015/9/8/chartex" xmlns:cx2="http://schemas.microsoft.com/office/drawing/2015/10/21/chartex" xmlns:cx3="http://schemas.microsoft.com/office/drawing/2016/5/9/chartex" xmlns:cx4="http://schemas.microsoft.com/office/drawing/2016/5/10/chartex" xmlns:cx5="http://schemas.microsoft.com/office/drawing/2016/5/11/chartex" xmlns:cx6="http://schemas.microsoft.com/office/drawing/2016/5/12/chartex" xmlns:cx7="http://schemas.microsoft.com/office/drawing/2016/5/13/chartex" xmlns:cx8="http://schemas.microsoft.com/office/drawing/2016/5/14/chartex" xmlns:mc="http://schemas.openxmlformats.org/markup-compatibility/2006" xmlns:aink="http://schemas.microsoft.com/office/drawing/2016/ink" xmlns:am3d="http://schemas.microsoft.com/office/drawing/2017/model3d" xmlns:o="urn:schemas-microsoft-com:office:office" xmlns:oel="http://schemas.microsoft.com/office/2019/extlst" xmlns:r="http://schemas.openxmlformats.org/officeDocument/2006/relationships" xmlns:m="http://schemas.openxmlformats.org/officeDocument/2006/math" xmlns:v="urn:schemas-microsoft-com:vml" xmlns:wp14="http://schemas.microsoft.com/office/word/2010/wordprocessingDrawing" xmlns:wp="http://schemas.openxmlformats.org/drawingml/2006/wordprocessingDrawing" xmlns:w10="urn:schemas-microsoft-com:office:word" xmlns:w14="http://schemas.microsoft.com/office/word/2010/wordml" xmlns:w15="http://schemas.microsoft.com/office/word/2012/wordml" xmlns:w16cex="http://schemas.microsoft.com/office/word/2018/wordml/cex" xmlns:w16cid="http://schemas.microsoft.com/office/word/2016/wordml/cid" xmlns:w16="http://schemas.microsoft.com/office/word/2018/wordml" xmlns:w16du="http://schemas.microsoft.com/office/word/2023/wordml/word16du" xmlns:w16sdtdh="http://schemas.microsoft.com/office/word/2020/wordml/sdtdatahash" xmlns:w16sdtfl="http://schemas.microsoft.com/office/word/2024/wordml/sdtformatlock" xmlns:w16se="http://schemas.microsoft.com/office/word/2015/wordml/symex" xmlns:wpg="http://schemas.microsoft.com/office/word/2010/wordprocessingGroup" xmlns:wpi="http://schemas.microsoft.com/office/word/2010/wordprocessingInk" xmlns:wne="http://schemas.microsoft.com/office/word/2006/wordml" xmlns:wps="http://schemas.microsoft.com/office/word/2010/wordprocessingShape" mc:Ignorable="w14"><w:body><w:p><w:pPr><w:pStyle w:val="Heading1"/></w:pPr><w:r><w:t>Chart Gallery</w:t></w:r></w:p><w:p><w:r><w:t>This document showcases all chart types.</w:t></w:r></w:p><w:p><w:pPr><w:pStyle w:val="Heading2"/></w:pPr><w:r><w:t>bar Chart</w:t></w:r></w:p><w:p><w:r><w:t>Clustered bar chart showing sales by region:</w:t></w:r></w:p><w:p><w:r><w:drawing><wp:inline><wp:extent wp:cx="5486400" wp:cy="3200400"/><wp:effectExtent/><wp:docPr wp:id="395433154" wp:name="Chart 881863"/><graphic xmlns="http://schemas.openxmlformats.org/drawingml/2006/main"><graphicData uri="http://schemas.openxmlformats.org/drawingml/2006/chart"><chart xmlns="http://schemas.openxmlformats.org/drawingml/2006/chart" c:id="rIdChart1"/></graphicData></graphic></wp:inline></w:drawing></w:r></w:p><w:p><w:pPr><w:pStyle w:val="Heading2"/></w:pPr><w:r><w:t>Line Chart</w:t></w:r></w:p><w:p><w:r><w:t>Line chart showing monthly trend:</w:t></w:r></w:p><w:p><w:r><w:drawing><wp:inline><wp:extent wp:cx="5486400" wp:cy="3200400"/><wp:effectExtent/><wp:docPr wp:id="929273950" wp:name="Chart 507044"/><graphic xmlns="http://schemas.openxmlformats.org/drawingml/2006/main"><graphicData uri="http://schemas.openxmlformats.org/drawingml/2006/chart"><chart xmlns="http://schemas.openxmlformats.org/drawingml/2006/chart" c:id="rIdChart2"/></graphicData></graphic></wp:inline></w:drawing></w:r></w:p><w:p><w:pPr><w:pStyle w:val="Heading2"/></w:pPr><w:r><w:t>Pie Chart</w:t></w:r></w:p><w:p><w:r><w:t>Pie chart showing market share:</w:t></w:r></w:p><w:p><w:r><w:drawing><wp:inline><wp:extent wp:cx="5486400" wp:cy="3200400"/><wp:effectExtent/><wp:docPr wp:id="671483126" wp:name="Chart 237870"/><graphic xmlns="http://schemas.openxmlformats.org/drawingml/2006/main"><graphicData uri="http://schemas.openxmlformats.org/drawingml/2006/chart"><chart xmlns="http://schemas.openxmlformats.org/drawingml/2006/chart" c:id="rIdChart3"/></graphicData></graphic></wp:inline></w:drawing></w:r></w:p><w:sectPr><w:pgSz w:w="12240" w:h="15840"/><w:pgMar w:top="1440" w:bottom="1440" w:left="1440" w:right="1440" w:header="720" w:footer="720" w:gutter="0"/><w:cols w:space="720"/><w:docGrid w:linePitch="360"/></w:sectPr></w:body></w:document>
 </file>
 
 <file path=word/styles.xml><?xml version="1.0" encoding="utf-8"?>

--- a/spec/examples/generated/chart_gallery.docx
+++ b/spec/examples/generated/chart_gallery.docx
@@ -1,6 +1,115 @@
 
 <file path=word/document.xml><?xml version="1.0" encoding="UTF-8" standalone="yes"?>
-<w:document xmlns:w="http://schemas.openxmlformats.org/wordprocessingml/2006/main" xmlns:wpc="http://schemas.microsoft.com/office/word/2010/wordprocessingCanvas" xmlns:cx="http://schemas.microsoft.com/office/drawing/2014/chartex" xmlns:cx1="http://schemas.microsoft.com/office/drawing/2015/9/8/chartex" xmlns:cx2="http://schemas.microsoft.com/office/drawing/2015/10/21/chartex" xmlns:cx3="http://schemas.microsoft.com/office/drawing/2016/5/9/chartex" xmlns:cx4="http://schemas.microsoft.com/office/drawing/2016/5/10/chartex" xmlns:cx5="http://schemas.microsoft.com/office/drawing/2016/5/11/chartex" xmlns:cx6="http://schemas.microsoft.com/office/drawing/2016/5/12/chartex" xmlns:cx7="http://schemas.microsoft.com/office/drawing/2016/5/13/chartex" xmlns:cx8="http://schemas.microsoft.com/office/drawing/2016/5/14/chartex" xmlns:mc="http://schemas.openxmlformats.org/markup-compatibility/2006" xmlns:aink="http://schemas.microsoft.com/office/drawing/2016/ink" xmlns:am3d="http://schemas.microsoft.com/office/drawing/2017/model3d" xmlns:o="urn:schemas-microsoft-com:office:office" xmlns:oel="http://schemas.microsoft.com/office/2019/extlst" xmlns:r="http://schemas.openxmlformats.org/officeDocument/2006/relationships" xmlns:m="http://schemas.openxmlformats.org/officeDocument/2006/math" xmlns:v="urn:schemas-microsoft-com:vml" xmlns:wp14="http://schemas.microsoft.com/office/word/2010/wordprocessingDrawing" xmlns:wp="http://schemas.openxmlformats.org/drawingml/2006/wordprocessingDrawing" xmlns:w10="urn:schemas-microsoft-com:office:word" xmlns:w14="http://schemas.microsoft.com/office/word/2010/wordml" xmlns:w15="http://schemas.microsoft.com/office/word/2012/wordml" xmlns:w16cex="http://schemas.microsoft.com/office/word/2018/wordml/cex" xmlns:w16cid="http://schemas.microsoft.com/office/word/2016/wordml/cid" xmlns:w16="http://schemas.microsoft.com/office/word/2018/wordml" xmlns:w16du="http://schemas.microsoft.com/office/word/2023/wordml/word16du" xmlns:w16sdtdh="http://schemas.microsoft.com/office/word/2020/wordml/sdtdatahash" xmlns:w16sdtfl="http://schemas.microsoft.com/office/word/2024/wordml/sdtformatlock" xmlns:w16se="http://schemas.microsoft.com/office/word/2015/wordml/symex" xmlns:wpg="http://schemas.microsoft.com/office/word/2010/wordprocessingGroup" xmlns:wpi="http://schemas.microsoft.com/office/word/2010/wordprocessingInk" xmlns:wne="http://schemas.microsoft.com/office/word/2006/wordml" xmlns:wps="http://schemas.microsoft.com/office/word/2010/wordprocessingShape" mc:Ignorable="w14"><w:body><w:p><w:pPr><w:pStyle w:val="Heading1"/></w:pPr><w:r><w:t>Chart Gallery</w:t></w:r></w:p><w:p><w:r><w:t>This document showcases all chart types.</w:t></w:r></w:p><w:p><w:pPr><w:pStyle w:val="Heading2"/></w:pPr><w:r><w:t>bar Chart</w:t></w:r></w:p><w:p><w:r><w:t>Clustered bar chart showing sales by region:</w:t></w:r></w:p><w:p><w:r><w:drawing><wp:inline><wp:extent wp:cx="5486400" wp:cy="3200400"/><wp:effectExtent/><wp:docPr wp:id="395433154" wp:name="Chart 881863"/><graphic xmlns="http://schemas.openxmlformats.org/drawingml/2006/main"><graphicData uri="http://schemas.openxmlformats.org/drawingml/2006/chart"><chart xmlns="http://schemas.openxmlformats.org/drawingml/2006/chart" c:id="rIdChart1"/></graphicData></graphic></wp:inline></w:drawing></w:r></w:p><w:p><w:pPr><w:pStyle w:val="Heading2"/></w:pPr><w:r><w:t>Line Chart</w:t></w:r></w:p><w:p><w:r><w:t>Line chart showing monthly trend:</w:t></w:r></w:p><w:p><w:r><w:drawing><wp:inline><wp:extent wp:cx="5486400" wp:cy="3200400"/><wp:effectExtent/><wp:docPr wp:id="929273950" wp:name="Chart 507044"/><graphic xmlns="http://schemas.openxmlformats.org/drawingml/2006/main"><graphicData uri="http://schemas.openxmlformats.org/drawingml/2006/chart"><chart xmlns="http://schemas.openxmlformats.org/drawingml/2006/chart" c:id="rIdChart2"/></graphicData></graphic></wp:inline></w:drawing></w:r></w:p><w:p><w:pPr><w:pStyle w:val="Heading2"/></w:pPr><w:r><w:t>Pie Chart</w:t></w:r></w:p><w:p><w:r><w:t>Pie chart showing market share:</w:t></w:r></w:p><w:p><w:r><w:drawing><wp:inline><wp:extent wp:cx="5486400" wp:cy="3200400"/><wp:effectExtent/><wp:docPr wp:id="671483126" wp:name="Chart 237870"/><graphic xmlns="http://schemas.openxmlformats.org/drawingml/2006/main"><graphicData uri="http://schemas.openxmlformats.org/drawingml/2006/chart"><chart xmlns="http://schemas.openxmlformats.org/drawingml/2006/chart" c:id="rIdChart3"/></graphicData></graphic></wp:inline></w:drawing></w:r></w:p><w:sectPr><w:pgSz w:w="12240" w:h="15840"/><w:pgMar w:top="1440" w:bottom="1440" w:left="1440" w:right="1440" w:header="720" w:footer="720" w:gutter="0"/><w:cols w:space="720"/><w:docGrid w:linePitch="360"/></w:sectPr></w:body></w:document>
+<w:document xmlns:w="http://schemas.openxmlformats.org/wordprocessingml/2006/main" xmlns:wpc="http://schemas.microsoft.com/office/word/2010/wordprocessingCanvas" xmlns:cx="http://schemas.microsoft.com/office/drawing/2014/chartex" xmlns:cx1="http://schemas.microsoft.com/office/drawing/2015/9/8/chartex" xmlns:cx2="http://schemas.microsoft.com/office/drawing/2015/10/21/chartex" xmlns:cx3="http://schemas.microsoft.com/office/drawing/2016/5/9/chartex" xmlns:cx4="http://schemas.microsoft.com/office/drawing/2016/5/10/chartex" xmlns:cx5="http://schemas.microsoft.com/office/drawing/2016/5/11/chartex" xmlns:cx6="http://schemas.microsoft.com/office/drawing/2016/5/12/chartex" xmlns:cx7="http://schemas.microsoft.com/office/drawing/2016/5/13/chartex" xmlns:cx8="http://schemas.microsoft.com/office/drawing/2016/5/14/chartex" xmlns:mc="http://schemas.openxmlformats.org/markup-compatibility/2006" xmlns:aink="http://schemas.microsoft.com/office/drawing/2016/ink" xmlns:am3d="http://schemas.microsoft.com/office/drawing/2017/model3d" xmlns:o="urn:schemas-microsoft-com:office:office" xmlns:oel="http://schemas.microsoft.com/office/2019/extlst" xmlns:r="http://schemas.openxmlformats.org/officeDocument/2006/relationships" xmlns:m="http://schemas.openxmlformats.org/officeDocument/2006/math" xmlns:v="urn:schemas-microsoft-com:vml" xmlns:wp14="http://schemas.microsoft.com/office/word/2010/wordprocessingDrawing" xmlns:wp="http://schemas.openxmlformats.org/drawingml/2006/wordprocessingDrawing" xmlns:w10="urn:schemas-microsoft-com:office:word" xmlns:w14="http://schemas.microsoft.com/office/word/2010/wordml" xmlns:w15="http://schemas.microsoft.com/office/word/2012/wordml" xmlns:w16cex="http://schemas.microsoft.com/office/word/2018/wordml/cex" xmlns:w16cid="http://schemas.microsoft.com/office/word/2016/wordml/cid" xmlns:w16="http://schemas.microsoft.com/office/word/2018/wordml" xmlns:w16du="http://schemas.microsoft.com/office/word/2023/wordml/word16du" xmlns:w16sdtdh="http://schemas.microsoft.com/office/word/2020/wordml/sdtdatahash" xmlns:w16sdtfl="http://schemas.microsoft.com/office/word/2024/wordml/sdtformatlock" xmlns:w16se="http://schemas.microsoft.com/office/word/2015/wordml/symex" xmlns:wpg="http://schemas.microsoft.com/office/word/2010/wordprocessingGroup" xmlns:wpi="http://schemas.microsoft.com/office/word/2010/wordprocessingInk" xmlns:wne="http://schemas.microsoft.com/office/word/2006/wordml" xmlns:wps="http://schemas.microsoft.com/office/word/2010/wordprocessingShape" mc:Ignorable="w14">
+  <w:body>
+    <w:p>
+      <w:pPr>
+        <w:pStyle w:val="Heading1"/>
+      </w:pPr>
+      <w:r>
+        <w:t>Chart Gallery</w:t>
+      </w:r>
+    </w:p>
+    <w:p>
+      <w:r>
+        <w:t>This document showcases all chart types.</w:t>
+      </w:r>
+    </w:p>
+    <w:p>
+      <w:pPr>
+        <w:pStyle w:val="Heading2"/>
+      </w:pPr>
+      <w:r>
+        <w:t>bar Chart</w:t>
+      </w:r>
+    </w:p>
+    <w:p>
+      <w:r>
+        <w:t>Clustered bar chart showing sales by region:</w:t>
+      </w:r>
+    </w:p>
+    <w:p>
+      <w:r>
+        <w:drawing>
+          <wp:inline>
+            <wp:extent wp:cx="5486400" wp:cy="3200400"/>
+            <wp:effectExtent/>
+            <wp:docPr wp:id="378148058" wp:name="Chart 938409"/>
+            <graphic xmlns="http://schemas.openxmlformats.org/drawingml/2006/main">
+              <graphicData uri="http://schemas.openxmlformats.org/drawingml/2006/chart">
+                <chart xmlns="http://schemas.openxmlformats.org/drawingml/2006/chart" c:id="rIdChart1"/>
+              </graphicData>
+            </graphic>
+          </wp:inline>
+        </w:drawing>
+      </w:r>
+    </w:p>
+    <w:p>
+      <w:pPr>
+        <w:pStyle w:val="Heading2"/>
+      </w:pPr>
+      <w:r>
+        <w:t>Line Chart</w:t>
+      </w:r>
+    </w:p>
+    <w:p>
+      <w:r>
+        <w:t>Line chart showing monthly trend:</w:t>
+      </w:r>
+    </w:p>
+    <w:p>
+      <w:r>
+        <w:drawing>
+          <wp:inline>
+            <wp:extent wp:cx="5486400" wp:cy="3200400"/>
+            <wp:effectExtent/>
+            <wp:docPr wp:id="844910938" wp:name="Chart 577178"/>
+            <graphic xmlns="http://schemas.openxmlformats.org/drawingml/2006/main">
+              <graphicData uri="http://schemas.openxmlformats.org/drawingml/2006/chart">
+                <chart xmlns="http://schemas.openxmlformats.org/drawingml/2006/chart" c:id="rIdChart2"/>
+              </graphicData>
+            </graphic>
+          </wp:inline>
+        </w:drawing>
+      </w:r>
+    </w:p>
+    <w:p>
+      <w:pPr>
+        <w:pStyle w:val="Heading2"/>
+      </w:pPr>
+      <w:r>
+        <w:t>Pie Chart</w:t>
+      </w:r>
+    </w:p>
+    <w:p>
+      <w:r>
+        <w:t>Pie chart showing market share:</w:t>
+      </w:r>
+    </w:p>
+    <w:p>
+      <w:r>
+        <w:drawing>
+          <wp:inline>
+            <wp:extent wp:cx="5486400" wp:cy="3200400"/>
+            <wp:effectExtent/>
+            <wp:docPr wp:id="197477117" wp:name="Chart 739006"/>
+            <graphic xmlns="http://schemas.openxmlformats.org/drawingml/2006/main">
+              <graphicData uri="http://schemas.openxmlformats.org/drawingml/2006/chart">
+                <chart xmlns="http://schemas.openxmlformats.org/drawingml/2006/chart" c:id="rIdChart3"/>
+              </graphicData>
+            </graphic>
+          </wp:inline>
+        </w:drawing>
+      </w:r>
+    </w:p>
+    <w:sectPr>
+      <w:pgSz w:w="12240" w:h="15840"/>
+      <w:pgMar w:top="1440" w:bottom="1440" w:left="1440" w:right="1440" w:header="720" w:footer="720" w:gutter="0"/>
+      <w:cols w:space="720"/>
+      <w:docGrid w:linePitch="360"/>
+    </w:sectPr>
+  </w:body>
+</w:document>
 </file>
 
 <file path=word/styles.xml><?xml version="1.0" encoding="utf-8"?>

--- a/spec/examples/generated/chart_gallery.docx
+++ b/spec/examples/generated/chart_gallery.docx
@@ -34,7 +34,7 @@
           <wp:inline>
             <wp:extent wp:cx="5486400" wp:cy="3200400"/>
             <wp:effectExtent/>
-            <wp:docPr wp:id="378148058" wp:name="Chart 938409"/>
+            <wp:docPr wp:id="347343784" wp:name="Chart bar"/>
             <graphic xmlns="http://schemas.openxmlformats.org/drawingml/2006/main">
               <graphicData uri="http://schemas.openxmlformats.org/drawingml/2006/chart">
                 <chart xmlns="http://schemas.openxmlformats.org/drawingml/2006/chart" c:id="rIdChart1"/>
@@ -63,7 +63,7 @@
           <wp:inline>
             <wp:extent wp:cx="5486400" wp:cy="3200400"/>
             <wp:effectExtent/>
-            <wp:docPr wp:id="844910938" wp:name="Chart 577178"/>
+            <wp:docPr wp:id="263562126" wp:name="Chart line"/>
             <graphic xmlns="http://schemas.openxmlformats.org/drawingml/2006/main">
               <graphicData uri="http://schemas.openxmlformats.org/drawingml/2006/chart">
                 <chart xmlns="http://schemas.openxmlformats.org/drawingml/2006/chart" c:id="rIdChart2"/>
@@ -92,7 +92,7 @@
           <wp:inline>
             <wp:extent wp:cx="5486400" wp:cy="3200400"/>
             <wp:effectExtent/>
-            <wp:docPr wp:id="197477117" wp:name="Chart 739006"/>
+            <wp:docPr wp:id="139163851" wp:name="Chart pie"/>
             <graphic xmlns="http://schemas.openxmlformats.org/drawingml/2006/main">
               <graphicData uri="http://schemas.openxmlformats.org/drawingml/2006/chart">
                 <chart xmlns="http://schemas.openxmlformats.org/drawingml/2006/chart" c:id="rIdChart3"/>

--- a/spec/examples/generated/chart_gallery.docx
+++ b/spec/examples/generated/chart_gallery.docx
@@ -1,6 +1,6 @@
 
 <file path=word/document.xml><?xml version="1.0" encoding="UTF-8" standalone="yes"?>
-<w:document xmlns:w="http://schemas.openxmlformats.org/wordprocessingml/2006/main" xmlns:wpc="http://schemas.microsoft.com/office/word/2010/wordprocessingCanvas" xmlns:cx="http://schemas.microsoft.com/office/drawing/2014/chartex" xmlns:cx1="http://schemas.microsoft.com/office/drawing/2015/9/8/chartex" xmlns:cx2="http://schemas.microsoft.com/office/drawing/2015/10/21/chartex" xmlns:cx3="http://schemas.microsoft.com/office/drawing/2016/5/9/chartex" xmlns:cx4="http://schemas.microsoft.com/office/drawing/2016/5/10/chartex" xmlns:cx5="http://schemas.microsoft.com/office/drawing/2016/5/11/chartex" xmlns:cx6="http://schemas.microsoft.com/office/drawing/2016/5/12/chartex" xmlns:cx7="http://schemas.microsoft.com/office/drawing/2016/5/13/chartex" xmlns:cx8="http://schemas.microsoft.com/office/drawing/2016/5/14/chartex" xmlns:mc="http://schemas.openxmlformats.org/markup-compatibility/2006" xmlns:aink="http://schemas.microsoft.com/office/drawing/2016/ink" xmlns:am3d="http://schemas.microsoft.com/office/drawing/2017/model3d" xmlns:o="urn:schemas-microsoft-com:office:office" xmlns:oel="http://schemas.microsoft.com/office/2019/extlst" xmlns:r="http://schemas.openxmlformats.org/officeDocument/2006/relationships" xmlns:m="http://schemas.openxmlformats.org/officeDocument/2006/math" xmlns:v="urn:schemas-microsoft-com:vml" xmlns:wp14="http://schemas.microsoft.com/office/word/2010/wordprocessingDrawing" xmlns:wp="http://schemas.openxmlformats.org/drawingml/2006/wordprocessingDrawing" xmlns:w10="urn:schemas-microsoft-com:office:word" xmlns:w14="http://schemas.microsoft.com/office/word/2010/wordml" xmlns:w15="http://schemas.microsoft.com/office/word/2012/wordml" xmlns:w16cex="http://schemas.microsoft.com/office/word/2018/wordml/cex" xmlns:w16cid="http://schemas.microsoft.com/office/word/2016/wordml/cid" xmlns:w16="http://schemas.microsoft.com/office/word/2018/wordml" xmlns:w16du="http://schemas.microsoft.com/office/word/2023/wordml/word16du" xmlns:w16sdtdh="http://schemas.microsoft.com/office/word/2020/wordml/sdtdatahash" xmlns:w16sdtfl="http://schemas.microsoft.com/office/word/2024/wordml/sdtformatlock" xmlns:w16se="http://schemas.microsoft.com/office/word/2015/wordml/symex" xmlns:wpg="http://schemas.microsoft.com/office/word/2010/wordprocessingGroup" xmlns:wpi="http://schemas.microsoft.com/office/word/2010/wordprocessingInk" xmlns:wne="http://schemas.microsoft.com/office/word/2006/wordml" xmlns:wps="http://schemas.microsoft.com/office/word/2010/wordprocessingShape" mc:Ignorable="w14">
+<w:document xmlns:w="http://schemas.openxmlformats.org/wordprocessingml/2006/main" xmlns:wpc="http://schemas.microsoft.com/office/word/2010/wordprocessingCanvas" xmlns:cx="http://schemas.microsoft.com/office/drawing/2014/chartex" xmlns:cx1="http://schemas.microsoft.com/office/drawing/2015/9/8/chartex" xmlns:cx2="http://schemas.microsoft.com/office/drawing/2015/10/21/chartex" xmlns:cx3="http://schemas.microsoft.com/office/drawing/2016/5/9/chartex" xmlns:cx4="http://schemas.microsoft.com/office/drawing/2016/5/10/chartex" xmlns:cx5="http://schemas.microsoft.com/office/drawing/2016/5/11/chartex" xmlns:cx6="http://schemas.microsoft.com/office/drawing/2016/5/12/chartex" xmlns:cx7="http://schemas.microsoft.com/office/drawing/2016/5/13/chartex" xmlns:cx8="http://schemas.microsoft.com/office/drawing/2016/5/14/chartex" xmlns:mc="http://schemas.openxmlformats.org/markup-compatibility/2006" xmlns:aink="http://schemas.microsoft.com/office/drawing/2016/ink" xmlns:am3d="http://schemas.microsoft.com/office/drawing/2017/model3d" xmlns:o="urn:schemas-microsoft-com:office:office" xmlns:oel="http://schemas.microsoft.com/office/2019/extlst" xmlns:r="http://schemas.openxmlformats.org/officeDocument/2006/relationships" xmlns:m="http://schemas.openxmlformats.org/officeDocument/2006/math" xmlns:v="urn:schemas-microsoft-com:vml" xmlns:wp14="http://schemas.microsoft.com/office/word/2010/wordprocessingDrawing" xmlns:wp="http://schemas.openxmlformats.org/drawingml/2006/wordprocessingDrawing" xmlns:w10="urn:schemas-microsoft-com:office:word" xmlns:w14="http://schemas.microsoft.com/office/word/2010/wordml" xmlns:w15="http://schemas.microsoft.com/office/word/2012/wordml" xmlns:w16cex="http://schemas.microsoft.com/office/word/2018/wordml/cex" xmlns:w16cid="http://schemas.microsoft.com/office/word/2016/wordml/cid" xmlns:w16="http://schemas.microsoft.com/office/word/2018/wordml" xmlns:w16du="http://schemas.microsoft.com/office/word/2023/wordml/word16du" xmlns:w16sdtdh="http://schemas.microsoft.com/office/word/2020/wordml/sdtdatahash" xmlns:w16sdtfl="http://schemas.microsoft.com/office/word/2024/wordml/sdtformatlock" xmlns:w16se="http://schemas.microsoft.com/office/word/2015/wordml/symex" xmlns:wpg="http://schemas.microsoft.com/office/word/2010/wordprocessingGroup" xmlns:wpi="http://schemas.microsoft.com/office/word/2010/wordprocessingInk" xmlns:wne="http://schemas.microsoft.com/office/word/2006/wordml" xmlns:wps="http://schemas.microsoft.com/office/word/2010/wordprocessingShape" mc:Ignorable="w14 w15 w16se w16cid w16 w16cex w16du w16sdtdh w16sdtfl wp14">
   <w:body>
     <w:p>
       <w:pPr>
@@ -113,7 +113,7 @@
 </file>
 
 <file path=word/styles.xml><?xml version="1.0" encoding="utf-8"?>
-<w:styles xmlns:w="http://schemas.openxmlformats.org/wordprocessingml/2006/main" xmlns:mc="http://schemas.openxmlformats.org/markup-compatibility/2006" xmlns:r="http://schemas.openxmlformats.org/officeDocument/2006/relationships" xmlns:w14="http://schemas.microsoft.com/office/word/2010/wordml" xmlns:w15="http://schemas.microsoft.com/office/word/2012/wordml" xmlns:wp14="http://schemas.microsoft.com/office/word/2010/wordprocessingDrawing" xmlns:w16cex="http://schemas.microsoft.com/office/word/2018/wordml/cex" xmlns:w16cid="http://schemas.microsoft.com/office/word/2016/wordml/cid" xmlns:w16="http://schemas.microsoft.com/office/word/2018/wordml" xmlns:w16du="http://schemas.microsoft.com/office/word/2023/wordml/word16du" xmlns:w16sdtdh="http://schemas.microsoft.com/office/word/2020/wordml/sdtdatahash" xmlns:w16sdtfl="http://schemas.microsoft.com/office/word/2024/wordml/sdtformatlock" xmlns:w16se="http://schemas.microsoft.com/office/word/2015/wordml/symex">
+<w:styles xmlns:w="http://schemas.openxmlformats.org/wordprocessingml/2006/main" xmlns:mc="http://schemas.openxmlformats.org/markup-compatibility/2006" xmlns:r="http://schemas.openxmlformats.org/officeDocument/2006/relationships" xmlns:w14="http://schemas.microsoft.com/office/word/2010/wordml" xmlns:w15="http://schemas.microsoft.com/office/word/2012/wordml" xmlns:wp14="http://schemas.microsoft.com/office/word/2010/wordprocessingDrawing" xmlns:w16cex="http://schemas.microsoft.com/office/word/2018/wordml/cex" xmlns:w16cid="http://schemas.microsoft.com/office/word/2016/wordml/cid" xmlns:w16="http://schemas.microsoft.com/office/word/2018/wordml" xmlns:w16du="http://schemas.microsoft.com/office/word/2023/wordml/word16du" xmlns:w16sdtdh="http://schemas.microsoft.com/office/word/2020/wordml/sdtdatahash" xmlns:w16sdtfl="http://schemas.microsoft.com/office/word/2024/wordml/sdtformatlock" xmlns:w16se="http://schemas.microsoft.com/office/word/2015/wordml/symex" mc:Ignorable="w14 w15 w16se w16cid w16 w16cex w16du w16sdtdh w16sdtfl">
   <w:docDefaults>
     <w:rPrDefault>
       <w:rPr>
@@ -515,6 +515,7 @@
   </w:style>
   <w:style w:type="character" w:styleId="DefaultParagraphFont" w:default="1">
     <w:name w:val="Default Paragraph Font"/>
+    <w:semiHidden/>
   </w:style>
   <w:style w:type="paragraph" w:styleId="Heading1">
     <w:name w:val="Heading 1"/>

--- a/spec/examples/generated/chart_gallery.docx
+++ b/spec/examples/generated/chart_gallery.docx
@@ -1,119 +1,10 @@
 
-<file path=word/document.xml><?xml version="1.0" encoding="UTF-8" standalone="yes"?>
-<w:document xmlns:w="http://schemas.openxmlformats.org/wordprocessingml/2006/main" xmlns:wpc="http://schemas.microsoft.com/office/word/2010/wordprocessingCanvas" xmlns:cx="http://schemas.microsoft.com/office/drawing/2014/chartex" xmlns:cx1="http://schemas.microsoft.com/office/drawing/2015/9/8/chartex" xmlns:cx2="http://schemas.microsoft.com/office/drawing/2015/10/21/chartex" xmlns:cx3="http://schemas.microsoft.com/office/drawing/2016/5/9/chartex" xmlns:cx4="http://schemas.microsoft.com/office/drawing/2016/5/10/chartex" xmlns:cx5="http://schemas.microsoft.com/office/drawing/2016/5/11/chartex" xmlns:cx6="http://schemas.microsoft.com/office/drawing/2016/5/12/chartex" xmlns:cx7="http://schemas.microsoft.com/office/drawing/2016/5/13/chartex" xmlns:cx8="http://schemas.microsoft.com/office/drawing/2016/5/14/chartex" xmlns:mc="http://schemas.openxmlformats.org/markup-compatibility/2006" xmlns:aink="http://schemas.microsoft.com/office/drawing/2016/ink" xmlns:am3d="http://schemas.microsoft.com/office/drawing/2017/model3d" xmlns:o="urn:schemas-microsoft-com:office:office" xmlns:oel="http://schemas.microsoft.com/office/2019/extlst" xmlns:r="http://schemas.openxmlformats.org/officeDocument/2006/relationships" xmlns:m="http://schemas.openxmlformats.org/officeDocument/2006/math" xmlns:v="urn:schemas-microsoft-com:vml" xmlns:wp14="http://schemas.microsoft.com/office/word/2010/wordprocessingDrawing" xmlns:wp="http://schemas.openxmlformats.org/drawingml/2006/wordprocessingDrawing" xmlns:w10="urn:schemas-microsoft-com:office:word" xmlns:w14="http://schemas.microsoft.com/office/word/2010/wordml" xmlns:w15="http://schemas.microsoft.com/office/word/2012/wordml" xmlns:w16cex="http://schemas.microsoft.com/office/word/2018/wordml/cex" xmlns:w16cid="http://schemas.microsoft.com/office/word/2016/wordml/cid" xmlns:w16="http://schemas.microsoft.com/office/word/2018/wordml" xmlns:w16du="http://schemas.microsoft.com/office/word/2023/wordml/word16du" xmlns:w16sdtdh="http://schemas.microsoft.com/office/word/2020/wordml/sdtdatahash" xmlns:w16sdtfl="http://schemas.microsoft.com/office/word/2024/wordml/sdtformatlock" xmlns:w16se="http://schemas.microsoft.com/office/word/2015/wordml/symex" xmlns:wpg="http://schemas.microsoft.com/office/word/2010/wordprocessingGroup" xmlns:wpi="http://schemas.microsoft.com/office/word/2010/wordprocessingInk" xmlns:wne="http://schemas.microsoft.com/office/word/2006/wordml" xmlns:wps="http://schemas.microsoft.com/office/word/2010/wordprocessingShape" mc:Ignorable="w14 w15 w16se w16cid w16 w16cex w16du w16sdtdh w16sdtfl wp14">
-  <w:body>
-    <w:p>
-      <w:pPr>
-        <w:pStyle w:val="Heading1"/>
-      </w:pPr>
-      <w:r>
-        <w:t>Chart Gallery</w:t>
-      </w:r>
-    </w:p>
-    <w:p>
-      <w:r>
-        <w:t>This document showcases all chart types.</w:t>
-      </w:r>
-    </w:p>
-    <w:p>
-      <w:pPr>
-        <w:pStyle w:val="Heading2"/>
-      </w:pPr>
-      <w:r>
-        <w:t>bar Chart</w:t>
-      </w:r>
-    </w:p>
-    <w:p>
-      <w:r>
-        <w:t>Clustered bar chart showing sales by region:</w:t>
-      </w:r>
-    </w:p>
-    <w:p>
-      <w:r>
-        <w:drawing>
-          <wp:inline>
-            <wp:extent wp:cx="5486400" wp:cy="3200400"/>
-            <wp:effectExtent/>
-            <wp:docPr wp:id="347343784" wp:name="Chart bar"/>
-            <graphic xmlns="http://schemas.openxmlformats.org/drawingml/2006/main">
-              <graphicData uri="http://schemas.openxmlformats.org/drawingml/2006/chart">
-                <chart xmlns="http://schemas.openxmlformats.org/drawingml/2006/chart" c:id="rIdChart1"/>
-              </graphicData>
-            </graphic>
-          </wp:inline>
-        </w:drawing>
-      </w:r>
-    </w:p>
-    <w:p>
-      <w:pPr>
-        <w:pStyle w:val="Heading2"/>
-      </w:pPr>
-      <w:r>
-        <w:t>Line Chart</w:t>
-      </w:r>
-    </w:p>
-    <w:p>
-      <w:r>
-        <w:t>Line chart showing monthly trend:</w:t>
-      </w:r>
-    </w:p>
-    <w:p>
-      <w:r>
-        <w:drawing>
-          <wp:inline>
-            <wp:extent wp:cx="5486400" wp:cy="3200400"/>
-            <wp:effectExtent/>
-            <wp:docPr wp:id="263562126" wp:name="Chart line"/>
-            <graphic xmlns="http://schemas.openxmlformats.org/drawingml/2006/main">
-              <graphicData uri="http://schemas.openxmlformats.org/drawingml/2006/chart">
-                <chart xmlns="http://schemas.openxmlformats.org/drawingml/2006/chart" c:id="rIdChart2"/>
-              </graphicData>
-            </graphic>
-          </wp:inline>
-        </w:drawing>
-      </w:r>
-    </w:p>
-    <w:p>
-      <w:pPr>
-        <w:pStyle w:val="Heading2"/>
-      </w:pPr>
-      <w:r>
-        <w:t>Pie Chart</w:t>
-      </w:r>
-    </w:p>
-    <w:p>
-      <w:r>
-        <w:t>Pie chart showing market share:</w:t>
-      </w:r>
-    </w:p>
-    <w:p>
-      <w:r>
-        <w:drawing>
-          <wp:inline>
-            <wp:extent wp:cx="5486400" wp:cy="3200400"/>
-            <wp:effectExtent/>
-            <wp:docPr wp:id="139163851" wp:name="Chart pie"/>
-            <graphic xmlns="http://schemas.openxmlformats.org/drawingml/2006/main">
-              <graphicData uri="http://schemas.openxmlformats.org/drawingml/2006/chart">
-                <chart xmlns="http://schemas.openxmlformats.org/drawingml/2006/chart" c:id="rIdChart3"/>
-              </graphicData>
-            </graphic>
-          </wp:inline>
-        </w:drawing>
-      </w:r>
-    </w:p>
-    <w:sectPr>
-      <w:pgSz w:w="12240" w:h="15840"/>
-      <w:pgMar w:top="1440" w:bottom="1440" w:left="1440" w:right="1440" w:header="720" w:footer="720" w:gutter="0"/>
-      <w:cols w:space="720"/>
-      <w:docGrid w:linePitch="360"/>
-    </w:sectPr>
-  </w:body>
-</w:document>
+<file path=word/document.xml><?xml version="1.0" encoding="UTF-8" standalone="yes"?>
+<w:document xmlns:w="http://schemas.openxmlformats.org/wordprocessingml/2006/main" xmlns:wpc="http://schemas.microsoft.com/office/word/2010/wordprocessingCanvas" xmlns:cx="http://schemas.microsoft.com/office/drawing/2014/chartex" xmlns:cx1="http://schemas.microsoft.com/office/drawing/2015/9/8/chartex" xmlns:cx2="http://schemas.microsoft.com/office/drawing/2015/10/21/chartex" xmlns:cx3="http://schemas.microsoft.com/office/drawing/2016/5/9/chartex" xmlns:cx4="http://schemas.microsoft.com/office/drawing/2016/5/10/chartex" xmlns:cx5="http://schemas.microsoft.com/office/drawing/2016/5/11/chartex" xmlns:cx6="http://schemas.microsoft.com/office/drawing/2016/5/12/chartex" xmlns:cx7="http://schemas.microsoft.com/office/drawing/2016/5/13/chartex" xmlns:cx8="http://schemas.microsoft.com/office/drawing/2016/5/14/chartex" xmlns:mc="http://schemas.openxmlformats.org/markup-compatibility/2006" xmlns:aink="http://schemas.microsoft.com/office/drawing/2016/ink" xmlns:am3d="http://schemas.microsoft.com/office/drawing/2017/model3d" xmlns:o="urn:schemas-microsoft-com:office:office" xmlns:oel="http://schemas.microsoft.com/office/2019/extlst" xmlns:r="http://schemas.openxmlformats.org/officeDocument/2006/relationships" xmlns:m="http://schemas.openxmlformats.org/officeDocument/2006/math" xmlns:v="urn:schemas-microsoft-com:vml" xmlns:wp14="http://schemas.microsoft.com/office/word/2010/wordprocessingDrawing" xmlns:wp="http://schemas.openxmlformats.org/drawingml/2006/wordprocessingDrawing" xmlns:w10="urn:schemas-microsoft-com:office:word" xmlns:w14="http://schemas.microsoft.com/office/word/2010/wordml" xmlns:w15="http://schemas.microsoft.com/office/word/2012/wordml" xmlns:w16cex="http://schemas.microsoft.com/office/word/2018/wordml/cex" xmlns:w16cid="http://schemas.microsoft.com/office/word/2016/wordml/cid" xmlns:w16="http://schemas.microsoft.com/office/word/2018/wordml" xmlns:w16du="http://schemas.microsoft.com/office/word/2023/wordml/word16du" xmlns:w16sdtdh="http://schemas.microsoft.com/office/word/2020/wordml/sdtdatahash" xmlns:w16sdtfl="http://schemas.microsoft.com/office/word/2024/wordml/sdtformatlock" xmlns:w16se="http://schemas.microsoft.com/office/word/2015/wordml/symex" xmlns:wpg="http://schemas.microsoft.com/office/word/2010/wordprocessingGroup" xmlns:wpi="http://schemas.microsoft.com/office/word/2010/wordprocessingInk" xmlns:wne="http://schemas.microsoft.com/office/word/2006/wordml" xmlns:wps="http://schemas.microsoft.com/office/word/2010/wordprocessingShape" mc:Ignorable="w14 w15 w16 w16cex w16cid w16du w16sdtdh w16sdtfl w16se wp14"><w:body><w:p><w:pPr><w:pStyle w:val="Heading1"/></w:pPr><w:r><w:t>Chart Gallery</w:t></w:r></w:p><w:p><w:r><w:t>This document showcases all chart types.</w:t></w:r></w:p><w:p><w:pPr><w:pStyle w:val="Heading2"/></w:pPr><w:r><w:t>bar Chart</w:t></w:r></w:p><w:p><w:r><w:t>Clustered bar chart showing sales by region:</w:t></w:r></w:p><w:p><w:r><w:drawing><wp:inline><wp:extent wp:cx="5486400" wp:cy="3200400"/><wp:effectExtent/><wp:docPr wp:id="347343784" wp:name="Chart bar"/><graphic xmlns="http://schemas.openxmlformats.org/drawingml/2006/main"><graphicData uri="http://schemas.openxmlformats.org/drawingml/2006/chart"><chart xmlns="http://schemas.openxmlformats.org/drawingml/2006/chart" c:id="rIdChart1"/></graphicData></graphic></wp:inline></w:drawing></w:r></w:p><w:p><w:pPr><w:pStyle w:val="Heading2"/></w:pPr><w:r><w:t>Line Chart</w:t></w:r></w:p><w:p><w:r><w:t>Line chart showing monthly trend:</w:t></w:r></w:p><w:p><w:r><w:drawing><wp:inline><wp:extent wp:cx="5486400" wp:cy="3200400"/><wp:effectExtent/><wp:docPr wp:id="263562126" wp:name="Chart line"/><graphic xmlns="http://schemas.openxmlformats.org/drawingml/2006/main"><graphicData uri="http://schemas.openxmlformats.org/drawingml/2006/chart"><chart xmlns="http://schemas.openxmlformats.org/drawingml/2006/chart" c:id="rIdChart2"/></graphicData></graphic></wp:inline></w:drawing></w:r></w:p><w:p><w:pPr><w:pStyle w:val="Heading2"/></w:pPr><w:r><w:t>Pie Chart</w:t></w:r></w:p><w:p><w:r><w:t>Pie chart showing market share:</w:t></w:r></w:p><w:p><w:r><w:drawing><wp:inline><wp:extent wp:cx="5486400" wp:cy="3200400"/><wp:effectExtent/><wp:docPr wp:id="139163851" wp:name="Chart pie"/><graphic xmlns="http://schemas.openxmlformats.org/drawingml/2006/main"><graphicData uri="http://schemas.openxmlformats.org/drawingml/2006/chart"><chart xmlns="http://schemas.openxmlformats.org/drawingml/2006/chart" c:id="rIdChart3"/></graphicData></graphic></wp:inline></w:drawing></w:r></w:p><w:sectPr><w:pgSz w:w="12240" w:h="15840"/><w:pgMar w:top="1440" w:bottom="1440" w:left="1440" w:right="1440" w:header="720" w:footer="720" w:gutter="0"/><w:cols w:space="720"/><w:docGrid w:linePitch="360"/></w:sectPr></w:body></w:document>
 </file>
 
 <file path=word/styles.xml><?xml version="1.0" encoding="utf-8"?>
-<w:styles xmlns:w="http://schemas.openxmlformats.org/wordprocessingml/2006/main" xmlns:mc="http://schemas.openxmlformats.org/markup-compatibility/2006" xmlns:r="http://schemas.openxmlformats.org/officeDocument/2006/relationships" xmlns:w14="http://schemas.microsoft.com/office/word/2010/wordml" xmlns:w15="http://schemas.microsoft.com/office/word/2012/wordml" xmlns:wp14="http://schemas.microsoft.com/office/word/2010/wordprocessingDrawing" xmlns:w16cex="http://schemas.microsoft.com/office/word/2018/wordml/cex" xmlns:w16cid="http://schemas.microsoft.com/office/word/2016/wordml/cid" xmlns:w16="http://schemas.microsoft.com/office/word/2018/wordml" xmlns:w16du="http://schemas.microsoft.com/office/word/2023/wordml/word16du" xmlns:w16sdtdh="http://schemas.microsoft.com/office/word/2020/wordml/sdtdatahash" xmlns:w16sdtfl="http://schemas.microsoft.com/office/word/2024/wordml/sdtformatlock" xmlns:w16se="http://schemas.microsoft.com/office/word/2015/wordml/symex" mc:Ignorable="w14 w15 w16se w16cid w16 w16cex w16du w16sdtdh w16sdtfl">
+<w:styles xmlns:w="http://schemas.openxmlformats.org/wordprocessingml/2006/main" xmlns:mc="http://schemas.openxmlformats.org/markup-compatibility/2006" xmlns:r="http://schemas.openxmlformats.org/officeDocument/2006/relationships" xmlns:w14="http://schemas.microsoft.com/office/word/2010/wordml" xmlns:w15="http://schemas.microsoft.com/office/word/2012/wordml" xmlns:wp14="http://schemas.microsoft.com/office/word/2010/wordprocessingDrawing" xmlns:w16cex="http://schemas.microsoft.com/office/word/2018/wordml/cex" xmlns:w16cid="http://schemas.microsoft.com/office/word/2016/wordml/cid" xmlns:w16="http://schemas.microsoft.com/office/word/2018/wordml" xmlns:w16du="http://schemas.microsoft.com/office/word/2023/wordml/word16du" xmlns:w16sdtdh="http://schemas.microsoft.com/office/word/2020/wordml/sdtdatahash" xmlns:w16sdtfl="http://schemas.microsoft.com/office/word/2024/wordml/sdtformatlock" xmlns:w16se="http://schemas.microsoft.com/office/word/2015/wordml/symex" mc:Ignorable="w14 w15 w16 w16cex w16cid w16du w16sdtdh w16sdtfl w16se">
   <w:docDefaults>
     <w:rPrDefault>
       <w:rPr>

--- a/spec/examples/generated/chart_gallery.docx
+++ b/spec/examples/generated/chart_gallery.docx
@@ -1,5 +1,6 @@
 
-<file path=word/document.xml><?xml version="1.0" encoding="UTF-8" standalone="yes"?>
+<file path=word/document.xml><?xml version="1.0" encoding="UTF-8" standalone="yes"?>
+
 <w:document xmlns:w="http://schemas.openxmlformats.org/wordprocessingml/2006/main" xmlns:wpc="http://schemas.microsoft.com/office/word/2010/wordprocessingCanvas" xmlns:cx="http://schemas.microsoft.com/office/drawing/2014/chartex" xmlns:cx1="http://schemas.microsoft.com/office/drawing/2015/9/8/chartex" xmlns:cx2="http://schemas.microsoft.com/office/drawing/2015/10/21/chartex" xmlns:cx3="http://schemas.microsoft.com/office/drawing/2016/5/9/chartex" xmlns:cx4="http://schemas.microsoft.com/office/drawing/2016/5/10/chartex" xmlns:cx5="http://schemas.microsoft.com/office/drawing/2016/5/11/chartex" xmlns:cx6="http://schemas.microsoft.com/office/drawing/2016/5/12/chartex" xmlns:cx7="http://schemas.microsoft.com/office/drawing/2016/5/13/chartex" xmlns:cx8="http://schemas.microsoft.com/office/drawing/2016/5/14/chartex" xmlns:mc="http://schemas.openxmlformats.org/markup-compatibility/2006" xmlns:aink="http://schemas.microsoft.com/office/drawing/2016/ink" xmlns:am3d="http://schemas.microsoft.com/office/drawing/2017/model3d" xmlns:o="urn:schemas-microsoft-com:office:office" xmlns:oel="http://schemas.microsoft.com/office/2019/extlst" xmlns:r="http://schemas.openxmlformats.org/officeDocument/2006/relationships" xmlns:m="http://schemas.openxmlformats.org/officeDocument/2006/math" xmlns:v="urn:schemas-microsoft-com:vml" xmlns:wp14="http://schemas.microsoft.com/office/word/2010/wordprocessingDrawing" xmlns:wp="http://schemas.openxmlformats.org/drawingml/2006/wordprocessingDrawing" xmlns:w10="urn:schemas-microsoft-com:office:word" xmlns:w14="http://schemas.microsoft.com/office/word/2010/wordml" xmlns:w15="http://schemas.microsoft.com/office/word/2012/wordml" xmlns:w16cex="http://schemas.microsoft.com/office/word/2018/wordml/cex" xmlns:w16cid="http://schemas.microsoft.com/office/word/2016/wordml/cid" xmlns:w16="http://schemas.microsoft.com/office/word/2018/wordml" xmlns:w16du="http://schemas.microsoft.com/office/word/2023/wordml/word16du" xmlns:w16sdtdh="http://schemas.microsoft.com/office/word/2020/wordml/sdtdatahash" xmlns:w16sdtfl="http://schemas.microsoft.com/office/word/2024/wordml/sdtformatlock" xmlns:w16se="http://schemas.microsoft.com/office/word/2015/wordml/symex" xmlns:wpg="http://schemas.microsoft.com/office/word/2010/wordprocessingGroup" xmlns:wpi="http://schemas.microsoft.com/office/word/2010/wordprocessingInk" xmlns:wne="http://schemas.microsoft.com/office/word/2006/wordml" xmlns:wps="http://schemas.microsoft.com/office/word/2010/wordprocessingShape" mc:Ignorable="w14 w15 w16 w16cex w16cid w16du w16sdtdh w16sdtfl w16se wp14"><w:body><w:p><w:pPr><w:pStyle w:val="Heading1"/></w:pPr><w:r><w:t>Chart Gallery</w:t></w:r></w:p><w:p><w:r><w:t>This document showcases all chart types.</w:t></w:r></w:p><w:p><w:pPr><w:pStyle w:val="Heading2"/></w:pPr><w:r><w:t>bar Chart</w:t></w:r></w:p><w:p><w:r><w:t>Clustered bar chart showing sales by region:</w:t></w:r></w:p><w:p><w:r><w:drawing><wp:inline><wp:extent wp:cx="5486400" wp:cy="3200400"/><wp:effectExtent/><wp:docPr wp:id="347343784" wp:name="Chart bar"/><graphic xmlns="http://schemas.openxmlformats.org/drawingml/2006/main"><graphicData uri="http://schemas.openxmlformats.org/drawingml/2006/chart"><chart xmlns="http://schemas.openxmlformats.org/drawingml/2006/chart" c:id="rIdChart1"/></graphicData></graphic></wp:inline></w:drawing></w:r></w:p><w:p><w:pPr><w:pStyle w:val="Heading2"/></w:pPr><w:r><w:t>Line Chart</w:t></w:r></w:p><w:p><w:r><w:t>Line chart showing monthly trend:</w:t></w:r></w:p><w:p><w:r><w:drawing><wp:inline><wp:extent wp:cx="5486400" wp:cy="3200400"/><wp:effectExtent/><wp:docPr wp:id="263562126" wp:name="Chart line"/><graphic xmlns="http://schemas.openxmlformats.org/drawingml/2006/main"><graphicData uri="http://schemas.openxmlformats.org/drawingml/2006/chart"><chart xmlns="http://schemas.openxmlformats.org/drawingml/2006/chart" c:id="rIdChart2"/></graphicData></graphic></wp:inline></w:drawing></w:r></w:p><w:p><w:pPr><w:pStyle w:val="Heading2"/></w:pPr><w:r><w:t>Pie Chart</w:t></w:r></w:p><w:p><w:r><w:t>Pie chart showing market share:</w:t></w:r></w:p><w:p><w:r><w:drawing><wp:inline><wp:extent wp:cx="5486400" wp:cy="3200400"/><wp:effectExtent/><wp:docPr wp:id="139163851" wp:name="Chart pie"/><graphic xmlns="http://schemas.openxmlformats.org/drawingml/2006/main"><graphicData uri="http://schemas.openxmlformats.org/drawingml/2006/chart"><chart xmlns="http://schemas.openxmlformats.org/drawingml/2006/chart" c:id="rIdChart3"/></graphicData></graphic></wp:inline></w:drawing></w:r></w:p><w:sectPr><w:pgSz w:w="12240" w:h="15840"/><w:pgMar w:top="1440" w:bottom="1440" w:left="1440" w:right="1440" w:header="720" w:footer="720" w:gutter="0"/><w:cols w:space="720"/><w:docGrid w:linePitch="360"/></w:sectPr></w:body></w:document>
 </file>
 

--- a/spec/examples/generated/chart_gallery.docx
+++ b/spec/examples/generated/chart_gallery.docx
@@ -1,11 +1,11 @@
 
 <file path=word/document.xml><?xml version="1.0" encoding="UTF-8" standalone="yes"?>
 
-<w:document xmlns:w="http://schemas.openxmlformats.org/wordprocessingml/2006/main" xmlns:wpc="http://schemas.microsoft.com/office/word/2010/wordprocessingCanvas" xmlns:cx="http://schemas.microsoft.com/office/drawing/2014/chartex" xmlns:cx1="http://schemas.microsoft.com/office/drawing/2015/9/8/chartex" xmlns:cx2="http://schemas.microsoft.com/office/drawing/2015/10/21/chartex" xmlns:cx3="http://schemas.microsoft.com/office/drawing/2016/5/9/chartex" xmlns:cx4="http://schemas.microsoft.com/office/drawing/2016/5/10/chartex" xmlns:cx5="http://schemas.microsoft.com/office/drawing/2016/5/11/chartex" xmlns:cx6="http://schemas.microsoft.com/office/drawing/2016/5/12/chartex" xmlns:cx7="http://schemas.microsoft.com/office/drawing/2016/5/13/chartex" xmlns:cx8="http://schemas.microsoft.com/office/drawing/2016/5/14/chartex" xmlns:mc="http://schemas.openxmlformats.org/markup-compatibility/2006" xmlns:aink="http://schemas.microsoft.com/office/drawing/2016/ink" xmlns:am3d="http://schemas.microsoft.com/office/drawing/2017/model3d" xmlns:o="urn:schemas-microsoft-com:office:office" xmlns:oel="http://schemas.microsoft.com/office/2019/extlst" xmlns:r="http://schemas.openxmlformats.org/officeDocument/2006/relationships" xmlns:m="http://schemas.openxmlformats.org/officeDocument/2006/math" xmlns:v="urn:schemas-microsoft-com:vml" xmlns:wp14="http://schemas.microsoft.com/office/word/2010/wordprocessingDrawing" xmlns:wp="http://schemas.openxmlformats.org/drawingml/2006/wordprocessingDrawing" xmlns:w10="urn:schemas-microsoft-com:office:word" xmlns:w14="http://schemas.microsoft.com/office/word/2010/wordml" xmlns:w15="http://schemas.microsoft.com/office/word/2012/wordml" xmlns:w16cex="http://schemas.microsoft.com/office/word/2018/wordml/cex" xmlns:w16cid="http://schemas.microsoft.com/office/word/2016/wordml/cid" xmlns:w16="http://schemas.microsoft.com/office/word/2018/wordml" xmlns:w16du="http://schemas.microsoft.com/office/word/2023/wordml/word16du" xmlns:w16sdtdh="http://schemas.microsoft.com/office/word/2020/wordml/sdtdatahash" xmlns:w16sdtfl="http://schemas.microsoft.com/office/word/2024/wordml/sdtformatlock" xmlns:w16se="http://schemas.microsoft.com/office/word/2015/wordml/symex" xmlns:wpg="http://schemas.microsoft.com/office/word/2010/wordprocessingGroup" xmlns:wpi="http://schemas.microsoft.com/office/word/2010/wordprocessingInk" xmlns:wne="http://schemas.microsoft.com/office/word/2006/wordml" xmlns:wps="http://schemas.microsoft.com/office/word/2010/wordprocessingShape" mc:Ignorable="w14 w15 w16 w16cex w16cid w16du w16sdtdh w16sdtfl w16se wp14"><w:body><w:p><w:pPr><w:pStyle w:val="Heading1"/></w:pPr><w:r><w:t>Chart Gallery</w:t></w:r></w:p><w:p><w:r><w:t>This document showcases all chart types.</w:t></w:r></w:p><w:p><w:pPr><w:pStyle w:val="Heading2"/></w:pPr><w:r><w:t>bar Chart</w:t></w:r></w:p><w:p><w:r><w:t>Clustered bar chart showing sales by region:</w:t></w:r></w:p><w:p><w:r><w:drawing><wp:inline><wp:extent wp:cx="5486400" wp:cy="3200400"/><wp:effectExtent/><wp:docPr wp:id="347343784" wp:name="Chart bar"/><graphic xmlns="http://schemas.openxmlformats.org/drawingml/2006/main"><graphicData uri="http://schemas.openxmlformats.org/drawingml/2006/chart"><chart xmlns="http://schemas.openxmlformats.org/drawingml/2006/chart" c:id="rIdChart1"/></graphicData></graphic></wp:inline></w:drawing></w:r></w:p><w:p><w:pPr><w:pStyle w:val="Heading2"/></w:pPr><w:r><w:t>Line Chart</w:t></w:r></w:p><w:p><w:r><w:t>Line chart showing monthly trend:</w:t></w:r></w:p><w:p><w:r><w:drawing><wp:inline><wp:extent wp:cx="5486400" wp:cy="3200400"/><wp:effectExtent/><wp:docPr wp:id="263562126" wp:name="Chart line"/><graphic xmlns="http://schemas.openxmlformats.org/drawingml/2006/main"><graphicData uri="http://schemas.openxmlformats.org/drawingml/2006/chart"><chart xmlns="http://schemas.openxmlformats.org/drawingml/2006/chart" c:id="rIdChart2"/></graphicData></graphic></wp:inline></w:drawing></w:r></w:p><w:p><w:pPr><w:pStyle w:val="Heading2"/></w:pPr><w:r><w:t>Pie Chart</w:t></w:r></w:p><w:p><w:r><w:t>Pie chart showing market share:</w:t></w:r></w:p><w:p><w:r><w:drawing><wp:inline><wp:extent wp:cx="5486400" wp:cy="3200400"/><wp:effectExtent/><wp:docPr wp:id="139163851" wp:name="Chart pie"/><graphic xmlns="http://schemas.openxmlformats.org/drawingml/2006/main"><graphicData uri="http://schemas.openxmlformats.org/drawingml/2006/chart"><chart xmlns="http://schemas.openxmlformats.org/drawingml/2006/chart" c:id="rIdChart3"/></graphicData></graphic></wp:inline></w:drawing></w:r></w:p><w:sectPr><w:pgSz w:w="12240" w:h="15840"/><w:pgMar w:top="1440" w:bottom="1440" w:left="1440" w:right="1440" w:header="720" w:footer="720" w:gutter="0"/><w:cols w:space="720"/><w:docGrid w:linePitch="360"/></w:sectPr></w:body></w:document>
+<w:document xmlns:aink="http://schemas.microsoft.com/office/drawing/2016/ink" xmlns:am3d="http://schemas.microsoft.com/office/drawing/2017/model3d" xmlns:cx="http://schemas.microsoft.com/office/drawing/2014/chartex" xmlns:cx1="http://schemas.microsoft.com/office/drawing/2015/9/8/chartex" xmlns:cx2="http://schemas.microsoft.com/office/drawing/2015/10/21/chartex" xmlns:cx3="http://schemas.microsoft.com/office/drawing/2016/5/9/chartex" xmlns:cx4="http://schemas.microsoft.com/office/drawing/2016/5/10/chartex" xmlns:cx5="http://schemas.microsoft.com/office/drawing/2016/5/11/chartex" xmlns:cx6="http://schemas.microsoft.com/office/drawing/2016/5/12/chartex" xmlns:cx7="http://schemas.microsoft.com/office/drawing/2016/5/13/chartex" xmlns:cx8="http://schemas.microsoft.com/office/drawing/2016/5/14/chartex" xmlns:m="http://schemas.openxmlformats.org/officeDocument/2006/math" xmlns:mc="http://schemas.openxmlformats.org/markup-compatibility/2006" xmlns:o="urn:schemas-microsoft-com:office:office" xmlns:oel="http://schemas.microsoft.com/office/2019/extlst" xmlns:r="http://schemas.openxmlformats.org/officeDocument/2006/relationships" xmlns:v="urn:schemas-microsoft-com:vml" xmlns:w="http://schemas.openxmlformats.org/wordprocessingml/2006/main" xmlns:w10="urn:schemas-microsoft-com:office:word" xmlns:w14="http://schemas.microsoft.com/office/word/2010/wordml" xmlns:w15="http://schemas.microsoft.com/office/word/2012/wordml" xmlns:w16="http://schemas.microsoft.com/office/word/2018/wordml" xmlns:w16cex="http://schemas.microsoft.com/office/word/2018/wordml/cex" xmlns:w16cid="http://schemas.microsoft.com/office/word/2016/wordml/cid" xmlns:w16du="http://schemas.microsoft.com/office/word/2023/wordml/word16du" xmlns:w16sdtdh="http://schemas.microsoft.com/office/word/2020/wordml/sdtdatahash" xmlns:w16sdtfl="http://schemas.microsoft.com/office/word/2024/wordml/sdtformatlock" xmlns:w16se="http://schemas.microsoft.com/office/word/2015/wordml/symex" xmlns:wne="http://schemas.microsoft.com/office/word/2006/wordml" xmlns:wp="http://schemas.openxmlformats.org/drawingml/2006/wordprocessingDrawing" xmlns:wp14="http://schemas.microsoft.com/office/word/2010/wordprocessingDrawing" xmlns:wpc="http://schemas.microsoft.com/office/word/2010/wordprocessingCanvas" xmlns:wpg="http://schemas.microsoft.com/office/word/2010/wordprocessingGroup" xmlns:wpi="http://schemas.microsoft.com/office/word/2010/wordprocessingInk" xmlns:wps="http://schemas.microsoft.com/office/word/2010/wordprocessingShape" mc:Ignorable="w14 w15 w16 w16cex w16cid w16du w16sdtdh w16sdtfl w16se wp14"><w:body><w:p><w:pPr><w:pStyle w:val="Heading1"/></w:pPr><w:r><w:t>Chart Gallery</w:t></w:r></w:p><w:p><w:r><w:t>This document showcases all chart types.</w:t></w:r></w:p><w:p><w:pPr><w:pStyle w:val="Heading2"/></w:pPr><w:r><w:t>bar Chart</w:t></w:r></w:p><w:p><w:r><w:t>Clustered bar chart showing sales by region:</w:t></w:r></w:p><w:p><w:r><w:drawing><wp:inline><wp:extent wp:cx="5486400" wp:cy="3200400"/><wp:effectExtent/><wp:docPr wp:id="347343784" wp:name="Chart bar"/><graphic xmlns="http://schemas.openxmlformats.org/drawingml/2006/main"><graphicData uri="http://schemas.openxmlformats.org/drawingml/2006/chart"><chart xmlns="http://schemas.openxmlformats.org/drawingml/2006/chart" c:id="rIdChart1"/></graphicData></graphic></wp:inline></w:drawing></w:r></w:p><w:p><w:pPr><w:pStyle w:val="Heading2"/></w:pPr><w:r><w:t>Line Chart</w:t></w:r></w:p><w:p><w:r><w:t>Line chart showing monthly trend:</w:t></w:r></w:p><w:p><w:r><w:drawing><wp:inline><wp:extent wp:cx="5486400" wp:cy="3200400"/><wp:effectExtent/><wp:docPr wp:id="263562126" wp:name="Chart line"/><graphic xmlns="http://schemas.openxmlformats.org/drawingml/2006/main"><graphicData uri="http://schemas.openxmlformats.org/drawingml/2006/chart"><chart xmlns="http://schemas.openxmlformats.org/drawingml/2006/chart" c:id="rIdChart2"/></graphicData></graphic></wp:inline></w:drawing></w:r></w:p><w:p><w:pPr><w:pStyle w:val="Heading2"/></w:pPr><w:r><w:t>Pie Chart</w:t></w:r></w:p><w:p><w:r><w:t>Pie chart showing market share:</w:t></w:r></w:p><w:p><w:r><w:drawing><wp:inline><wp:extent wp:cx="5486400" wp:cy="3200400"/><wp:effectExtent/><wp:docPr wp:id="139163851" wp:name="Chart pie"/><graphic xmlns="http://schemas.openxmlformats.org/drawingml/2006/main"><graphicData uri="http://schemas.openxmlformats.org/drawingml/2006/chart"><chart xmlns="http://schemas.openxmlformats.org/drawingml/2006/chart" c:id="rIdChart3"/></graphicData></graphic></wp:inline></w:drawing></w:r></w:p><w:sectPr><w:pgSz w:w="12240" w:h="15840"/><w:pgMar w:top="1440" w:bottom="1440" w:left="1440" w:right="1440" w:header="720" w:footer="720" w:gutter="0"/><w:cols w:space="720"/><w:docGrid w:linePitch="360"/></w:sectPr></w:body></w:document>
 </file>
 
 <file path=word/styles.xml><?xml version="1.0" encoding="utf-8"?>
-<w:styles xmlns:w="http://schemas.openxmlformats.org/wordprocessingml/2006/main" xmlns:mc="http://schemas.openxmlformats.org/markup-compatibility/2006" xmlns:r="http://schemas.openxmlformats.org/officeDocument/2006/relationships" xmlns:w14="http://schemas.microsoft.com/office/word/2010/wordml" xmlns:w15="http://schemas.microsoft.com/office/word/2012/wordml" xmlns:wp14="http://schemas.microsoft.com/office/word/2010/wordprocessingDrawing" xmlns:w16cex="http://schemas.microsoft.com/office/word/2018/wordml/cex" xmlns:w16cid="http://schemas.microsoft.com/office/word/2016/wordml/cid" xmlns:w16="http://schemas.microsoft.com/office/word/2018/wordml" xmlns:w16du="http://schemas.microsoft.com/office/word/2023/wordml/word16du" xmlns:w16sdtdh="http://schemas.microsoft.com/office/word/2020/wordml/sdtdatahash" xmlns:w16sdtfl="http://schemas.microsoft.com/office/word/2024/wordml/sdtformatlock" xmlns:w16se="http://schemas.microsoft.com/office/word/2015/wordml/symex" mc:Ignorable="w14 w15 w16 w16cex w16cid w16du w16sdtdh w16sdtfl w16se">
+<w:styles xmlns:mc="http://schemas.openxmlformats.org/markup-compatibility/2006" xmlns:r="http://schemas.openxmlformats.org/officeDocument/2006/relationships" xmlns:w="http://schemas.openxmlformats.org/wordprocessingml/2006/main" xmlns:w14="http://schemas.microsoft.com/office/word/2010/wordml" xmlns:w15="http://schemas.microsoft.com/office/word/2012/wordml" xmlns:w16="http://schemas.microsoft.com/office/word/2018/wordml" xmlns:w16cex="http://schemas.microsoft.com/office/word/2018/wordml/cex" xmlns:w16cid="http://schemas.microsoft.com/office/word/2016/wordml/cid" xmlns:w16du="http://schemas.microsoft.com/office/word/2023/wordml/word16du" xmlns:w16sdtdh="http://schemas.microsoft.com/office/word/2020/wordml/sdtdatahash" xmlns:w16sdtfl="http://schemas.microsoft.com/office/word/2024/wordml/sdtformatlock" xmlns:w16se="http://schemas.microsoft.com/office/word/2015/wordml/symex" xmlns:wp14="http://schemas.microsoft.com/office/word/2010/wordprocessingDrawing" mc:Ignorable="w14 w15 w16 w16cex w16cid w16du w16sdtdh w16sdtfl w16se">
   <w:docDefaults>
     <w:rPrDefault>
       <w:rPr>

--- a/spec/examples/generated/chart_gallery.docx
+++ b/spec/examples/generated/chart_gallery.docx
@@ -1,7 +1,7 @@
 
-<file path=word/document.xml><?xml version="1.0" encoding="UTF-8" standalone="yes"?>
-
-<w:document xmlns:aink="http://schemas.microsoft.com/office/drawing/2016/ink" xmlns:am3d="http://schemas.microsoft.com/office/drawing/2017/model3d" xmlns:cx="http://schemas.microsoft.com/office/drawing/2014/chartex" xmlns:cx1="http://schemas.microsoft.com/office/drawing/2015/9/8/chartex" xmlns:cx2="http://schemas.microsoft.com/office/drawing/2015/10/21/chartex" xmlns:cx3="http://schemas.microsoft.com/office/drawing/2016/5/9/chartex" xmlns:cx4="http://schemas.microsoft.com/office/drawing/2016/5/10/chartex" xmlns:cx5="http://schemas.microsoft.com/office/drawing/2016/5/11/chartex" xmlns:cx6="http://schemas.microsoft.com/office/drawing/2016/5/12/chartex" xmlns:cx7="http://schemas.microsoft.com/office/drawing/2016/5/13/chartex" xmlns:cx8="http://schemas.microsoft.com/office/drawing/2016/5/14/chartex" xmlns:m="http://schemas.openxmlformats.org/officeDocument/2006/math" xmlns:mc="http://schemas.openxmlformats.org/markup-compatibility/2006" xmlns:o="urn:schemas-microsoft-com:office:office" xmlns:oel="http://schemas.microsoft.com/office/2019/extlst" xmlns:r="http://schemas.openxmlformats.org/officeDocument/2006/relationships" xmlns:v="urn:schemas-microsoft-com:vml" xmlns:w="http://schemas.openxmlformats.org/wordprocessingml/2006/main" xmlns:w10="urn:schemas-microsoft-com:office:word" xmlns:w14="http://schemas.microsoft.com/office/word/2010/wordml" xmlns:w15="http://schemas.microsoft.com/office/word/2012/wordml" xmlns:w16="http://schemas.microsoft.com/office/word/2018/wordml" xmlns:w16cex="http://schemas.microsoft.com/office/word/2018/wordml/cex" xmlns:w16cid="http://schemas.microsoft.com/office/word/2016/wordml/cid" xmlns:w16du="http://schemas.microsoft.com/office/word/2023/wordml/word16du" xmlns:w16sdtdh="http://schemas.microsoft.com/office/word/2020/wordml/sdtdatahash" xmlns:w16sdtfl="http://schemas.microsoft.com/office/word/2024/wordml/sdtformatlock" xmlns:w16se="http://schemas.microsoft.com/office/word/2015/wordml/symex" xmlns:wne="http://schemas.microsoft.com/office/word/2006/wordml" xmlns:wp="http://schemas.openxmlformats.org/drawingml/2006/wordprocessingDrawing" xmlns:wp14="http://schemas.microsoft.com/office/word/2010/wordprocessingDrawing" xmlns:wpc="http://schemas.microsoft.com/office/word/2010/wordprocessingCanvas" xmlns:wpg="http://schemas.microsoft.com/office/word/2010/wordprocessingGroup" xmlns:wpi="http://schemas.microsoft.com/office/word/2010/wordprocessingInk" xmlns:wps="http://schemas.microsoft.com/office/word/2010/wordprocessingShape" mc:Ignorable="w14 w15 w16 w16cex w16cid w16du w16sdtdh w16sdtfl w16se wp14"><w:body><w:p><w:pPr><w:pStyle w:val="Heading1"/></w:pPr><w:r><w:t>Chart Gallery</w:t></w:r></w:p><w:p><w:r><w:t>This document showcases all chart types.</w:t></w:r></w:p><w:p><w:pPr><w:pStyle w:val="Heading2"/></w:pPr><w:r><w:t>bar Chart</w:t></w:r></w:p><w:p><w:r><w:t>Clustered bar chart showing sales by region:</w:t></w:r></w:p><w:p><w:r><w:drawing><wp:inline><wp:extent wp:cx="5486400" wp:cy="3200400"/><wp:effectExtent/><wp:docPr wp:id="347343784" wp:name="Chart bar"/><graphic xmlns="http://schemas.openxmlformats.org/drawingml/2006/main"><graphicData uri="http://schemas.openxmlformats.org/drawingml/2006/chart"><chart xmlns="http://schemas.openxmlformats.org/drawingml/2006/chart" c:id="rIdChart1"/></graphicData></graphic></wp:inline></w:drawing></w:r></w:p><w:p><w:pPr><w:pStyle w:val="Heading2"/></w:pPr><w:r><w:t>Line Chart</w:t></w:r></w:p><w:p><w:r><w:t>Line chart showing monthly trend:</w:t></w:r></w:p><w:p><w:r><w:drawing><wp:inline><wp:extent wp:cx="5486400" wp:cy="3200400"/><wp:effectExtent/><wp:docPr wp:id="263562126" wp:name="Chart line"/><graphic xmlns="http://schemas.openxmlformats.org/drawingml/2006/main"><graphicData uri="http://schemas.openxmlformats.org/drawingml/2006/chart"><chart xmlns="http://schemas.openxmlformats.org/drawingml/2006/chart" c:id="rIdChart2"/></graphicData></graphic></wp:inline></w:drawing></w:r></w:p><w:p><w:pPr><w:pStyle w:val="Heading2"/></w:pPr><w:r><w:t>Pie Chart</w:t></w:r></w:p><w:p><w:r><w:t>Pie chart showing market share:</w:t></w:r></w:p><w:p><w:r><w:drawing><wp:inline><wp:extent wp:cx="5486400" wp:cy="3200400"/><wp:effectExtent/><wp:docPr wp:id="139163851" wp:name="Chart pie"/><graphic xmlns="http://schemas.openxmlformats.org/drawingml/2006/main"><graphicData uri="http://schemas.openxmlformats.org/drawingml/2006/chart"><chart xmlns="http://schemas.openxmlformats.org/drawingml/2006/chart" c:id="rIdChart3"/></graphicData></graphic></wp:inline></w:drawing></w:r></w:p><w:sectPr><w:pgSz w:w="12240" w:h="15840"/><w:pgMar w:top="1440" w:bottom="1440" w:left="1440" w:right="1440" w:header="720" w:footer="720" w:gutter="0"/><w:cols w:space="720"/><w:docGrid w:linePitch="360"/></w:sectPr></w:body></w:document>
+<file path=word/document.xml><?xml version="1.0" encoding="UTF-8"?>
+<w:document xmlns:aink="http://schemas.microsoft.com/office/drawing/2016/ink" xmlns:am3d="http://schemas.microsoft.com/office/drawing/2017/model3d" xmlns:cx="http://schemas.microsoft.com/office/drawing/2014/chartex" xmlns:cx1="http://schemas.microsoft.com/office/drawing/2015/9/8/chartex" xmlns:cx2="http://schemas.microsoft.com/office/drawing/2015/10/21/chartex" xmlns:cx3="http://schemas.microsoft.com/office/drawing/2016/5/9/chartex" xmlns:cx4="http://schemas.microsoft.com/office/drawing/2016/5/10/chartex" xmlns:cx5="http://schemas.microsoft.com/office/drawing/2016/5/11/chartex" xmlns:cx6="http://schemas.microsoft.com/office/drawing/2016/5/12/chartex" xmlns:cx7="http://schemas.microsoft.com/office/drawing/2016/5/13/chartex" xmlns:cx8="http://schemas.microsoft.com/office/drawing/2016/5/14/chartex" xmlns:m="http://schemas.openxmlformats.org/officeDocument/2006/math" xmlns:mc="http://schemas.openxmlformats.org/markup-compatibility/2006" xmlns:o="urn:schemas-microsoft-com:office:office" xmlns:oel="http://schemas.microsoft.com/office/2019/extlst" xmlns:r="http://schemas.openxmlformats.org/officeDocument/2006/relationships" xmlns:v="urn:schemas-microsoft-com:vml" xmlns:w="http://schemas.openxmlformats.org/wordprocessingml/2006/main" xmlns:w10="urn:schemas-microsoft-com:office:word" xmlns:w14="http://schemas.microsoft.com/office/word/2010/wordml" xmlns:w15="http://schemas.microsoft.com/office/word/2012/wordml" xmlns:w16="http://schemas.microsoft.com/office/word/2018/wordml" xmlns:w16cex="http://schemas.microsoft.com/office/word/2018/wordml/cex" xmlns:w16cid="http://schemas.microsoft.com/office/word/2016/wordml/cid" xmlns:w16du="http://schemas.microsoft.com/office/word/2023/wordml/word16du" xmlns:w16sdtdh="http://schemas.microsoft.com/office/word/2020/wordml/sdtdatahash" xmlns:w16sdtfl="http://schemas.microsoft.com/office/word/2024/wordml/sdtformatlock" xmlns:w16se="http://schemas.microsoft.com/office/word/2015/wordml/symex" xmlns:wne="http://schemas.microsoft.com/office/word/2006/wordml" xmlns:wp="http://schemas.openxmlformats.org/drawingml/2006/wordprocessingDrawing" xmlns:wp14="http://schemas.microsoft.com/office/word/2010/wordprocessingDrawing" xmlns:wpc="http://schemas.microsoft.com/office/word/2010/wordprocessingCanvas" xmlns:wpg="http://schemas.microsoft.com/office/word/2010/wordprocessingGroup" xmlns:wpi="http://schemas.microsoft.com/office/word/2010/wordprocessingInk" xmlns:wps="http://schemas.microsoft.com/office/word/2010/wordprocessingShape" mc:Ignorable="w14 w15 w16 w16cex w16cid w16du w16sdtdh w16sdtfl w16se wp14"><w:body><w:p><w:pPr><w:pStyle w:val="Heading1"/></w:pPr><w:r><w:t>Chart Gallery</w:t></w:r></w:p><w:p><w:r><w:t>This document showcases all chart types.</w:t></w:r></w:p><w:p><w:pPr><w:pStyle w:val="Heading2"/></w:pPr><w:r><w:t>bar Chart</w:t></w:r></w:p><w:p><w:r><w:t>Clustered bar chart showing sales by region:</w:t></w:r></w:p><w:p><w:r><w:drawing><wp:inline><wp:extent cx="5486400" cy="3200400"/><wp:effectExtent/><wp:docPr id="347343784" name="Chart bar"/><graphic xmlns="http://schemas.openxmlformats.org/drawingml/2006/main"><graphicData uri="http://schemas.openxmlformats.org/drawingml/2006/chart"><chart xmlns="http://schemas.openxmlformats.org/drawingml/2006/chart" c:id="rIdChart1"/></graphicData></graphic></wp:inline></w:drawing></w:r></w:p><w:p><w:pPr><w:pStyle w:val="Heading2"/></w:pPr><w:r><w:t>Line Chart</w:t></w:r></w:p><w:p><w:r><w:t>Line chart showing monthly trend:</w:t></w:r></w:p><w:p><w:r><w:drawing><wp:inline><wp:extent cx="5486400" cy="3200400"/><wp:effectExtent/><wp:docPr id="263562126" name="Chart line"/><graphic xmlns="http://schemas.openxmlformats.org/drawingml/2006/main"><graphicData uri="http://schemas.openxmlformats.org/drawingml/2006/chart"><chart xmlns="http://schemas.openxmlformats.org/drawingml/2006/chart" c:id="rIdChart2"/></graphicData></graphic></wp:inline></w:drawing></w:r></w:p><w:p><w:pPr><w:pStyle w:val="Heading2"/></w:pPr><w:r><w:t>Pie Chart</w:t></w:r></w:p><w:p><w:r><w:t>Pie chart showing market share:</w:t></w:r></w:p><w:p><w:r><w:drawing><wp:inline><wp:extent cx="5486400" cy="3200400"/><wp:effectExtent/><wp:docPr id="139163851" name="Chart pie"/><graphic xmlns="http://schemas.openxmlformats.org/drawingml/2006/main"><graphicData uri="http://schemas.openxmlformats.org/drawingml/2006/chart"><chart xmlns="http://schemas.openxmlformats.org/drawingml/2006/chart" c:id="rIdChart3"/></graphicData></graphic></wp:inline></w:drawing></w:r></w:p><w:sectPr><w:pgSz w:w="12240" w:h="15840"/><w:pgMar w:top="1440" w:bottom="1440" w:left="1440" w:right="1440" w:header="720" w:footer="720" w:gutter="0"/><w:cols w:space="720"/><w:docGrid w:linePitch="360"/></w:sectPr></w:body></w:document>
+
 </file>
 
 <file path=word/styles.xml><?xml version="1.0" encoding="utf-8"?>

--- a/spec/examples/generated/chart_gallery.docx
+++ b/spec/examples/generated/chart_gallery.docx
@@ -1,5 +1,5 @@
 
-<file path=word/document.xml><?xml version="1.0" encoding="UTF-8"?>
+<file path=word/document.xml><?xml version="1.0" encoding="UTF-8" standalone="yes"?>
 <w:document xmlns:aink="http://schemas.microsoft.com/office/drawing/2016/ink" xmlns:am3d="http://schemas.microsoft.com/office/drawing/2017/model3d" xmlns:cx="http://schemas.microsoft.com/office/drawing/2014/chartex" xmlns:cx1="http://schemas.microsoft.com/office/drawing/2015/9/8/chartex" xmlns:cx2="http://schemas.microsoft.com/office/drawing/2015/10/21/chartex" xmlns:cx3="http://schemas.microsoft.com/office/drawing/2016/5/9/chartex" xmlns:cx4="http://schemas.microsoft.com/office/drawing/2016/5/10/chartex" xmlns:cx5="http://schemas.microsoft.com/office/drawing/2016/5/11/chartex" xmlns:cx6="http://schemas.microsoft.com/office/drawing/2016/5/12/chartex" xmlns:cx7="http://schemas.microsoft.com/office/drawing/2016/5/13/chartex" xmlns:cx8="http://schemas.microsoft.com/office/drawing/2016/5/14/chartex" xmlns:m="http://schemas.openxmlformats.org/officeDocument/2006/math" xmlns:mc="http://schemas.openxmlformats.org/markup-compatibility/2006" xmlns:o="urn:schemas-microsoft-com:office:office" xmlns:oel="http://schemas.microsoft.com/office/2019/extlst" xmlns:r="http://schemas.openxmlformats.org/officeDocument/2006/relationships" xmlns:v="urn:schemas-microsoft-com:vml" xmlns:w="http://schemas.openxmlformats.org/wordprocessingml/2006/main" xmlns:w10="urn:schemas-microsoft-com:office:word" xmlns:w14="http://schemas.microsoft.com/office/word/2010/wordml" xmlns:w15="http://schemas.microsoft.com/office/word/2012/wordml" xmlns:w16="http://schemas.microsoft.com/office/word/2018/wordml" xmlns:w16cex="http://schemas.microsoft.com/office/word/2018/wordml/cex" xmlns:w16cid="http://schemas.microsoft.com/office/word/2016/wordml/cid" xmlns:w16du="http://schemas.microsoft.com/office/word/2023/wordml/word16du" xmlns:w16sdtdh="http://schemas.microsoft.com/office/word/2020/wordml/sdtdatahash" xmlns:w16sdtfl="http://schemas.microsoft.com/office/word/2024/wordml/sdtformatlock" xmlns:w16se="http://schemas.microsoft.com/office/word/2015/wordml/symex" xmlns:wne="http://schemas.microsoft.com/office/word/2006/wordml" xmlns:wp="http://schemas.openxmlformats.org/drawingml/2006/wordprocessingDrawing" xmlns:wp14="http://schemas.microsoft.com/office/word/2010/wordprocessingDrawing" xmlns:wpc="http://schemas.microsoft.com/office/word/2010/wordprocessingCanvas" xmlns:wpg="http://schemas.microsoft.com/office/word/2010/wordprocessingGroup" xmlns:wpi="http://schemas.microsoft.com/office/word/2010/wordprocessingInk" xmlns:wps="http://schemas.microsoft.com/office/word/2010/wordprocessingShape" mc:Ignorable="w14 w15 w16 w16cex w16cid w16du w16sdtdh w16sdtfl w16se wp14"><w:body><w:p><w:pPr><w:pStyle w:val="Heading1"/></w:pPr><w:r><w:t>Chart Gallery</w:t></w:r></w:p><w:p><w:r><w:t>This document showcases all chart types.</w:t></w:r></w:p><w:p><w:pPr><w:pStyle w:val="Heading2"/></w:pPr><w:r><w:t>bar Chart</w:t></w:r></w:p><w:p><w:r><w:t>Clustered bar chart showing sales by region:</w:t></w:r></w:p><w:p><w:r><w:drawing><wp:inline><wp:extent cx="5486400" cy="3200400"/><wp:effectExtent/><wp:docPr id="347343784" name="Chart bar"/><graphic xmlns="http://schemas.openxmlformats.org/drawingml/2006/main"><graphicData uri="http://schemas.openxmlformats.org/drawingml/2006/chart"><chart xmlns="http://schemas.openxmlformats.org/drawingml/2006/chart" c:id="rIdChart1"/></graphicData></graphic></wp:inline></w:drawing></w:r></w:p><w:p><w:pPr><w:pStyle w:val="Heading2"/></w:pPr><w:r><w:t>Line Chart</w:t></w:r></w:p><w:p><w:r><w:t>Line chart showing monthly trend:</w:t></w:r></w:p><w:p><w:r><w:drawing><wp:inline><wp:extent cx="5486400" cy="3200400"/><wp:effectExtent/><wp:docPr id="263562126" name="Chart line"/><graphic xmlns="http://schemas.openxmlformats.org/drawingml/2006/main"><graphicData uri="http://schemas.openxmlformats.org/drawingml/2006/chart"><chart xmlns="http://schemas.openxmlformats.org/drawingml/2006/chart" c:id="rIdChart2"/></graphicData></graphic></wp:inline></w:drawing></w:r></w:p><w:p><w:pPr><w:pStyle w:val="Heading2"/></w:pPr><w:r><w:t>Pie Chart</w:t></w:r></w:p><w:p><w:r><w:t>Pie chart showing market share:</w:t></w:r></w:p><w:p><w:r><w:drawing><wp:inline><wp:extent cx="5486400" cy="3200400"/><wp:effectExtent/><wp:docPr id="139163851" name="Chart pie"/><graphic xmlns="http://schemas.openxmlformats.org/drawingml/2006/main"><graphicData uri="http://schemas.openxmlformats.org/drawingml/2006/chart"><chart xmlns="http://schemas.openxmlformats.org/drawingml/2006/chart" c:id="rIdChart3"/></graphicData></graphic></wp:inline></w:drawing></w:r></w:p><w:sectPr><w:pgSz w:w="12240" w:h="15840"/><w:pgMar w:top="1440" w:bottom="1440" w:left="1440" w:right="1440" w:header="720" w:footer="720" w:gutter="0"/><w:cols w:space="720"/><w:docGrid w:linePitch="360"/></w:sectPr></w:body></w:document>
 
 </file>
@@ -10,9 +10,9 @@
     <w:rPrDefault>
       <w:rPr>
         <w:rFonts w:asciiTheme="minorHAnsi" w:eastAsiaTheme="minorEastAsia" w:hAnsiTheme="minorHAnsi" w:cstheme="minorBidi"/>
+        <w:kern w:val="2"/>
         <w:sz w:val="24"/>
         <w:szCs w:val="24"/>
-        <w:kern w:val="2"/>
         <w:lang w:val="en-US" w:eastAsia="zh-CN" w:bidi="ar-SA"/>
         <w14:ligatures w14:val="standardContextual"/>
       </w:rPr>
@@ -421,9 +421,9 @@
     </w:pPr>
     <w:rPr>
       <w:rFonts w:ascii="Calibri Light" w:hAnsi="Calibri Light"/>
-      <w:sz w:val="32"/>
       <w:b/>
       <w:color w:val="2E74B5"/>
+      <w:sz w:val="32"/>
     </w:rPr>
   </w:style>
   <w:style w:type="paragraph" w:styleId="Heading2">
@@ -438,9 +438,9 @@
     </w:pPr>
     <w:rPr>
       <w:rFonts w:ascii="Calibri Light" w:hAnsi="Calibri Light"/>
-      <w:sz w:val="26"/>
       <w:b/>
       <w:color w:val="2E74B5"/>
+      <w:sz w:val="26"/>
     </w:rPr>
   </w:style>
   <w:style w:type="paragraph" w:styleId="Heading3">
@@ -455,9 +455,9 @@
     </w:pPr>
     <w:rPr>
       <w:rFonts w:ascii="Calibri" w:hAnsi="Calibri"/>
-      <w:sz w:val="24"/>
       <w:b/>
       <w:color w:val="1F4E79"/>
+      <w:sz w:val="24"/>
     </w:rPr>
   </w:style>
   <w:style w:type="paragraph" w:styleId="Heading4">
@@ -472,9 +472,9 @@
     </w:pPr>
     <w:rPr>
       <w:rFonts w:ascii="Calibri" w:hAnsi="Calibri"/>
-      <w:sz w:val="22"/>
       <w:b/>
       <w:color w:val="2E74B5"/>
+      <w:sz w:val="22"/>
     </w:rPr>
   </w:style>
   <w:style w:type="paragraph" w:styleId="Heading5">
@@ -489,9 +489,9 @@
     </w:pPr>
     <w:rPr>
       <w:rFonts w:ascii="Calibri" w:hAnsi="Calibri"/>
-      <w:sz w:val="20"/>
       <w:b/>
       <w:color w:val="2E74B5"/>
+      <w:sz w:val="20"/>
     </w:rPr>
   </w:style>
   <w:style w:type="paragraph" w:styleId="Heading6">
@@ -506,9 +506,9 @@
     </w:pPr>
     <w:rPr>
       <w:rFonts w:ascii="Calibri" w:hAnsi="Calibri"/>
-      <w:sz w:val="20"/>
       <w:b/>
       <w:color w:val="1F3763"/>
+      <w:sz w:val="20"/>
     </w:rPr>
   </w:style>
   <w:style w:type="paragraph" w:styleId="Heading7">
@@ -523,9 +523,9 @@
     </w:pPr>
     <w:rPr>
       <w:rFonts w:ascii="Calibri" w:hAnsi="Calibri"/>
-      <w:sz w:val="20"/>
       <w:b/>
       <w:color w:val="2E74B5"/>
+      <w:sz w:val="20"/>
     </w:rPr>
   </w:style>
   <w:style w:type="paragraph" w:styleId="Heading8">
@@ -540,9 +540,9 @@
     </w:pPr>
     <w:rPr>
       <w:rFonts w:ascii="Calibri" w:hAnsi="Calibri"/>
-      <w:sz w:val="20"/>
       <w:b/>
       <w:color w:val="2E74B5"/>
+      <w:sz w:val="20"/>
     </w:rPr>
   </w:style>
   <w:style w:type="paragraph" w:styleId="Heading9">
@@ -557,9 +557,9 @@
     </w:pPr>
     <w:rPr>
       <w:rFonts w:ascii="Calibri" w:hAnsi="Calibri"/>
-      <w:sz w:val="20"/>
       <w:b/>
       <w:color w:val="2E74B5"/>
+      <w:sz w:val="20"/>
     </w:rPr>
   </w:style>
   <w:style w:type="character" w:styleId="Emphasis" w:customStyle="1">
@@ -580,13 +580,13 @@
     <w:semiHidden/>
     <w:unhideWhenUsed/>
     <w:tblPr>
+      <w:tblInd w:w="0" w:type="dxa"/>
       <w:tblCellMar>
         <w:top w:w="0" w:type="dxa"/>
         <w:left w:w="108" w:type="dxa"/>
         <w:bottom w:w="0" w:type="dxa"/>
         <w:right w:w="108" w:type="dxa"/>
       </w:tblCellMar>
-      <w:tblInd w:w="0" w:type="dxa"/>
     </w:tblPr>
   </w:style>
   <w:style w:type="numbering" w:styleId="NoList" w:default="1">
@@ -1178,6 +1178,5 @@
   </a:themeElements>
   <a:objectDefaults/>
   <a:extraClrSchemeLst/>
-  <a:extLst/>
 </a:theme>
 </file>
--- a/spec/examples/generated/chart_gallery.docx
+++ b/spec/examples/generated/chart_gallery.docx
@@ -1,6 +1,6 @@
 
 <file path=word/document.xml><?xml version="1.0" encoding="UTF-8" standalone="yes"?>
-<w:document xmlns:aink="http://schemas.microsoft.com/office/drawing/2016/ink" xmlns:am3d="http://schemas.microsoft.com/office/drawing/2017/model3d" xmlns:cx="http://schemas.microsoft.com/office/drawing/2014/chartex" xmlns:cx1="http://schemas.microsoft.com/office/drawing/2015/9/8/chartex" xmlns:cx2="http://schemas.microsoft.com/office/drawing/2015/10/21/chartex" xmlns:cx3="http://schemas.microsoft.com/office/drawing/2016/5/9/chartex" xmlns:cx4="http://schemas.microsoft.com/office/drawing/2016/5/10/chartex" xmlns:cx5="http://schemas.microsoft.com/office/drawing/2016/5/11/chartex" xmlns:cx6="http://schemas.microsoft.com/office/drawing/2016/5/12/chartex" xmlns:cx7="http://schemas.microsoft.com/office/drawing/2016/5/13/chartex" xmlns:cx8="http://schemas.microsoft.com/office/drawing/2016/5/14/chartex" xmlns:m="http://schemas.openxmlformats.org/officeDocument/2006/math" xmlns:mc="http://schemas.openxmlformats.org/markup-compatibility/2006" xmlns:o="urn:schemas-microsoft-com:office:office" xmlns:oel="http://schemas.microsoft.com/office/2019/extlst" xmlns:r="http://schemas.openxmlformats.org/officeDocument/2006/relationships" xmlns:v="urn:schemas-microsoft-com:vml" xmlns:w="http://schemas.openxmlformats.org/wordprocessingml/2006/main" xmlns:w10="urn:schemas-microsoft-com:office:word" xmlns:w14="http://schemas.microsoft.com/office/word/2010/wordml" xmlns:w15="http://schemas.microsoft.com/office/word/2012/wordml" xmlns:w16="http://schemas.microsoft.com/office/word/2018/wordml" xmlns:w16cex="http://schemas.microsoft.com/office/word/2018/wordml/cex" xmlns:w16cid="http://schemas.microsoft.com/office/word/2016/wordml/cid" xmlns:w16du="http://schemas.microsoft.com/office/word/2023/wordml/word16du" xmlns:w16sdtdh="http://schemas.microsoft.com/office/word/2020/wordml/sdtdatahash" xmlns:w16sdtfl="http://schemas.microsoft.com/office/word/2024/wordml/sdtformatlock" xmlns:w16se="http://schemas.microsoft.com/office/word/2015/wordml/symex" xmlns:wne="http://schemas.microsoft.com/office/word/2006/wordml" xmlns:wp="http://schemas.openxmlformats.org/drawingml/2006/wordprocessingDrawing" xmlns:wp14="http://schemas.microsoft.com/office/word/2010/wordprocessingDrawing" xmlns:wpc="http://schemas.microsoft.com/office/word/2010/wordprocessingCanvas" xmlns:wpg="http://schemas.microsoft.com/office/word/2010/wordprocessingGroup" xmlns:wpi="http://schemas.microsoft.com/office/word/2010/wordprocessingInk" xmlns:wps="http://schemas.microsoft.com/office/word/2010/wordprocessingShape" mc:Ignorable="w14 w15 w16 w16cex w16cid w16du w16sdtdh w16sdtfl w16se wp14"><w:body><w:p><w:pPr><w:pStyle w:val="Heading1"/></w:pPr><w:r><w:t>Chart Gallery</w:t></w:r></w:p><w:p><w:r><w:t>This document showcases all chart types.</w:t></w:r></w:p><w:p><w:pPr><w:pStyle w:val="Heading2"/></w:pPr><w:r><w:t>bar Chart</w:t></w:r></w:p><w:p><w:r><w:t>Clustered bar chart showing sales by region:</w:t></w:r></w:p><w:p><w:r><w:drawing><wp:inline><wp:extent cx="5486400" cy="3200400"/><wp:effectExtent/><wp:docPr id="347343784" name="Chart bar"/><graphic xmlns="http://schemas.openxmlformats.org/drawingml/2006/main"><graphicData uri="http://schemas.openxmlformats.org/drawingml/2006/chart"><chart xmlns="http://schemas.openxmlformats.org/drawingml/2006/chart" c:id="rIdChart1"/></graphicData></graphic></wp:inline></w:drawing></w:r></w:p><w:p><w:pPr><w:pStyle w:val="Heading2"/></w:pPr><w:r><w:t>Line Chart</w:t></w:r></w:p><w:p><w:r><w:t>Line chart showing monthly trend:</w:t></w:r></w:p><w:p><w:r><w:drawing><wp:inline><wp:extent cx="5486400" cy="3200400"/><wp:effectExtent/><wp:docPr id="263562126" name="Chart line"/><graphic xmlns="http://schemas.openxmlformats.org/drawingml/2006/main"><graphicData uri="http://schemas.openxmlformats.org/drawingml/2006/chart"><chart xmlns="http://schemas.openxmlformats.org/drawingml/2006/chart" c:id="rIdChart2"/></graphicData></graphic></wp:inline></w:drawing></w:r></w:p><w:p><w:pPr><w:pStyle w:val="Heading2"/></w:pPr><w:r><w:t>Pie Chart</w:t></w:r></w:p><w:p><w:r><w:t>Pie chart showing market share:</w:t></w:r></w:p><w:p><w:r><w:drawing><wp:inline><wp:extent cx="5486400" cy="3200400"/><wp:effectExtent/><wp:docPr id="139163851" name="Chart pie"/><graphic xmlns="http://schemas.openxmlformats.org/drawingml/2006/main"><graphicData uri="http://schemas.openxmlformats.org/drawingml/2006/chart"><chart xmlns="http://schemas.openxmlformats.org/drawingml/2006/chart" c:id="rIdChart3"/></graphicData></graphic></wp:inline></w:drawing></w:r></w:p><w:sectPr><w:pgSz w:w="12240" w:h="15840"/><w:pgMar w:top="1440" w:bottom="1440" w:left="1440" w:right="1440" w:header="720" w:footer="720" w:gutter="0"/><w:cols w:space="720"/><w:docGrid w:linePitch="360"/></w:sectPr></w:body></w:document>
+<w:document xmlns:aink="http://schemas.microsoft.com/office/drawing/2016/ink" xmlns:am3d="http://schemas.microsoft.com/office/drawing/2017/model3d" xmlns:cx="http://schemas.microsoft.com/office/drawing/2014/chartex" xmlns:cx1="http://schemas.microsoft.com/office/drawing/2015/9/8/chartex" xmlns:cx2="http://schemas.microsoft.com/office/drawing/2015/10/21/chartex" xmlns:cx3="http://schemas.microsoft.com/office/drawing/2016/5/9/chartex" xmlns:cx4="http://schemas.microsoft.com/office/drawing/2016/5/10/chartex" xmlns:cx5="http://schemas.microsoft.com/office/drawing/2016/5/11/chartex" xmlns:cx6="http://schemas.microsoft.com/office/drawing/2016/5/12/chartex" xmlns:cx7="http://schemas.microsoft.com/office/drawing/2016/5/13/chartex" xmlns:cx8="http://schemas.microsoft.com/office/drawing/2016/5/14/chartex" xmlns:m="http://schemas.openxmlformats.org/officeDocument/2006/math" xmlns:mc="http://schemas.openxmlformats.org/markup-compatibility/2006" xmlns:o="urn:schemas-microsoft-com:office:office" xmlns:oel="http://schemas.microsoft.com/office/2019/extlst" xmlns:r="http://schemas.openxmlformats.org/officeDocument/2006/relationships" xmlns:v="urn:schemas-microsoft-com:vml" xmlns:w="http://schemas.openxmlformats.org/wordprocessingml/2006/main" xmlns:w10="urn:schemas-microsoft-com:office:word" xmlns:w14="http://schemas.microsoft.com/office/word/2010/wordml" xmlns:w15="http://schemas.microsoft.com/office/word/2012/wordml" xmlns:w16="http://schemas.microsoft.com/office/word/2018/wordml" xmlns:w16cex="http://schemas.microsoft.com/office/word/2018/wordml/cex" xmlns:w16cid="http://schemas.microsoft.com/office/word/2016/wordml/cid" xmlns:w16du="http://schemas.microsoft.com/office/word/2023/wordml/word16du" xmlns:w16sdtdh="http://schemas.microsoft.com/office/word/2020/wordml/sdtdatahash" xmlns:w16sdtfl="http://schemas.microsoft.com/office/word/2024/wordml/sdtformatlock" xmlns:w16se="http://schemas.microsoft.com/office/word/2015/wordml/symex" xmlns:wne="http://schemas.microsoft.com/office/word/2006/wordml" xmlns:wp="http://schemas.openxmlformats.org/drawingml/2006/wordprocessingDrawing" xmlns:wp14="http://schemas.microsoft.com/office/word/2010/wordprocessingDrawing" xmlns:wpc="http://schemas.microsoft.com/office/word/2010/wordprocessingCanvas" xmlns:wpg="http://schemas.microsoft.com/office/word/2010/wordprocessingGroup" xmlns:wpi="http://schemas.microsoft.com/office/word/2010/wordprocessingInk" xmlns:wps="http://schemas.microsoft.com/office/word/2010/wordprocessingShape" mc:Ignorable="w14 w15 w16 w16cex w16cid w16du w16sdtdh w16sdtfl w16se wp14"><w:body><w:p><w:pPr><w:pStyle w:val="Heading1"/></w:pPr><w:r><w:t>Chart Gallery</w:t></w:r></w:p><w:p><w:r><w:t>This document showcases all chart types.</w:t></w:r></w:p><w:p><w:pPr><w:pStyle w:val="Heading2"/></w:pPr><w:r><w:t>bar Chart</w:t></w:r></w:p><w:p><w:r><w:t>Clustered bar chart showing sales by region:</w:t></w:r></w:p><w:p><w:r><w:drawing><wp:inline><wp:extent cx="5486400" cy="3200400"/><wp:effectExtent/><wp:docPr id="811122117" name="Chart bar"/><graphic xmlns="http://schemas.openxmlformats.org/drawingml/2006/main"><graphicData uri="http://schemas.openxmlformats.org/drawingml/2006/chart"><chart xmlns="http://schemas.openxmlformats.org/drawingml/2006/chart" c:id="rId1"/></graphicData></graphic></wp:inline></w:drawing></w:r></w:p><w:p><w:pPr><w:pStyle w:val="Heading2"/></w:pPr><w:r><w:t>Line Chart</w:t></w:r></w:p><w:p><w:r><w:t>Line chart showing monthly trend:</w:t></w:r></w:p><w:p><w:r><w:drawing><wp:inline><wp:extent cx="5486400" cy="3200400"/><wp:effectExtent/><wp:docPr id="105388652" name="Chart line"/><graphic xmlns="http://schemas.openxmlformats.org/drawingml/2006/main"><graphicData uri="http://schemas.openxmlformats.org/drawingml/2006/chart"><chart xmlns="http://schemas.openxmlformats.org/drawingml/2006/chart" c:id="rId2"/></graphicData></graphic></wp:inline></w:drawing></w:r></w:p><w:p><w:pPr><w:pStyle w:val="Heading2"/></w:pPr><w:r><w:t>Pie Chart</w:t></w:r></w:p><w:p><w:r><w:t>Pie chart showing market share:</w:t></w:r></w:p><w:p><w:r><w:drawing><wp:inline><wp:extent cx="5486400" cy="3200400"/><wp:effectExtent/><wp:docPr id="67039690" name="Chart pie"/><graphic xmlns="http://schemas.openxmlformats.org/drawingml/2006/main"><graphicData uri="http://schemas.openxmlformats.org/drawingml/2006/chart"><chart xmlns="http://schemas.openxmlformats.org/drawingml/2006/chart" c:id="rId3"/></graphicData></graphic></wp:inline></w:drawing></w:r></w:p><w:sectPr><w:pgSz w:w="12240" w:h="15840"/><w:pgMar w:top="1440" w:bottom="1440" w:left="1440" w:right="1440" w:header="720" w:footer="720" w:gutter="0"/><w:cols w:space="720"/><w:docGrid w:linePitch="360"/></w:sectPr></w:body></w:document>
 
 </file>
 
@@ -407,7 +407,6 @@
   </w:style>
   <w:style w:type="character" w:styleId="DefaultParagraphFont" w:default="1">
     <w:name w:val="Default Paragraph Font"/>
-    <w:semiHidden/>
   </w:style>
   <w:style w:type="paragraph" w:styleId="Heading1">
     <w:name w:val="Heading 1"/>
